--- a/doc/最新.docx
+++ b/doc/最新.docx
@@ -109,7 +109,6 @@
                 </wp:anchor>
               </w:drawing>
             </w:r>
-            <w:proofErr w:type="gramStart"/>
             <w:r>
               <w:rPr>
                 <w:rFonts w:ascii="黑体" w:eastAsia="黑体" w:hAnsi="黑体" w:cstheme="minorHAnsi" w:hint="eastAsia"/>
@@ -117,17 +116,7 @@
                 <w:sz w:val="36"/>
                 <w:szCs w:val="36"/>
               </w:rPr>
-              <w:t>冯</w:t>
-            </w:r>
-            <w:proofErr w:type="gramEnd"/>
-            <w:r>
-              <w:rPr>
-                <w:rFonts w:ascii="黑体" w:eastAsia="黑体" w:hAnsi="黑体" w:cstheme="minorHAnsi" w:hint="eastAsia"/>
-                <w:bCs/>
-                <w:sz w:val="36"/>
-                <w:szCs w:val="36"/>
-              </w:rPr>
-              <w:t>浩然</w:t>
+              <w:t>冯浩然</w:t>
             </w:r>
             <w:r>
               <w:rPr>
@@ -887,23 +876,31 @@
                 <w:sz w:val="20"/>
                 <w:szCs w:val="20"/>
               </w:rPr>
-              <w:t>参与</w:t>
-            </w:r>
-            <w:r>
-              <w:rPr>
-                <w:rFonts w:ascii="Times New Roman" w:eastAsia="宋体" w:hAnsi="Times New Roman" w:cstheme="minorHAnsi" w:hint="eastAsia"/>
-                <w:sz w:val="20"/>
-                <w:szCs w:val="20"/>
-              </w:rPr>
-              <w:t xml:space="preserve"> TensorFlow MUSA Extension </w:t>
-            </w:r>
-            <w:r>
-              <w:rPr>
-                <w:rFonts w:ascii="Times New Roman" w:eastAsia="宋体" w:hAnsi="Times New Roman" w:cstheme="minorHAnsi" w:hint="eastAsia"/>
-                <w:sz w:val="20"/>
-                <w:szCs w:val="20"/>
-              </w:rPr>
-              <w:t>插件开发，负责</w:t>
+              <w:t xml:space="preserve">TensorFlow MUSA Extension </w:t>
+            </w:r>
+            <w:r>
+              <w:rPr>
+                <w:rFonts w:ascii="Times New Roman" w:eastAsia="宋体" w:hAnsi="Times New Roman" w:cstheme="minorHAnsi" w:hint="eastAsia"/>
+                <w:sz w:val="20"/>
+                <w:szCs w:val="20"/>
+              </w:rPr>
+              <w:t>插件开发</w:t>
+            </w:r>
+            <w:r>
+              <w:rPr>
+                <w:rFonts w:ascii="Times New Roman" w:eastAsia="宋体" w:hAnsi="Times New Roman" w:cstheme="minorHAnsi" w:hint="eastAsia"/>
+                <w:sz w:val="20"/>
+                <w:szCs w:val="20"/>
+              </w:rPr>
+              <w:t xml:space="preserve">|  </w:t>
+            </w:r>
+            <w:r>
+              <w:rPr>
+                <w:rFonts w:ascii="Times New Roman" w:eastAsia="宋体" w:hAnsi="Times New Roman" w:cstheme="minorHAnsi" w:hint="eastAsia"/>
+                <w:sz w:val="20"/>
+                <w:szCs w:val="20"/>
+              </w:rPr>
+              <w:t>负责</w:t>
             </w:r>
             <w:r>
               <w:rPr>
@@ -927,18 +924,48 @@
                 <w:sz w:val="20"/>
                 <w:szCs w:val="20"/>
               </w:rPr>
-              <w:t xml:space="preserve"> </w:t>
-            </w:r>
-            <w:proofErr w:type="spellStart"/>
-            <w:r>
-              <w:rPr>
-                <w:rFonts w:ascii="Times New Roman" w:eastAsia="宋体" w:hAnsi="Times New Roman" w:cstheme="minorHAnsi" w:hint="eastAsia"/>
-                <w:sz w:val="20"/>
-                <w:szCs w:val="20"/>
-              </w:rPr>
-              <w:t>muDNN</w:t>
-            </w:r>
-            <w:proofErr w:type="spellEnd"/>
+              <w:t xml:space="preserve"> muDNN GELU </w:t>
+            </w:r>
+            <w:r>
+              <w:rPr>
+                <w:rFonts w:ascii="Times New Roman" w:eastAsia="宋体" w:hAnsi="Times New Roman" w:cstheme="minorHAnsi" w:hint="eastAsia"/>
+                <w:sz w:val="20"/>
+                <w:szCs w:val="20"/>
+              </w:rPr>
+              <w:t>接入、</w:t>
+            </w:r>
+            <w:r>
+              <w:rPr>
+                <w:rFonts w:ascii="Times New Roman" w:eastAsia="宋体" w:hAnsi="Times New Roman" w:cstheme="minorHAnsi" w:hint="eastAsia"/>
+                <w:sz w:val="20"/>
+                <w:szCs w:val="20"/>
+              </w:rPr>
+              <w:t xml:space="preserve">GELU fusion </w:t>
+            </w:r>
+            <w:r>
+              <w:rPr>
+                <w:rFonts w:ascii="Times New Roman" w:eastAsia="宋体" w:hAnsi="Times New Roman" w:cstheme="minorHAnsi" w:hint="eastAsia"/>
+                <w:sz w:val="20"/>
+                <w:szCs w:val="20"/>
+              </w:rPr>
+              <w:t>链路修复与</w:t>
+            </w:r>
+            <w:r>
+              <w:rPr>
+                <w:rFonts w:ascii="Times New Roman" w:eastAsia="宋体" w:hAnsi="Times New Roman" w:cstheme="minorHAnsi" w:hint="eastAsia"/>
+                <w:sz w:val="20"/>
+                <w:szCs w:val="20"/>
+              </w:rPr>
+              <w:t xml:space="preserve"> benchmark </w:t>
+            </w:r>
+            <w:r>
+              <w:rPr>
+                <w:rFonts w:ascii="Times New Roman" w:eastAsia="宋体" w:hAnsi="Times New Roman" w:cstheme="minorHAnsi" w:hint="eastAsia"/>
+                <w:sz w:val="20"/>
+                <w:szCs w:val="20"/>
+              </w:rPr>
+              <w:t>建设，解决大图场景下部分</w:t>
+            </w:r>
             <w:r>
               <w:rPr>
                 <w:rFonts w:ascii="Times New Roman" w:eastAsia="宋体" w:hAnsi="Times New Roman" w:cstheme="minorHAnsi" w:hint="eastAsia"/>
@@ -953,54 +980,6 @@
                 <w:sz w:val="20"/>
                 <w:szCs w:val="20"/>
               </w:rPr>
-              <w:t>接入、</w:t>
-            </w:r>
-            <w:r>
-              <w:rPr>
-                <w:rFonts w:ascii="Times New Roman" w:eastAsia="宋体" w:hAnsi="Times New Roman" w:cstheme="minorHAnsi" w:hint="eastAsia"/>
-                <w:sz w:val="20"/>
-                <w:szCs w:val="20"/>
-              </w:rPr>
-              <w:t xml:space="preserve">GELU fusion </w:t>
-            </w:r>
-            <w:r>
-              <w:rPr>
-                <w:rFonts w:ascii="Times New Roman" w:eastAsia="宋体" w:hAnsi="Times New Roman" w:cstheme="minorHAnsi" w:hint="eastAsia"/>
-                <w:sz w:val="20"/>
-                <w:szCs w:val="20"/>
-              </w:rPr>
-              <w:t>链路修复与</w:t>
-            </w:r>
-            <w:r>
-              <w:rPr>
-                <w:rFonts w:ascii="Times New Roman" w:eastAsia="宋体" w:hAnsi="Times New Roman" w:cstheme="minorHAnsi" w:hint="eastAsia"/>
-                <w:sz w:val="20"/>
-                <w:szCs w:val="20"/>
-              </w:rPr>
-              <w:t xml:space="preserve"> benchmark </w:t>
-            </w:r>
-            <w:r>
-              <w:rPr>
-                <w:rFonts w:ascii="Times New Roman" w:eastAsia="宋体" w:hAnsi="Times New Roman" w:cstheme="minorHAnsi" w:hint="eastAsia"/>
-                <w:sz w:val="20"/>
-                <w:szCs w:val="20"/>
-              </w:rPr>
-              <w:t>建设，解决大图场景下部分</w:t>
-            </w:r>
-            <w:r>
-              <w:rPr>
-                <w:rFonts w:ascii="Times New Roman" w:eastAsia="宋体" w:hAnsi="Times New Roman" w:cstheme="minorHAnsi" w:hint="eastAsia"/>
-                <w:sz w:val="20"/>
-                <w:szCs w:val="20"/>
-              </w:rPr>
-              <w:t xml:space="preserve"> GELU </w:t>
-            </w:r>
-            <w:r>
-              <w:rPr>
-                <w:rFonts w:ascii="Times New Roman" w:eastAsia="宋体" w:hAnsi="Times New Roman" w:cstheme="minorHAnsi" w:hint="eastAsia"/>
-                <w:sz w:val="20"/>
-                <w:szCs w:val="20"/>
-              </w:rPr>
               <w:t>未融合问题，推动整网</w:t>
             </w:r>
             <w:r>
@@ -1011,7 +990,6 @@
               </w:rPr>
               <w:t xml:space="preserve"> 11 </w:t>
             </w:r>
-            <w:proofErr w:type="gramStart"/>
             <w:r>
               <w:rPr>
                 <w:rFonts w:ascii="Times New Roman" w:eastAsia="宋体" w:hAnsi="Times New Roman" w:cstheme="minorHAnsi" w:hint="eastAsia"/>
@@ -1020,7 +998,6 @@
               </w:rPr>
               <w:t>个</w:t>
             </w:r>
-            <w:proofErr w:type="gramEnd"/>
             <w:r>
               <w:rPr>
                 <w:rFonts w:ascii="Times New Roman" w:eastAsia="宋体" w:hAnsi="Times New Roman" w:cstheme="minorHAnsi" w:hint="eastAsia"/>
@@ -1152,25 +1129,7 @@
                 <w:sz w:val="20"/>
                 <w:szCs w:val="20"/>
               </w:rPr>
-              <w:t xml:space="preserve"> </w:t>
-            </w:r>
-            <w:proofErr w:type="spellStart"/>
-            <w:r>
-              <w:rPr>
-                <w:rFonts w:ascii="Times New Roman" w:eastAsia="宋体" w:hAnsi="Times New Roman" w:cstheme="minorHAnsi" w:hint="eastAsia"/>
-                <w:sz w:val="20"/>
-                <w:szCs w:val="20"/>
-              </w:rPr>
-              <w:t>StridedSlice</w:t>
-            </w:r>
-            <w:proofErr w:type="spellEnd"/>
-            <w:r>
-              <w:rPr>
-                <w:rFonts w:ascii="Times New Roman" w:eastAsia="宋体" w:hAnsi="Times New Roman" w:cstheme="minorHAnsi" w:hint="eastAsia"/>
-                <w:sz w:val="20"/>
-                <w:szCs w:val="20"/>
-              </w:rPr>
-              <w:t xml:space="preserve">&lt;int32&gt; / Pack&lt;int32&gt; </w:t>
+              <w:t xml:space="preserve"> StridedSlice&lt;int32&gt; / Pack&lt;int32&gt; </w:t>
             </w:r>
             <w:r>
               <w:rPr>
@@ -1202,25 +1161,7 @@
                 <w:sz w:val="20"/>
                 <w:szCs w:val="20"/>
               </w:rPr>
-              <w:t xml:space="preserve"> </w:t>
-            </w:r>
-            <w:proofErr w:type="spellStart"/>
-            <w:r>
-              <w:rPr>
-                <w:rFonts w:ascii="Times New Roman" w:eastAsia="宋体" w:hAnsi="Times New Roman" w:cstheme="minorHAnsi" w:hint="eastAsia"/>
-                <w:sz w:val="20"/>
-                <w:szCs w:val="20"/>
-              </w:rPr>
-              <w:t>HostMemory</w:t>
-            </w:r>
-            <w:proofErr w:type="spellEnd"/>
-            <w:r>
-              <w:rPr>
-                <w:rFonts w:ascii="Times New Roman" w:eastAsia="宋体" w:hAnsi="Times New Roman" w:cstheme="minorHAnsi" w:hint="eastAsia"/>
-                <w:sz w:val="20"/>
-                <w:szCs w:val="20"/>
-              </w:rPr>
-              <w:t xml:space="preserve"> </w:t>
+              <w:t xml:space="preserve"> HostMemory </w:t>
             </w:r>
             <w:r>
               <w:rPr>
@@ -1447,25 +1388,7 @@
                 <w:sz w:val="20"/>
                 <w:szCs w:val="20"/>
               </w:rPr>
-              <w:t xml:space="preserve"> </w:t>
-            </w:r>
-            <w:proofErr w:type="spellStart"/>
-            <w:r>
-              <w:rPr>
-                <w:rFonts w:ascii="Times New Roman" w:eastAsia="宋体" w:hAnsi="Times New Roman" w:cstheme="minorHAnsi" w:hint="eastAsia"/>
-                <w:sz w:val="20"/>
-                <w:szCs w:val="20"/>
-              </w:rPr>
-              <w:t>msys</w:t>
-            </w:r>
-            <w:proofErr w:type="spellEnd"/>
-            <w:r>
-              <w:rPr>
-                <w:rFonts w:ascii="Times New Roman" w:eastAsia="宋体" w:hAnsi="Times New Roman" w:cstheme="minorHAnsi" w:hint="eastAsia"/>
-                <w:sz w:val="20"/>
-                <w:szCs w:val="20"/>
-              </w:rPr>
-              <w:t xml:space="preserve"> </w:t>
+              <w:t xml:space="preserve"> msys </w:t>
             </w:r>
             <w:r>
               <w:rPr>
@@ -1481,25 +1404,7 @@
                 <w:sz w:val="20"/>
                 <w:szCs w:val="20"/>
               </w:rPr>
-              <w:t xml:space="preserve"> </w:t>
-            </w:r>
-            <w:proofErr w:type="spellStart"/>
-            <w:r>
-              <w:rPr>
-                <w:rFonts w:ascii="Times New Roman" w:eastAsia="宋体" w:hAnsi="Times New Roman" w:cstheme="minorHAnsi" w:hint="eastAsia"/>
-                <w:sz w:val="20"/>
-                <w:szCs w:val="20"/>
-              </w:rPr>
-              <w:t>mcu</w:t>
-            </w:r>
-            <w:proofErr w:type="spellEnd"/>
-            <w:r>
-              <w:rPr>
-                <w:rFonts w:ascii="Times New Roman" w:eastAsia="宋体" w:hAnsi="Times New Roman" w:cstheme="minorHAnsi" w:hint="eastAsia"/>
-                <w:sz w:val="20"/>
-                <w:szCs w:val="20"/>
-              </w:rPr>
-              <w:t xml:space="preserve"> </w:t>
+              <w:t xml:space="preserve"> mcu </w:t>
             </w:r>
             <w:r>
               <w:rPr>
@@ -1517,23 +1422,13 @@
               </w:rPr>
               <w:t>入</w:t>
             </w:r>
-            <w:proofErr w:type="gramStart"/>
-            <w:r>
-              <w:rPr>
-                <w:rFonts w:ascii="Times New Roman" w:eastAsia="宋体" w:hAnsi="Times New Roman" w:cstheme="minorHAnsi" w:hint="eastAsia"/>
-                <w:sz w:val="20"/>
-                <w:szCs w:val="20"/>
-              </w:rPr>
-              <w:t>宏快速</w:t>
-            </w:r>
-            <w:proofErr w:type="gramEnd"/>
-            <w:r>
-              <w:rPr>
-                <w:rFonts w:ascii="Times New Roman" w:eastAsia="宋体" w:hAnsi="Times New Roman" w:cstheme="minorHAnsi" w:hint="eastAsia"/>
-                <w:sz w:val="20"/>
-                <w:szCs w:val="20"/>
-              </w:rPr>
-              <w:t>观测</w:t>
+            <w:r>
+              <w:rPr>
+                <w:rFonts w:ascii="Times New Roman" w:eastAsia="宋体" w:hAnsi="Times New Roman" w:cstheme="minorHAnsi" w:hint="eastAsia"/>
+                <w:sz w:val="20"/>
+                <w:szCs w:val="20"/>
+              </w:rPr>
+              <w:t>宏快速观测</w:t>
             </w:r>
             <w:r>
               <w:rPr>
@@ -1621,34 +1516,158 @@
                 <w:sz w:val="20"/>
                 <w:szCs w:val="20"/>
               </w:rPr>
+              <w:t xml:space="preserve"> Logical</w:t>
+            </w:r>
+            <w:r>
+              <w:rPr>
+                <w:rFonts w:ascii="Times New Roman" w:eastAsia="宋体" w:hAnsi="Times New Roman" w:cstheme="minorHAnsi" w:hint="eastAsia"/>
+                <w:sz w:val="20"/>
+                <w:szCs w:val="20"/>
+              </w:rPr>
+              <w:t>_</w:t>
+            </w:r>
+            <w:r>
+              <w:rPr>
+                <w:rFonts w:ascii="Times New Roman" w:eastAsia="宋体" w:hAnsi="Times New Roman" w:cstheme="minorHAnsi" w:hint="eastAsia"/>
+                <w:sz w:val="20"/>
+                <w:szCs w:val="20"/>
+              </w:rPr>
+              <w:t xml:space="preserve">Or </w:t>
+            </w:r>
+            <w:r>
+              <w:rPr>
+                <w:rFonts w:ascii="Times New Roman" w:eastAsia="宋体" w:hAnsi="Times New Roman" w:cstheme="minorHAnsi" w:hint="eastAsia"/>
+                <w:sz w:val="20"/>
+                <w:szCs w:val="20"/>
+              </w:rPr>
+              <w:t>的</w:t>
+            </w:r>
+            <w:r>
+              <w:rPr>
+                <w:rFonts w:ascii="Times New Roman" w:eastAsia="宋体" w:hAnsi="Times New Roman" w:cstheme="minorHAnsi" w:hint="eastAsia"/>
+                <w:sz w:val="20"/>
+                <w:szCs w:val="20"/>
+              </w:rPr>
+              <w:t xml:space="preserve"> scalar broadcast </w:t>
+            </w:r>
+            <w:r>
+              <w:rPr>
+                <w:rFonts w:ascii="Times New Roman" w:eastAsia="宋体" w:hAnsi="Times New Roman" w:cstheme="minorHAnsi" w:hint="eastAsia"/>
+                <w:sz w:val="20"/>
+                <w:szCs w:val="20"/>
+              </w:rPr>
+              <w:t>路径做了专项优化并补齐</w:t>
+            </w:r>
+            <w:r>
+              <w:rPr>
+                <w:rFonts w:ascii="Times New Roman" w:eastAsia="宋体" w:hAnsi="Times New Roman" w:cstheme="minorHAnsi" w:hint="eastAsia"/>
+                <w:sz w:val="20"/>
+                <w:szCs w:val="20"/>
+              </w:rPr>
+              <w:t xml:space="preserve"> Logical</w:t>
+            </w:r>
+            <w:r>
+              <w:rPr>
+                <w:rFonts w:ascii="Times New Roman" w:eastAsia="宋体" w:hAnsi="Times New Roman" w:cstheme="minorHAnsi" w:hint="eastAsia"/>
+                <w:sz w:val="20"/>
+                <w:szCs w:val="20"/>
+              </w:rPr>
+              <w:t>_</w:t>
+            </w:r>
+            <w:r>
+              <w:rPr>
+                <w:rFonts w:ascii="Times New Roman" w:eastAsia="宋体" w:hAnsi="Times New Roman" w:cstheme="minorHAnsi" w:hint="eastAsia"/>
+                <w:sz w:val="20"/>
+                <w:szCs w:val="20"/>
+              </w:rPr>
+              <w:t xml:space="preserve">And </w:t>
+            </w:r>
+            <w:r>
+              <w:rPr>
+                <w:rFonts w:ascii="Times New Roman" w:eastAsia="宋体" w:hAnsi="Times New Roman" w:cstheme="minorHAnsi" w:hint="eastAsia"/>
+                <w:sz w:val="20"/>
+                <w:szCs w:val="20"/>
+              </w:rPr>
+              <w:t>测试，使</w:t>
+            </w:r>
+            <w:r>
+              <w:rPr>
+                <w:rFonts w:ascii="Times New Roman" w:eastAsia="宋体" w:hAnsi="Times New Roman" w:cstheme="minorHAnsi" w:hint="eastAsia"/>
+                <w:sz w:val="20"/>
+                <w:szCs w:val="20"/>
+              </w:rPr>
               <w:t xml:space="preserve"> </w:t>
             </w:r>
-            <w:proofErr w:type="spellStart"/>
-            <w:r>
-              <w:rPr>
-                <w:rFonts w:ascii="Times New Roman" w:eastAsia="宋体" w:hAnsi="Times New Roman" w:cstheme="minorHAnsi" w:hint="eastAsia"/>
-                <w:sz w:val="20"/>
-                <w:szCs w:val="20"/>
-              </w:rPr>
-              <w:t>Logical</w:t>
-            </w:r>
-            <w:r>
-              <w:rPr>
-                <w:rFonts w:ascii="Times New Roman" w:eastAsia="宋体" w:hAnsi="Times New Roman" w:cstheme="minorHAnsi" w:hint="eastAsia"/>
-                <w:sz w:val="20"/>
-                <w:szCs w:val="20"/>
-              </w:rPr>
-              <w:t>_</w:t>
-            </w:r>
-            <w:r>
-              <w:rPr>
-                <w:rFonts w:ascii="Times New Roman" w:eastAsia="宋体" w:hAnsi="Times New Roman" w:cstheme="minorHAnsi" w:hint="eastAsia"/>
-                <w:sz w:val="20"/>
-                <w:szCs w:val="20"/>
-              </w:rPr>
-              <w:t>Or</w:t>
-            </w:r>
-            <w:proofErr w:type="spellEnd"/>
+            <w:r>
+              <w:rPr>
+                <w:rFonts w:ascii="Times New Roman" w:eastAsia="宋体" w:hAnsi="Times New Roman" w:cstheme="minorHAnsi" w:hint="eastAsia"/>
+                <w:sz w:val="20"/>
+                <w:szCs w:val="20"/>
+              </w:rPr>
+              <w:t>L</w:t>
+            </w:r>
+            <w:r>
+              <w:rPr>
+                <w:rFonts w:ascii="Times New Roman" w:eastAsia="宋体" w:hAnsi="Times New Roman" w:cstheme="minorHAnsi" w:hint="eastAsia"/>
+                <w:sz w:val="20"/>
+                <w:szCs w:val="20"/>
+              </w:rPr>
+              <w:t>ogical</w:t>
+            </w:r>
+            <w:r>
+              <w:rPr>
+                <w:rFonts w:ascii="Times New Roman" w:eastAsia="宋体" w:hAnsi="Times New Roman" w:cstheme="minorHAnsi" w:hint="eastAsia"/>
+                <w:sz w:val="20"/>
+                <w:szCs w:val="20"/>
+              </w:rPr>
+              <w:t>_O</w:t>
+            </w:r>
+            <w:r>
+              <w:rPr>
+                <w:rFonts w:ascii="Times New Roman" w:eastAsia="宋体" w:hAnsi="Times New Roman" w:cstheme="minorHAnsi" w:hint="eastAsia"/>
+                <w:sz w:val="20"/>
+                <w:szCs w:val="20"/>
+              </w:rPr>
+              <w:t xml:space="preserve">r </w:t>
+            </w:r>
+            <w:r>
+              <w:rPr>
+                <w:rFonts w:ascii="Times New Roman" w:eastAsia="宋体" w:hAnsi="Times New Roman" w:cstheme="minorHAnsi" w:hint="eastAsia"/>
+                <w:sz w:val="20"/>
+                <w:szCs w:val="20"/>
+              </w:rPr>
+              <w:t>平均耗时从</w:t>
+            </w:r>
+            <w:r>
+              <w:rPr>
+                <w:rFonts w:ascii="Times New Roman" w:eastAsia="宋体" w:hAnsi="Times New Roman" w:cstheme="minorHAnsi" w:hint="eastAsia"/>
+                <w:b/>
+                <w:bCs/>
+                <w:sz w:val="20"/>
+                <w:szCs w:val="20"/>
+              </w:rPr>
+              <w:t xml:space="preserve"> 21.2</w:t>
+            </w:r>
+            <w:r>
+              <w:rPr>
+                <w:rFonts w:ascii="Times New Roman" w:eastAsia="宋体" w:hAnsi="Times New Roman" w:cstheme="minorHAnsi" w:hint="eastAsia"/>
+                <w:b/>
+                <w:bCs/>
+                <w:sz w:val="20"/>
+                <w:szCs w:val="20"/>
+              </w:rPr>
+              <w:t>μ</w:t>
+            </w:r>
+            <w:r>
+              <w:rPr>
+                <w:rFonts w:ascii="Times New Roman" w:eastAsia="宋体" w:hAnsi="Times New Roman" w:cstheme="minorHAnsi" w:hint="eastAsia"/>
+                <w:b/>
+                <w:bCs/>
+                <w:sz w:val="20"/>
+                <w:szCs w:val="20"/>
+              </w:rPr>
+              <w:t>s</w:t>
+            </w:r>
             <w:r>
               <w:rPr>
                 <w:rFonts w:ascii="Times New Roman" w:eastAsia="宋体" w:hAnsi="Times New Roman" w:cstheme="minorHAnsi" w:hint="eastAsia"/>
@@ -1663,23 +1682,7 @@
                 <w:sz w:val="20"/>
                 <w:szCs w:val="20"/>
               </w:rPr>
-              <w:t>的</w:t>
-            </w:r>
-            <w:r>
-              <w:rPr>
-                <w:rFonts w:ascii="Times New Roman" w:eastAsia="宋体" w:hAnsi="Times New Roman" w:cstheme="minorHAnsi" w:hint="eastAsia"/>
-                <w:sz w:val="20"/>
-                <w:szCs w:val="20"/>
-              </w:rPr>
-              <w:t xml:space="preserve"> scalar broadcast </w:t>
-            </w:r>
-            <w:r>
-              <w:rPr>
-                <w:rFonts w:ascii="Times New Roman" w:eastAsia="宋体" w:hAnsi="Times New Roman" w:cstheme="minorHAnsi" w:hint="eastAsia"/>
-                <w:sz w:val="20"/>
-                <w:szCs w:val="20"/>
-              </w:rPr>
-              <w:t>路径做了专项优化并补齐</w:t>
+              <w:t>降至</w:t>
             </w:r>
             <w:r>
               <w:rPr>
@@ -1689,35 +1692,49 @@
               </w:rPr>
               <w:t xml:space="preserve"> </w:t>
             </w:r>
-            <w:proofErr w:type="spellStart"/>
-            <w:r>
-              <w:rPr>
-                <w:rFonts w:ascii="Times New Roman" w:eastAsia="宋体" w:hAnsi="Times New Roman" w:cstheme="minorHAnsi" w:hint="eastAsia"/>
-                <w:sz w:val="20"/>
-                <w:szCs w:val="20"/>
-              </w:rPr>
-              <w:t>Logical</w:t>
-            </w:r>
-            <w:r>
-              <w:rPr>
-                <w:rFonts w:ascii="Times New Roman" w:eastAsia="宋体" w:hAnsi="Times New Roman" w:cstheme="minorHAnsi" w:hint="eastAsia"/>
-                <w:sz w:val="20"/>
-                <w:szCs w:val="20"/>
-              </w:rPr>
-              <w:t>_</w:t>
-            </w:r>
-            <w:r>
-              <w:rPr>
-                <w:rFonts w:ascii="Times New Roman" w:eastAsia="宋体" w:hAnsi="Times New Roman" w:cstheme="minorHAnsi" w:hint="eastAsia"/>
-                <w:sz w:val="20"/>
-                <w:szCs w:val="20"/>
-              </w:rPr>
-              <w:t>And</w:t>
-            </w:r>
-            <w:proofErr w:type="spellEnd"/>
-            <w:r>
-              <w:rPr>
-                <w:rFonts w:ascii="Times New Roman" w:eastAsia="宋体" w:hAnsi="Times New Roman" w:cstheme="minorHAnsi" w:hint="eastAsia"/>
+            <w:r>
+              <w:rPr>
+                <w:rFonts w:ascii="Times New Roman" w:eastAsia="宋体" w:hAnsi="Times New Roman" w:cstheme="minorHAnsi" w:hint="eastAsia"/>
+                <w:b/>
+                <w:bCs/>
+                <w:sz w:val="20"/>
+                <w:szCs w:val="20"/>
+              </w:rPr>
+              <w:t>10.7</w:t>
+            </w:r>
+            <w:r>
+              <w:rPr>
+                <w:rFonts w:ascii="Times New Roman" w:eastAsia="宋体" w:hAnsi="Times New Roman" w:cstheme="minorHAnsi" w:hint="eastAsia"/>
+                <w:b/>
+                <w:bCs/>
+                <w:sz w:val="20"/>
+                <w:szCs w:val="20"/>
+              </w:rPr>
+              <w:t>μ</w:t>
+            </w:r>
+            <w:r>
+              <w:rPr>
+                <w:rFonts w:ascii="Times New Roman" w:eastAsia="宋体" w:hAnsi="Times New Roman" w:cstheme="minorHAnsi" w:hint="eastAsia"/>
+                <w:b/>
+                <w:bCs/>
+                <w:sz w:val="20"/>
+                <w:szCs w:val="20"/>
+              </w:rPr>
+              <w:t>s</w:t>
+            </w:r>
+            <w:r>
+              <w:rPr>
+                <w:rFonts w:ascii="Times New Roman" w:eastAsia="宋体" w:hAnsi="Times New Roman" w:cstheme="minorHAnsi" w:hint="eastAsia"/>
+                <w:sz w:val="20"/>
+                <w:szCs w:val="20"/>
+              </w:rPr>
+              <w:t>，整网吞吐从</w:t>
+            </w:r>
+            <w:r>
+              <w:rPr>
+                <w:rFonts w:ascii="Times New Roman" w:eastAsia="宋体" w:hAnsi="Times New Roman" w:cstheme="minorHAnsi" w:hint="eastAsia"/>
+                <w:b/>
+                <w:bCs/>
                 <w:sz w:val="20"/>
                 <w:szCs w:val="20"/>
               </w:rPr>
@@ -1729,7 +1746,15 @@
                 <w:sz w:val="20"/>
                 <w:szCs w:val="20"/>
               </w:rPr>
-              <w:t>测试，使</w:t>
+              <w:t xml:space="preserve">8187.48 </w:t>
+            </w:r>
+            <w:r>
+              <w:rPr>
+                <w:rFonts w:ascii="Times New Roman" w:eastAsia="宋体" w:hAnsi="Times New Roman" w:cstheme="minorHAnsi" w:hint="eastAsia"/>
+                <w:sz w:val="20"/>
+                <w:szCs w:val="20"/>
+              </w:rPr>
+              <w:t>提升至</w:t>
             </w:r>
             <w:r>
               <w:rPr>
@@ -1739,40 +1764,56 @@
               </w:rPr>
               <w:t xml:space="preserve"> </w:t>
             </w:r>
-            <w:proofErr w:type="spellStart"/>
-            <w:r>
-              <w:rPr>
-                <w:rFonts w:ascii="Times New Roman" w:eastAsia="宋体" w:hAnsi="Times New Roman" w:cstheme="minorHAnsi" w:hint="eastAsia"/>
-                <w:sz w:val="20"/>
-                <w:szCs w:val="20"/>
-              </w:rPr>
-              <w:t>L</w:t>
-            </w:r>
-            <w:r>
-              <w:rPr>
-                <w:rFonts w:ascii="Times New Roman" w:eastAsia="宋体" w:hAnsi="Times New Roman" w:cstheme="minorHAnsi" w:hint="eastAsia"/>
-                <w:sz w:val="20"/>
-                <w:szCs w:val="20"/>
-              </w:rPr>
-              <w:t>ogical</w:t>
-            </w:r>
-            <w:r>
-              <w:rPr>
-                <w:rFonts w:ascii="Times New Roman" w:eastAsia="宋体" w:hAnsi="Times New Roman" w:cstheme="minorHAnsi" w:hint="eastAsia"/>
-                <w:sz w:val="20"/>
-                <w:szCs w:val="20"/>
-              </w:rPr>
-              <w:t>_O</w:t>
-            </w:r>
-            <w:r>
-              <w:rPr>
-                <w:rFonts w:ascii="Times New Roman" w:eastAsia="宋体" w:hAnsi="Times New Roman" w:cstheme="minorHAnsi" w:hint="eastAsia"/>
-                <w:sz w:val="20"/>
-                <w:szCs w:val="20"/>
-              </w:rPr>
-              <w:t>r</w:t>
-            </w:r>
-            <w:proofErr w:type="spellEnd"/>
+            <w:r>
+              <w:rPr>
+                <w:rFonts w:ascii="Times New Roman" w:eastAsia="宋体" w:hAnsi="Times New Roman" w:cstheme="minorHAnsi" w:hint="eastAsia"/>
+                <w:sz w:val="20"/>
+                <w:szCs w:val="20"/>
+              </w:rPr>
+              <w:t>8284.65</w:t>
+            </w:r>
+            <w:r>
+              <w:rPr>
+                <w:rFonts w:ascii="Times New Roman" w:eastAsia="宋体" w:hAnsi="Times New Roman" w:cstheme="minorHAnsi" w:hint="eastAsia"/>
+                <w:b/>
+                <w:bCs/>
+                <w:sz w:val="20"/>
+                <w:szCs w:val="20"/>
+              </w:rPr>
+              <w:t>；</w:t>
+            </w:r>
+            <w:r>
+              <w:rPr>
+                <w:rFonts w:ascii="Times New Roman" w:eastAsia="宋体" w:hAnsi="Times New Roman" w:cstheme="minorHAnsi" w:hint="eastAsia"/>
+                <w:sz w:val="20"/>
+                <w:szCs w:val="20"/>
+              </w:rPr>
+              <w:t>同时还完成</w:t>
+            </w:r>
+            <w:r>
+              <w:rPr>
+                <w:rFonts w:ascii="Times New Roman" w:eastAsia="宋体" w:hAnsi="Times New Roman" w:cstheme="minorHAnsi" w:hint="eastAsia"/>
+                <w:sz w:val="20"/>
+                <w:szCs w:val="20"/>
+              </w:rPr>
+              <w:t xml:space="preserve"> AddV2 hot path </w:t>
+            </w:r>
+            <w:r>
+              <w:rPr>
+                <w:rFonts w:ascii="Times New Roman" w:eastAsia="宋体" w:hAnsi="Times New Roman" w:cstheme="minorHAnsi" w:hint="eastAsia"/>
+                <w:sz w:val="20"/>
+                <w:szCs w:val="20"/>
+              </w:rPr>
+              <w:t>优化</w:t>
+            </w:r>
+            <w:r>
+              <w:rPr>
+                <w:rFonts w:ascii="Times New Roman" w:eastAsia="宋体" w:hAnsi="Times New Roman" w:cstheme="minorHAnsi" w:hint="eastAsia"/>
+                <w:sz w:val="20"/>
+                <w:szCs w:val="20"/>
+              </w:rPr>
+              <w:t>与</w:t>
+            </w:r>
             <w:r>
               <w:rPr>
                 <w:rFonts w:ascii="Times New Roman" w:eastAsia="宋体" w:hAnsi="Times New Roman" w:cstheme="minorHAnsi" w:hint="eastAsia"/>
@@ -1787,44 +1828,6 @@
                 <w:sz w:val="20"/>
                 <w:szCs w:val="20"/>
               </w:rPr>
-              <w:t>平均耗时从</w:t>
-            </w:r>
-            <w:r>
-              <w:rPr>
-                <w:rFonts w:ascii="Times New Roman" w:eastAsia="宋体" w:hAnsi="Times New Roman" w:cstheme="minorHAnsi" w:hint="eastAsia"/>
-                <w:b/>
-                <w:bCs/>
-                <w:sz w:val="20"/>
-                <w:szCs w:val="20"/>
-              </w:rPr>
-              <w:t xml:space="preserve"> 21.2</w:t>
-            </w:r>
-            <w:r>
-              <w:rPr>
-                <w:rFonts w:ascii="Times New Roman" w:eastAsia="宋体" w:hAnsi="Times New Roman" w:cstheme="minorHAnsi" w:hint="eastAsia"/>
-                <w:b/>
-                <w:bCs/>
-                <w:sz w:val="20"/>
-                <w:szCs w:val="20"/>
-              </w:rPr>
-              <w:t>μ</w:t>
-            </w:r>
-            <w:r>
-              <w:rPr>
-                <w:rFonts w:ascii="Times New Roman" w:eastAsia="宋体" w:hAnsi="Times New Roman" w:cstheme="minorHAnsi" w:hint="eastAsia"/>
-                <w:b/>
-                <w:bCs/>
-                <w:sz w:val="20"/>
-                <w:szCs w:val="20"/>
-              </w:rPr>
-              <w:t>s</w:t>
-            </w:r>
-            <w:r>
-              <w:rPr>
-                <w:rFonts w:ascii="Times New Roman" w:eastAsia="宋体" w:hAnsi="Times New Roman" w:cstheme="minorHAnsi" w:hint="eastAsia"/>
-                <w:sz w:val="20"/>
-                <w:szCs w:val="20"/>
-              </w:rPr>
               <w:t xml:space="preserve"> </w:t>
             </w:r>
             <w:r>
@@ -1833,171 +1836,7 @@
                 <w:sz w:val="20"/>
                 <w:szCs w:val="20"/>
               </w:rPr>
-              <w:t>降至</w:t>
-            </w:r>
-            <w:r>
-              <w:rPr>
-                <w:rFonts w:ascii="Times New Roman" w:eastAsia="宋体" w:hAnsi="Times New Roman" w:cstheme="minorHAnsi" w:hint="eastAsia"/>
-                <w:sz w:val="20"/>
-                <w:szCs w:val="20"/>
-              </w:rPr>
-              <w:t xml:space="preserve"> </w:t>
-            </w:r>
-            <w:r>
-              <w:rPr>
-                <w:rFonts w:ascii="Times New Roman" w:eastAsia="宋体" w:hAnsi="Times New Roman" w:cstheme="minorHAnsi" w:hint="eastAsia"/>
-                <w:b/>
-                <w:bCs/>
-                <w:sz w:val="20"/>
-                <w:szCs w:val="20"/>
-              </w:rPr>
-              <w:t>10.7</w:t>
-            </w:r>
-            <w:r>
-              <w:rPr>
-                <w:rFonts w:ascii="Times New Roman" w:eastAsia="宋体" w:hAnsi="Times New Roman" w:cstheme="minorHAnsi" w:hint="eastAsia"/>
-                <w:b/>
-                <w:bCs/>
-                <w:sz w:val="20"/>
-                <w:szCs w:val="20"/>
-              </w:rPr>
-              <w:t>μ</w:t>
-            </w:r>
-            <w:r>
-              <w:rPr>
-                <w:rFonts w:ascii="Times New Roman" w:eastAsia="宋体" w:hAnsi="Times New Roman" w:cstheme="minorHAnsi" w:hint="eastAsia"/>
-                <w:b/>
-                <w:bCs/>
-                <w:sz w:val="20"/>
-                <w:szCs w:val="20"/>
-              </w:rPr>
-              <w:t>s</w:t>
-            </w:r>
-            <w:r>
-              <w:rPr>
-                <w:rFonts w:ascii="Times New Roman" w:eastAsia="宋体" w:hAnsi="Times New Roman" w:cstheme="minorHAnsi" w:hint="eastAsia"/>
-                <w:sz w:val="20"/>
-                <w:szCs w:val="20"/>
-              </w:rPr>
-              <w:t>，整网吞吐从</w:t>
-            </w:r>
-            <w:r>
-              <w:rPr>
-                <w:rFonts w:ascii="Times New Roman" w:eastAsia="宋体" w:hAnsi="Times New Roman" w:cstheme="minorHAnsi" w:hint="eastAsia"/>
-                <w:b/>
-                <w:bCs/>
-                <w:sz w:val="20"/>
-                <w:szCs w:val="20"/>
-              </w:rPr>
-              <w:t xml:space="preserve"> </w:t>
-            </w:r>
-            <w:r>
-              <w:rPr>
-                <w:rFonts w:ascii="Times New Roman" w:eastAsia="宋体" w:hAnsi="Times New Roman" w:cstheme="minorHAnsi" w:hint="eastAsia"/>
-                <w:sz w:val="20"/>
-                <w:szCs w:val="20"/>
-              </w:rPr>
-              <w:t xml:space="preserve">8187.48 </w:t>
-            </w:r>
-            <w:r>
-              <w:rPr>
-                <w:rFonts w:ascii="Times New Roman" w:eastAsia="宋体" w:hAnsi="Times New Roman" w:cstheme="minorHAnsi" w:hint="eastAsia"/>
-                <w:sz w:val="20"/>
-                <w:szCs w:val="20"/>
-              </w:rPr>
-              <w:t>提升至</w:t>
-            </w:r>
-            <w:r>
-              <w:rPr>
-                <w:rFonts w:ascii="Times New Roman" w:eastAsia="宋体" w:hAnsi="Times New Roman" w:cstheme="minorHAnsi" w:hint="eastAsia"/>
-                <w:sz w:val="20"/>
-                <w:szCs w:val="20"/>
-              </w:rPr>
-              <w:t xml:space="preserve"> </w:t>
-            </w:r>
-            <w:r>
-              <w:rPr>
-                <w:rFonts w:ascii="Times New Roman" w:eastAsia="宋体" w:hAnsi="Times New Roman" w:cstheme="minorHAnsi" w:hint="eastAsia"/>
-                <w:sz w:val="20"/>
-                <w:szCs w:val="20"/>
-              </w:rPr>
-              <w:t>8284.65</w:t>
-            </w:r>
-            <w:r>
-              <w:rPr>
-                <w:rFonts w:ascii="Times New Roman" w:eastAsia="宋体" w:hAnsi="Times New Roman" w:cstheme="minorHAnsi" w:hint="eastAsia"/>
-                <w:b/>
-                <w:bCs/>
-                <w:sz w:val="20"/>
-                <w:szCs w:val="20"/>
-              </w:rPr>
-              <w:t>；</w:t>
-            </w:r>
-            <w:r>
-              <w:rPr>
-                <w:rFonts w:ascii="Times New Roman" w:eastAsia="宋体" w:hAnsi="Times New Roman" w:cstheme="minorHAnsi" w:hint="eastAsia"/>
-                <w:sz w:val="20"/>
-                <w:szCs w:val="20"/>
-              </w:rPr>
-              <w:t>同时还完成</w:t>
-            </w:r>
-            <w:r>
-              <w:rPr>
-                <w:rFonts w:ascii="Times New Roman" w:eastAsia="宋体" w:hAnsi="Times New Roman" w:cstheme="minorHAnsi" w:hint="eastAsia"/>
-                <w:sz w:val="20"/>
-                <w:szCs w:val="20"/>
-              </w:rPr>
-              <w:t xml:space="preserve"> AddV2 hot path </w:t>
-            </w:r>
-            <w:r>
-              <w:rPr>
-                <w:rFonts w:ascii="Times New Roman" w:eastAsia="宋体" w:hAnsi="Times New Roman" w:cstheme="minorHAnsi" w:hint="eastAsia"/>
-                <w:sz w:val="20"/>
-                <w:szCs w:val="20"/>
-              </w:rPr>
-              <w:t>优化</w:t>
-            </w:r>
-            <w:r>
-              <w:rPr>
-                <w:rFonts w:ascii="Times New Roman" w:eastAsia="宋体" w:hAnsi="Times New Roman" w:cstheme="minorHAnsi" w:hint="eastAsia"/>
-                <w:sz w:val="20"/>
-                <w:szCs w:val="20"/>
-              </w:rPr>
-              <w:t>与</w:t>
-            </w:r>
-            <w:r>
-              <w:rPr>
-                <w:rFonts w:ascii="Times New Roman" w:eastAsia="宋体" w:hAnsi="Times New Roman" w:cstheme="minorHAnsi" w:hint="eastAsia"/>
-                <w:sz w:val="20"/>
-                <w:szCs w:val="20"/>
-              </w:rPr>
-              <w:t xml:space="preserve"> </w:t>
-            </w:r>
-            <w:r>
-              <w:rPr>
-                <w:rFonts w:ascii="Times New Roman" w:eastAsia="宋体" w:hAnsi="Times New Roman" w:cstheme="minorHAnsi" w:hint="eastAsia"/>
-                <w:sz w:val="20"/>
-                <w:szCs w:val="20"/>
-              </w:rPr>
-              <w:t xml:space="preserve"> </w:t>
-            </w:r>
-            <w:proofErr w:type="spellStart"/>
-            <w:r>
-              <w:rPr>
-                <w:rFonts w:ascii="Times New Roman" w:eastAsia="宋体" w:hAnsi="Times New Roman" w:cstheme="minorHAnsi" w:hint="eastAsia"/>
-                <w:sz w:val="20"/>
-                <w:szCs w:val="20"/>
-              </w:rPr>
-              <w:t>ResourceApplyAdam</w:t>
-            </w:r>
-            <w:proofErr w:type="spellEnd"/>
-            <w:r>
-              <w:rPr>
-                <w:rFonts w:ascii="Times New Roman" w:eastAsia="宋体" w:hAnsi="Times New Roman" w:cstheme="minorHAnsi" w:hint="eastAsia"/>
-                <w:sz w:val="20"/>
-                <w:szCs w:val="20"/>
-              </w:rPr>
-              <w:t xml:space="preserve"> graph mode </w:t>
+              <w:t xml:space="preserve">ResourceApplyAdam graph mode </w:t>
             </w:r>
             <w:r>
               <w:rPr>
@@ -2107,7 +1946,6 @@
                     <w:spacing w:after="0"/>
                     <w:jc w:val="center"/>
                   </w:pPr>
-                  <w:proofErr w:type="gramStart"/>
                   <w:r>
                     <w:rPr>
                       <w:rFonts w:ascii="Times New Roman" w:eastAsia="宋体" w:hAnsi="Times New Roman" w:cs="Times New Roman"/>
@@ -2138,16 +1976,7 @@
                       <w:b/>
                       <w:sz w:val="20"/>
                     </w:rPr>
-                    <w:t>至知</w:t>
-                  </w:r>
-                  <w:proofErr w:type="gramEnd"/>
-                  <w:r>
-                    <w:rPr>
-                      <w:rFonts w:ascii="Times New Roman" w:eastAsia="宋体" w:hAnsi="Times New Roman" w:cs="Times New Roman"/>
-                      <w:b/>
-                      <w:sz w:val="20"/>
-                    </w:rPr>
-                    <w:t>研究院</w:t>
+                    <w:t>至知研究院</w:t>
                   </w:r>
                 </w:p>
               </w:tc>
@@ -2204,28 +2033,18 @@
               <w:spacing w:after="40" w:line="264" w:lineRule="auto"/>
               <w:ind w:left="351" w:hanging="181"/>
             </w:pPr>
-            <w:proofErr w:type="spellStart"/>
             <w:r>
               <w:rPr>
                 <w:b/>
                 <w:bCs/>
               </w:rPr>
-              <w:t>FlashInfer</w:t>
-            </w:r>
-            <w:proofErr w:type="spellEnd"/>
+              <w:t xml:space="preserve">FlashInfer CUDA Graph </w:t>
+            </w:r>
             <w:r>
               <w:rPr>
                 <w:b/>
                 <w:bCs/>
               </w:rPr>
-              <w:t xml:space="preserve"> CUDA Graph </w:t>
-            </w:r>
-            <w:proofErr w:type="spellStart"/>
-            <w:r>
-              <w:rPr>
-                <w:b/>
-                <w:bCs/>
-              </w:rPr>
               <w:t>稳定性修复</w:t>
             </w:r>
             <w:r>
@@ -2234,7 +2053,6 @@
             <w:r>
               <w:t>针对</w:t>
             </w:r>
-            <w:proofErr w:type="spellEnd"/>
             <w:r>
               <w:t xml:space="preserve"> H200 </w:t>
             </w:r>
@@ -2242,15 +2060,7 @@
               <w:t>上</w:t>
             </w:r>
             <w:r>
-              <w:t xml:space="preserve"> </w:t>
-            </w:r>
-            <w:proofErr w:type="spellStart"/>
-            <w:r>
-              <w:t>vLLM</w:t>
-            </w:r>
-            <w:proofErr w:type="spellEnd"/>
-            <w:r>
-              <w:t xml:space="preserve"> TP=2 FULL CUDA Graph </w:t>
+              <w:t xml:space="preserve"> vLLM TP=2 FULL CUDA Graph </w:t>
             </w:r>
             <w:r>
               <w:t>的</w:t>
@@ -2258,135 +2068,75 @@
             <w:r>
               <w:t xml:space="preserve"> rollout </w:t>
             </w:r>
-            <w:proofErr w:type="spellStart"/>
             <w:r>
               <w:t>卡死问题，构建两卡最小复现并将根因收敛到</w:t>
             </w:r>
-            <w:proofErr w:type="spellEnd"/>
-            <w:r>
-              <w:t xml:space="preserve"> fused </w:t>
-            </w:r>
-            <w:proofErr w:type="spellStart"/>
-            <w:r>
-              <w:t>AllReduce</w:t>
-            </w:r>
-            <w:proofErr w:type="spellEnd"/>
-            <w:r>
-              <w:t xml:space="preserve"> + </w:t>
-            </w:r>
-            <w:proofErr w:type="spellStart"/>
-            <w:r>
-              <w:t>RMSNorm</w:t>
-            </w:r>
-            <w:proofErr w:type="spellEnd"/>
-            <w:r>
-              <w:t xml:space="preserve"> </w:t>
-            </w:r>
-            <w:proofErr w:type="spellStart"/>
+            <w:r>
+              <w:t xml:space="preserve"> fused AllReduce + RMSNorm </w:t>
+            </w:r>
             <w:r>
               <w:t>的通信轮询逻辑：原实现通过浮点比较识别</w:t>
             </w:r>
-            <w:proofErr w:type="spellEnd"/>
-            <w:r>
-              <w:t xml:space="preserve"> Lamport -0.0 </w:t>
-            </w:r>
-            <w:proofErr w:type="spellStart"/>
-            <w:r>
-              <w:t>sentinel</w:t>
+            <w:r>
+              <w:t xml:space="preserve"> Lamport -0.0 sentinel</w:t>
             </w:r>
             <w:r>
               <w:t>，</w:t>
             </w:r>
             <w:r>
-              <w:t>FTZ</w:t>
-            </w:r>
-            <w:proofErr w:type="spellEnd"/>
-            <w:r>
-              <w:t xml:space="preserve"> </w:t>
-            </w:r>
-            <w:proofErr w:type="spellStart"/>
+              <w:t xml:space="preserve">FTZ </w:t>
+            </w:r>
             <w:r>
               <w:t>会将合法</w:t>
             </w:r>
-            <w:proofErr w:type="spellEnd"/>
             <w:r>
               <w:t xml:space="preserve"> FP32 </w:t>
             </w:r>
-            <w:proofErr w:type="spellStart"/>
             <w:r>
               <w:t>负次正规数误判为负零，导致轮询无法退出、</w:t>
             </w:r>
             <w:r>
-              <w:t>GPU</w:t>
-            </w:r>
-            <w:proofErr w:type="spellEnd"/>
-            <w:r>
-              <w:t xml:space="preserve"> Kernel </w:t>
-            </w:r>
-            <w:proofErr w:type="spellStart"/>
+              <w:t xml:space="preserve">GPU Kernel </w:t>
+            </w:r>
             <w:r>
               <w:t>不结束并最终触发</w:t>
             </w:r>
-            <w:proofErr w:type="spellEnd"/>
-            <w:r>
-              <w:t xml:space="preserve"> rollout </w:t>
-            </w:r>
-            <w:proofErr w:type="spellStart"/>
-            <w:r>
-              <w:t>timeout</w:t>
+            <w:r>
+              <w:t xml:space="preserve"> rollout timeout</w:t>
             </w:r>
             <w:r>
               <w:t>。在现用</w:t>
             </w:r>
-            <w:proofErr w:type="spellEnd"/>
-            <w:r>
-              <w:t xml:space="preserve"> </w:t>
-            </w:r>
-            <w:proofErr w:type="spellStart"/>
-            <w:r>
-              <w:t>FlashInfer</w:t>
-            </w:r>
-            <w:proofErr w:type="spellEnd"/>
-            <w:r>
-              <w:t xml:space="preserve"> </w:t>
-            </w:r>
-            <w:proofErr w:type="spellStart"/>
+            <w:r>
+              <w:t xml:space="preserve"> FlashInfer </w:t>
+            </w:r>
             <w:r>
               <w:t>版本中将</w:t>
             </w:r>
-            <w:proofErr w:type="spellEnd"/>
             <w:r>
               <w:t xml:space="preserve"> sentinel </w:t>
             </w:r>
-            <w:proofErr w:type="spellStart"/>
             <w:r>
               <w:t>判断改为</w:t>
             </w:r>
-            <w:proofErr w:type="spellEnd"/>
             <w:r>
               <w:t xml:space="preserve"> 0x80000000 </w:t>
             </w:r>
-            <w:proofErr w:type="spellStart"/>
             <w:r>
               <w:t>位级精确比较后，两卡最小复现及模型级</w:t>
             </w:r>
-            <w:proofErr w:type="spellEnd"/>
             <w:r>
               <w:t xml:space="preserve"> Graph on/off </w:t>
             </w:r>
-            <w:proofErr w:type="spellStart"/>
             <w:r>
               <w:t>回归全部通过，重复</w:t>
             </w:r>
-            <w:proofErr w:type="spellEnd"/>
             <w:r>
               <w:t xml:space="preserve"> Graph replay </w:t>
             </w:r>
-            <w:proofErr w:type="spellStart"/>
             <w:r>
               <w:t>未再出现</w:t>
             </w:r>
-            <w:proofErr w:type="spellEnd"/>
             <w:r>
               <w:t xml:space="preserve"> timeout </w:t>
             </w:r>
@@ -2446,85 +2196,43 @@
               <w:rPr>
                 <w:lang w:eastAsia="zh-CN"/>
               </w:rPr>
-              <w:t xml:space="preserve"> </w:t>
-            </w:r>
-            <w:proofErr w:type="spellStart"/>
+              <w:t xml:space="preserve"> vLLM rollout </w:t>
+            </w:r>
             <w:r>
               <w:rPr>
                 <w:lang w:eastAsia="zh-CN"/>
               </w:rPr>
-              <w:t>vLLM</w:t>
-            </w:r>
-            <w:proofErr w:type="spellEnd"/>
+              <w:t>与</w:t>
+            </w:r>
             <w:r>
               <w:rPr>
                 <w:lang w:eastAsia="zh-CN"/>
               </w:rPr>
-              <w:t xml:space="preserve"> rollout </w:t>
+              <w:t xml:space="preserve"> Megatron </w:t>
             </w:r>
             <w:r>
               <w:rPr>
                 <w:lang w:eastAsia="zh-CN"/>
               </w:rPr>
-              <w:t>与</w:t>
+              <w:t>训练侧</w:t>
             </w:r>
             <w:r>
               <w:rPr>
                 <w:lang w:eastAsia="zh-CN"/>
               </w:rPr>
-              <w:t xml:space="preserve"> Megatron </w:t>
+              <w:t xml:space="preserve"> MoE </w:t>
             </w:r>
             <w:r>
               <w:rPr>
                 <w:lang w:eastAsia="zh-CN"/>
               </w:rPr>
-              <w:t>训练侧</w:t>
+              <w:t>路由不一致问题，打通</w:t>
             </w:r>
             <w:r>
               <w:rPr>
                 <w:lang w:eastAsia="zh-CN"/>
               </w:rPr>
-              <w:t xml:space="preserve"> </w:t>
-            </w:r>
-            <w:proofErr w:type="spellStart"/>
-            <w:r>
-              <w:rPr>
-                <w:lang w:eastAsia="zh-CN"/>
-              </w:rPr>
-              <w:t>MoE</w:t>
-            </w:r>
-            <w:proofErr w:type="spellEnd"/>
-            <w:r>
-              <w:rPr>
-                <w:lang w:eastAsia="zh-CN"/>
-              </w:rPr>
-              <w:t xml:space="preserve"> </w:t>
-            </w:r>
-            <w:r>
-              <w:rPr>
-                <w:lang w:eastAsia="zh-CN"/>
-              </w:rPr>
-              <w:t>路由不一致问题，打通</w:t>
-            </w:r>
-            <w:r>
-              <w:rPr>
-                <w:lang w:eastAsia="zh-CN"/>
-              </w:rPr>
-              <w:t xml:space="preserve"> [token, </w:t>
-            </w:r>
-            <w:proofErr w:type="spellStart"/>
-            <w:r>
-              <w:rPr>
-                <w:lang w:eastAsia="zh-CN"/>
-              </w:rPr>
-              <w:t>MoE</w:t>
-            </w:r>
-            <w:proofErr w:type="spellEnd"/>
-            <w:r>
-              <w:rPr>
-                <w:lang w:eastAsia="zh-CN"/>
-              </w:rPr>
-              <w:t xml:space="preserve">-layer, top-k] route </w:t>
+              <w:t xml:space="preserve"> [token, MoE-layer, top-k] route </w:t>
             </w:r>
             <w:r>
               <w:rPr>
@@ -2700,39 +2408,52 @@
               <w:rPr>
                 <w:lang w:eastAsia="zh-CN"/>
               </w:rPr>
-              <w:t>；最终扩展至</w:t>
-            </w:r>
-            <w:r>
-              <w:rPr>
-                <w:lang w:eastAsia="zh-CN"/>
-              </w:rPr>
-              <w:t xml:space="preserve"> 128 </w:t>
-            </w:r>
-            <w:r>
-              <w:rPr>
-                <w:lang w:eastAsia="zh-CN"/>
-              </w:rPr>
-              <w:t>卡集群，</w:t>
+              <w:t>；最终扩展</w:t>
             </w:r>
             <w:r>
               <w:rPr>
                 <w:rFonts w:hint="eastAsia"/>
                 <w:lang w:eastAsia="zh-CN"/>
               </w:rPr>
-              <w:t>使用内部</w:t>
+              <w:t>优化</w:t>
+            </w:r>
+            <w:r>
+              <w:rPr>
+                <w:lang w:eastAsia="zh-CN"/>
+              </w:rPr>
+              <w:t>至</w:t>
+            </w:r>
+            <w:r>
+              <w:rPr>
+                <w:lang w:eastAsia="zh-CN"/>
+              </w:rPr>
+              <w:t xml:space="preserve"> 128 </w:t>
+            </w:r>
+            <w:r>
+              <w:rPr>
+                <w:lang w:eastAsia="zh-CN"/>
+              </w:rPr>
+              <w:t>卡集群，</w:t>
             </w:r>
             <w:r>
               <w:rPr>
                 <w:rFonts w:hint="eastAsia"/>
                 <w:lang w:eastAsia="zh-CN"/>
               </w:rPr>
-              <w:t>300b</w:t>
+              <w:t>使用内部</w:t>
             </w:r>
             <w:r>
               <w:rPr>
                 <w:rFonts w:hint="eastAsia"/>
                 <w:lang w:eastAsia="zh-CN"/>
               </w:rPr>
+              <w:t>300b</w:t>
+            </w:r>
+            <w:r>
+              <w:rPr>
+                <w:rFonts w:hint="eastAsia"/>
+                <w:lang w:eastAsia="zh-CN"/>
+              </w:rPr>
               <w:t>模型</w:t>
             </w:r>
             <w:r>
@@ -2757,21 +2478,7 @@
               <w:rPr>
                 <w:lang w:eastAsia="zh-CN"/>
               </w:rPr>
-              <w:t xml:space="preserve"> </w:t>
-            </w:r>
-            <w:proofErr w:type="spellStart"/>
-            <w:r>
-              <w:rPr>
-                <w:lang w:eastAsia="zh-CN"/>
-              </w:rPr>
-              <w:t>SwanLab</w:t>
-            </w:r>
-            <w:proofErr w:type="spellEnd"/>
-            <w:r>
-              <w:rPr>
-                <w:lang w:eastAsia="zh-CN"/>
-              </w:rPr>
-              <w:t xml:space="preserve"> </w:t>
+              <w:t xml:space="preserve"> SwanLab </w:t>
             </w:r>
             <w:r>
               <w:rPr>
@@ -2823,7 +2530,6 @@
               </w:rPr>
               <w:t xml:space="preserve">OE </w:t>
             </w:r>
-            <w:proofErr w:type="spellStart"/>
             <w:r>
               <w:rPr>
                 <w:b/>
@@ -2834,7 +2540,6 @@
             <w:r>
               <w:t>｜将</w:t>
             </w:r>
-            <w:proofErr w:type="spellEnd"/>
             <w:r>
               <w:t xml:space="preserve"> recent-token history </w:t>
             </w:r>
@@ -2842,48 +2547,29 @@
               <w:t>与</w:t>
             </w:r>
             <w:r>
-              <w:t xml:space="preserve"> </w:t>
-            </w:r>
-            <w:proofErr w:type="spellStart"/>
-            <w:r>
-              <w:t>oe_input_ids</w:t>
-            </w:r>
-            <w:proofErr w:type="spellEnd"/>
-            <w:r>
-              <w:t xml:space="preserve"> </w:t>
-            </w:r>
-            <w:proofErr w:type="spellStart"/>
+              <w:t xml:space="preserve"> oe_input_ids </w:t>
+            </w:r>
             <w:r>
               <w:t>构造保留在</w:t>
             </w:r>
-            <w:proofErr w:type="spellEnd"/>
-            <w:r>
-              <w:t xml:space="preserve"> </w:t>
-            </w:r>
-            <w:proofErr w:type="spellStart"/>
-            <w:r>
-              <w:t>GPU</w:t>
+            <w:r>
+              <w:t xml:space="preserve"> GPU</w:t>
             </w:r>
             <w:r>
               <w:t>，以</w:t>
             </w:r>
-            <w:proofErr w:type="spellEnd"/>
             <w:r>
               <w:t xml:space="preserve"> Triton fused-hash </w:t>
             </w:r>
-            <w:proofErr w:type="spellStart"/>
             <w:r>
               <w:t>消除</w:t>
             </w:r>
-            <w:proofErr w:type="spellEnd"/>
             <w:r>
               <w:t xml:space="preserve"> GPU </w:t>
             </w:r>
-            <w:proofErr w:type="spellStart"/>
             <w:r>
               <w:t>同步及</w:t>
             </w:r>
-            <w:proofErr w:type="spellEnd"/>
             <w:r>
               <w:t xml:space="preserve"> </w:t>
             </w:r>
@@ -2907,11 +2593,9 @@
             <w:r>
               <w:t xml:space="preserve"> </w:t>
             </w:r>
-            <w:proofErr w:type="spellStart"/>
             <w:r>
               <w:t>回传</w:t>
             </w:r>
-            <w:proofErr w:type="spellEnd"/>
             <w:r>
               <w:rPr>
                 <w:rFonts w:hint="eastAsia"/>
@@ -2919,7 +2603,6 @@
               </w:rPr>
               <w:t>中的</w:t>
             </w:r>
-            <w:proofErr w:type="spellStart"/>
             <w:r>
               <w:rPr>
                 <w:lang w:eastAsia="zh-CN"/>
@@ -2929,23 +2612,14 @@
             <w:r>
               <w:t>，并修复</w:t>
             </w:r>
-            <w:proofErr w:type="spellEnd"/>
-            <w:r>
-              <w:t xml:space="preserve"> mixed </w:t>
-            </w:r>
-            <w:proofErr w:type="spellStart"/>
-            <w:r>
-              <w:t>batch</w:t>
+            <w:r>
+              <w:t xml:space="preserve"> mixed batch</w:t>
             </w:r>
             <w:r>
               <w:t>、请求恢复、</w:t>
             </w:r>
             <w:r>
-              <w:t>slot</w:t>
-            </w:r>
-            <w:proofErr w:type="spellEnd"/>
-            <w:r>
-              <w:t xml:space="preserve"> reuse </w:t>
+              <w:t xml:space="preserve">slot reuse </w:t>
             </w:r>
             <w:r>
               <w:t>与</w:t>
@@ -2953,11 +2627,9 @@
             <w:r>
               <w:t xml:space="preserve"> reorder </w:t>
             </w:r>
-            <w:proofErr w:type="spellStart"/>
             <w:r>
               <w:t>下的跨</w:t>
             </w:r>
-            <w:proofErr w:type="spellEnd"/>
             <w:r>
               <w:t xml:space="preserve"> step </w:t>
             </w:r>
@@ -2967,11 +2639,9 @@
             <w:r>
               <w:t xml:space="preserve">TP1 28/28 case </w:t>
             </w:r>
-            <w:proofErr w:type="spellStart"/>
             <w:r>
               <w:t>通过，吞吐较</w:t>
             </w:r>
-            <w:proofErr w:type="spellEnd"/>
             <w:r>
               <w:t xml:space="preserve"> sync +4.99%</w:t>
             </w:r>
@@ -2982,13 +2652,8 @@
               <w:t xml:space="preserve"> async-unfused +1.94%</w:t>
             </w:r>
             <w:r>
-              <w:t>；</w:t>
-            </w:r>
-            <w:proofErr w:type="spellStart"/>
-            <w:r>
-              <w:t>引入</w:t>
-            </w:r>
-            <w:proofErr w:type="spellEnd"/>
+              <w:t>；引入</w:t>
+            </w:r>
             <w:r>
               <w:t xml:space="preserve"> TP&gt;1 batch-invariant </w:t>
             </w:r>
@@ -3003,172 +2668,74 @@
                 <w:rFonts w:hint="eastAsia"/>
                 <w:lang w:eastAsia="zh-CN"/>
               </w:rPr>
-              <w:t>确定性</w:t>
+              <w:t xml:space="preserve"> </w:t>
             </w:r>
             <w:r>
               <w:rPr>
                 <w:rFonts w:hint="eastAsia"/>
                 <w:lang w:eastAsia="zh-CN"/>
               </w:rPr>
-              <w:t xml:space="preserve"> </w:t>
-            </w:r>
-            <w:r>
-              <w:t>由</w:t>
-            </w:r>
-            <w:r>
-              <w:t xml:space="preserve"> 41/84</w:t>
-            </w:r>
-            <w:r>
-              <w:t>、</w:t>
-            </w:r>
-            <w:r>
-              <w:t xml:space="preserve">63/84 </w:t>
-            </w:r>
-            <w:proofErr w:type="spellStart"/>
-            <w:r>
-              <w:t>提升至</w:t>
-            </w:r>
-            <w:proofErr w:type="spellEnd"/>
-            <w:r>
-              <w:t xml:space="preserve"> 84/84</w:t>
-            </w:r>
-            <w:r>
-              <w:t>、</w:t>
-            </w:r>
-            <w:r>
-              <w:t xml:space="preserve">0 </w:t>
-            </w:r>
-            <w:proofErr w:type="spellStart"/>
-            <w:r>
-              <w:t>mismatch</w:t>
-            </w:r>
-            <w:r>
-              <w:t>，吞吐分别约</w:t>
-            </w:r>
-            <w:proofErr w:type="spellEnd"/>
-            <w:r>
-              <w:t xml:space="preserve"> +4.6%/+3.0%</w:t>
-            </w:r>
-          </w:p>
-          <w:p>
-            <w:pPr>
-              <w:pStyle w:val="a"/>
-              <w:tabs>
-                <w:tab w:val="num" w:pos="360"/>
-              </w:tabs>
-              <w:spacing w:after="40" w:line="264" w:lineRule="auto"/>
-              <w:ind w:left="351" w:hanging="181"/>
-              <w:rPr>
-                <w:lang w:eastAsia="zh-CN"/>
-              </w:rPr>
-            </w:pPr>
-            <w:r>
-              <w:rPr>
-                <w:lang w:eastAsia="zh-CN"/>
-              </w:rPr>
-              <w:t>结合我工作的内容，能把这个东西丰富下吗？</w:t>
-            </w:r>
-            <w:r>
-              <w:rPr>
-                <w:lang w:eastAsia="zh-CN"/>
-              </w:rPr>
-              <w:t xml:space="preserve"> </w:t>
-            </w:r>
-            <w:r>
-              <w:rPr>
-                <w:lang w:eastAsia="zh-CN"/>
-              </w:rPr>
-              <w:t>然后我去把目录加到工作区，你来进行检测并且完善结果。</w:t>
-            </w:r>
-            <w:r>
-              <w:rPr>
-                <w:lang w:eastAsia="zh-CN"/>
-              </w:rPr>
-              <w:t xml:space="preserve"> </w:t>
-            </w:r>
-            <w:r>
-              <w:rPr>
-                <w:lang w:eastAsia="zh-CN"/>
-              </w:rPr>
-              <w:t>这次可以把修改同步到</w:t>
-            </w:r>
-            <w:r>
-              <w:rPr>
-                <w:lang w:eastAsia="zh-CN"/>
-              </w:rPr>
-              <w:t>MD</w:t>
-            </w:r>
-            <w:r>
-              <w:rPr>
-                <w:lang w:eastAsia="zh-CN"/>
-              </w:rPr>
-              <w:t>中</w:t>
-            </w:r>
-            <w:r>
-              <w:rPr>
-                <w:lang w:eastAsia="zh-CN"/>
-              </w:rPr>
-              <w:t xml:space="preserve"> </w:t>
+              <w:t>情况下</w:t>
             </w:r>
             <w:r>
               <w:rPr>
                 <w:rFonts w:hint="eastAsia"/>
                 <w:lang w:eastAsia="zh-CN"/>
               </w:rPr>
-              <w:t xml:space="preserve"> </w:t>
+              <w:t>确定性</w:t>
             </w:r>
             <w:r>
               <w:rPr>
                 <w:rFonts w:hint="eastAsia"/>
                 <w:lang w:eastAsia="zh-CN"/>
               </w:rPr>
-              <w:t>这是那个工程的路径</w:t>
+              <w:t xml:space="preserve"> </w:t>
+            </w:r>
+            <w:r>
+              <w:t>由</w:t>
             </w:r>
             <w:r>
               <w:rPr>
                 <w:rFonts w:hint="eastAsia"/>
                 <w:lang w:eastAsia="zh-CN"/>
               </w:rPr>
-              <w:t xml:space="preserve">  </w:t>
-            </w:r>
-            <w:r>
-              <w:rPr>
-                <w:lang w:eastAsia="zh-CN"/>
-              </w:rPr>
-              <w:t>/home/ai/workspace/LLMQRT</w:t>
-            </w:r>
-          </w:p>
-          <w:p>
-            <w:pPr>
-              <w:pStyle w:val="a"/>
-              <w:numPr>
-                <w:ilvl w:val="0"/>
-                <w:numId w:val="0"/>
-              </w:numPr>
-              <w:tabs>
-                <w:tab w:val="num" w:pos="360"/>
-              </w:tabs>
-              <w:spacing w:after="40" w:line="264" w:lineRule="auto"/>
-              <w:ind w:left="351"/>
+              <w:t>48.8%</w:t>
+            </w:r>
+            <w:r>
+              <w:t>、</w:t>
+            </w:r>
+            <w:r>
               <w:rPr>
                 <w:rFonts w:hint="eastAsia"/>
                 <w:lang w:eastAsia="zh-CN"/>
               </w:rPr>
-            </w:pPr>
-          </w:p>
-          <w:p>
-            <w:pPr>
-              <w:pStyle w:val="a"/>
-              <w:numPr>
-                <w:ilvl w:val="0"/>
-                <w:numId w:val="0"/>
-              </w:numPr>
-              <w:spacing w:after="40" w:line="264" w:lineRule="auto"/>
-              <w:ind w:left="351"/>
-              <w:rPr>
+              <w:t>75%</w:t>
+            </w:r>
+            <w:r>
+              <w:t>提升至</w:t>
+            </w:r>
+            <w:r>
+              <w:t xml:space="preserve"> </w:t>
+            </w:r>
+            <w:r>
+              <w:rPr>
+                <w:rFonts w:hint="eastAsia"/>
                 <w:lang w:eastAsia="zh-CN"/>
               </w:rPr>
-            </w:pPr>
+              <w:t>100%</w:t>
+            </w:r>
+            <w:r>
+              <w:t>、</w:t>
+            </w:r>
+            <w:r>
+              <w:t>0 mismatch</w:t>
+            </w:r>
+            <w:r>
+              <w:t>，吞吐分别约</w:t>
+            </w:r>
+            <w:r>
+              <w:t xml:space="preserve"> +4.6%/+3.0%</w:t>
+            </w:r>
           </w:p>
         </w:tc>
       </w:tr>
@@ -3202,7 +2769,7 @@
             <w:pPr>
               <w:spacing w:line="276" w:lineRule="auto"/>
               <w:rPr>
-                <w:rFonts w:ascii="Times New Roman" w:eastAsia="宋体" w:hAnsi="Times New Roman" w:cstheme="minorHAnsi"/>
+                <w:rFonts w:ascii="Times New Roman" w:eastAsia="宋体" w:hAnsi="Times New Roman" w:cstheme="minorHAnsi" w:hint="eastAsia"/>
                 <w:sz w:val="20"/>
                 <w:szCs w:val="20"/>
               </w:rPr>
@@ -3215,7 +2782,7 @@
       <w:pPr>
         <w:spacing w:after="0" w:line="240" w:lineRule="auto"/>
         <w:rPr>
-          <w:rFonts w:cstheme="minorHAnsi"/>
+          <w:rFonts w:cstheme="minorHAnsi" w:hint="eastAsia"/>
         </w:rPr>
       </w:pPr>
     </w:p>
@@ -3301,7 +2868,7 @@
                 <w:sz w:val="18"/>
                 <w:szCs w:val="18"/>
               </w:rPr>
-              <w:t>5</w:t>
+              <w:t xml:space="preserve">5.12 </w:t>
             </w:r>
             <w:r>
               <w:rPr>
@@ -3310,7 +2877,7 @@
                 <w:sz w:val="18"/>
                 <w:szCs w:val="18"/>
               </w:rPr>
-              <w:t>.</w:t>
+              <w:t>-</w:t>
             </w:r>
             <w:r>
               <w:rPr>
@@ -3319,25 +2886,7 @@
                 <w:sz w:val="18"/>
                 <w:szCs w:val="18"/>
               </w:rPr>
-              <w:t>12</w:t>
-            </w:r>
-            <w:r>
-              <w:rPr>
-                <w:rFonts w:ascii="黑体" w:eastAsia="黑体" w:hAnsi="黑体" w:cstheme="minorHAnsi"/>
-                <w:b/>
-                <w:sz w:val="18"/>
-                <w:szCs w:val="18"/>
-              </w:rPr>
-              <w:t>-</w:t>
-            </w:r>
-            <w:r>
-              <w:rPr>
-                <w:rFonts w:ascii="黑体" w:eastAsia="黑体" w:hAnsi="黑体" w:cstheme="minorHAnsi" w:hint="eastAsia"/>
-                <w:b/>
-                <w:sz w:val="18"/>
-                <w:szCs w:val="18"/>
-              </w:rPr>
-              <w:t>2026.2</w:t>
+              <w:t xml:space="preserve"> 至今</w:t>
             </w:r>
           </w:p>
         </w:tc>
@@ -3379,55 +2928,13 @@
             </w:pPr>
             <w:r>
               <w:rPr>
-                <w:rFonts w:ascii="黑体" w:eastAsia="黑体" w:hAnsi="黑体" w:cstheme="minorHAnsi" w:hint="eastAsia"/>
+                <w:rFonts w:ascii="黑体" w:eastAsia="黑体" w:hAnsi="黑体" w:cstheme="minorHAnsi"/>
                 <w:b/>
                 <w:bCs/>
                 <w:sz w:val="18"/>
                 <w:szCs w:val="18"/>
               </w:rPr>
-              <w:t xml:space="preserve">基于 </w:t>
-            </w:r>
-            <w:proofErr w:type="spellStart"/>
-            <w:r>
-              <w:rPr>
-                <w:rFonts w:ascii="黑体" w:eastAsia="黑体" w:hAnsi="黑体" w:cstheme="minorHAnsi" w:hint="eastAsia"/>
-                <w:b/>
-                <w:bCs/>
-                <w:sz w:val="18"/>
-                <w:szCs w:val="18"/>
-              </w:rPr>
-              <w:t>PyTorch</w:t>
-            </w:r>
-            <w:proofErr w:type="spellEnd"/>
-            <w:r>
-              <w:rPr>
-                <w:rFonts w:ascii="黑体" w:eastAsia="黑体" w:hAnsi="黑体" w:cstheme="minorHAnsi" w:hint="eastAsia"/>
-                <w:b/>
-                <w:bCs/>
-                <w:sz w:val="18"/>
-                <w:szCs w:val="18"/>
-              </w:rPr>
-              <w:t xml:space="preserve"> Extension</w:t>
-            </w:r>
-            <w:r>
-              <w:rPr>
-                <w:rFonts w:ascii="黑体" w:eastAsia="黑体" w:hAnsi="黑体" w:cstheme="minorHAnsi" w:hint="eastAsia"/>
-                <w:b/>
-                <w:bCs/>
-                <w:sz w:val="18"/>
-                <w:szCs w:val="18"/>
-              </w:rPr>
-              <w:t xml:space="preserve"> </w:t>
-            </w:r>
-            <w:r>
-              <w:rPr>
-                <w:rFonts w:ascii="黑体" w:eastAsia="黑体" w:hAnsi="黑体" w:cstheme="minorHAnsi" w:hint="eastAsia"/>
-                <w:b/>
-                <w:bCs/>
-                <w:sz w:val="18"/>
-                <w:szCs w:val="18"/>
-              </w:rPr>
-              <w:t>的高性能 LLM 量化推理 Runtime 开发</w:t>
+              <w:t>LLMQRT 量化推理 Runtime 与 H200 Tensor Parallel 部署</w:t>
             </w:r>
           </w:p>
         </w:tc>
@@ -3455,14 +2962,19 @@
             <w:r>
               <w:rPr>
                 <w:rFonts w:ascii="Times New Roman" w:eastAsia="宋体" w:hAnsi="Times New Roman" w:cstheme="minorHAnsi"/>
-                <w:sz w:val="20"/>
-                <w:szCs w:val="20"/>
-              </w:rPr>
-              <w:t>推理</w:t>
-            </w:r>
-            <w:r>
-              <w:rPr>
-                <w:rFonts w:ascii="Times New Roman" w:eastAsia="宋体" w:hAnsi="Times New Roman" w:cstheme="minorHAnsi"/>
+                <w:b/>
+                <w:bCs/>
+                <w:sz w:val="20"/>
+                <w:szCs w:val="20"/>
+              </w:rPr>
+              <w:lastRenderedPageBreak/>
+              <w:t>量化</w:t>
+            </w:r>
+            <w:r>
+              <w:rPr>
+                <w:rFonts w:ascii="Times New Roman" w:eastAsia="宋体" w:hAnsi="Times New Roman" w:cstheme="minorHAnsi"/>
+                <w:b/>
+                <w:bCs/>
                 <w:sz w:val="20"/>
                 <w:szCs w:val="20"/>
               </w:rPr>
@@ -3471,78 +2983,252 @@
             <w:r>
               <w:rPr>
                 <w:rFonts w:ascii="Times New Roman" w:eastAsia="宋体" w:hAnsi="Times New Roman" w:cstheme="minorHAnsi"/>
-                <w:sz w:val="20"/>
-                <w:szCs w:val="20"/>
-              </w:rPr>
-              <w:t>设计</w:t>
-            </w:r>
-            <w:r>
-              <w:rPr>
-                <w:rFonts w:ascii="Times New Roman" w:eastAsia="宋体" w:hAnsi="Times New Roman" w:cstheme="minorHAnsi" w:hint="eastAsia"/>
-                <w:sz w:val="20"/>
-                <w:szCs w:val="20"/>
-              </w:rPr>
-              <w:t>：</w:t>
-            </w:r>
-            <w:r>
-              <w:rPr>
-                <w:rFonts w:ascii="Times New Roman" w:eastAsia="宋体" w:hAnsi="Times New Roman" w:cstheme="minorHAnsi"/>
-                <w:sz w:val="20"/>
-                <w:szCs w:val="20"/>
-              </w:rPr>
-              <w:t>面向</w:t>
-            </w:r>
-            <w:r>
-              <w:rPr>
-                <w:rFonts w:ascii="Times New Roman" w:eastAsia="宋体" w:hAnsi="Times New Roman" w:cstheme="minorHAnsi"/>
                 <w:b/>
                 <w:bCs/>
                 <w:sz w:val="20"/>
                 <w:szCs w:val="20"/>
               </w:rPr>
-              <w:t xml:space="preserve"> Llama3/Qwen </w:t>
-            </w:r>
-            <w:r>
-              <w:rPr>
-                <w:rFonts w:ascii="Times New Roman" w:eastAsia="宋体" w:hAnsi="Times New Roman" w:cstheme="minorHAnsi"/>
-                <w:sz w:val="20"/>
-                <w:szCs w:val="20"/>
-              </w:rPr>
-              <w:t>等大模型部署中的显存瓶颈，设计并实现支持</w:t>
-            </w:r>
-            <w:r>
-              <w:rPr>
-                <w:rFonts w:ascii="Times New Roman" w:eastAsia="宋体" w:hAnsi="Times New Roman" w:cstheme="minorHAnsi"/>
-                <w:b/>
-                <w:bCs/>
-                <w:sz w:val="20"/>
-                <w:szCs w:val="20"/>
-              </w:rPr>
-              <w:t xml:space="preserve"> W8A8 / FP8 / AWQ </w:t>
-            </w:r>
-            <w:r>
-              <w:rPr>
-                <w:rFonts w:ascii="Times New Roman" w:eastAsia="宋体" w:hAnsi="Times New Roman" w:cstheme="minorHAnsi"/>
-                <w:sz w:val="20"/>
-                <w:szCs w:val="20"/>
-              </w:rPr>
-              <w:t>等量化策略的轻量级推理</w:t>
-            </w:r>
-            <w:r>
-              <w:rPr>
-                <w:rFonts w:ascii="Times New Roman" w:eastAsia="宋体" w:hAnsi="Times New Roman" w:cstheme="minorHAnsi"/>
-                <w:sz w:val="20"/>
-                <w:szCs w:val="20"/>
-              </w:rPr>
-              <w:t xml:space="preserve"> Runtime</w:t>
-            </w:r>
-            <w:r>
-              <w:rPr>
-                <w:rFonts w:ascii="Times New Roman" w:eastAsia="宋体" w:hAnsi="Times New Roman" w:cstheme="minorHAnsi"/>
-                <w:sz w:val="20"/>
-                <w:szCs w:val="20"/>
-              </w:rPr>
-              <w:t>。</w:t>
+              <w:t>与后端适配</w:t>
+            </w:r>
+            <w:r>
+              <w:rPr>
+                <w:rFonts w:ascii="Times New Roman" w:eastAsia="宋体" w:hAnsi="Times New Roman" w:cstheme="minorHAnsi"/>
+                <w:sz w:val="20"/>
+                <w:szCs w:val="20"/>
+              </w:rPr>
+              <w:t>｜在支持</w:t>
+            </w:r>
+            <w:r>
+              <w:rPr>
+                <w:rFonts w:ascii="Times New Roman" w:eastAsia="宋体" w:hAnsi="Times New Roman" w:cstheme="minorHAnsi"/>
+                <w:sz w:val="20"/>
+                <w:szCs w:val="20"/>
+              </w:rPr>
+              <w:t xml:space="preserve"> W4A16 AWQ</w:t>
+            </w:r>
+            <w:r>
+              <w:rPr>
+                <w:rFonts w:ascii="Times New Roman" w:eastAsia="宋体" w:hAnsi="Times New Roman" w:cstheme="minorHAnsi"/>
+                <w:sz w:val="20"/>
+                <w:szCs w:val="20"/>
+              </w:rPr>
+              <w:t>、</w:t>
+            </w:r>
+            <w:r>
+              <w:rPr>
+                <w:rFonts w:ascii="Times New Roman" w:eastAsia="宋体" w:hAnsi="Times New Roman" w:cstheme="minorHAnsi"/>
+                <w:sz w:val="20"/>
+                <w:szCs w:val="20"/>
+              </w:rPr>
+              <w:t xml:space="preserve">W8A8 SmoothQuant </w:t>
+            </w:r>
+            <w:r>
+              <w:rPr>
+                <w:rFonts w:ascii="Times New Roman" w:eastAsia="宋体" w:hAnsi="Times New Roman" w:cstheme="minorHAnsi"/>
+                <w:sz w:val="20"/>
+                <w:szCs w:val="20"/>
+              </w:rPr>
+              <w:t>与</w:t>
+            </w:r>
+            <w:r>
+              <w:rPr>
+                <w:rFonts w:ascii="Times New Roman" w:eastAsia="宋体" w:hAnsi="Times New Roman" w:cstheme="minorHAnsi"/>
+                <w:sz w:val="20"/>
+                <w:szCs w:val="20"/>
+              </w:rPr>
+              <w:t xml:space="preserve"> FP8 </w:t>
+            </w:r>
+            <w:r>
+              <w:rPr>
+                <w:rFonts w:ascii="Times New Roman" w:eastAsia="宋体" w:hAnsi="Times New Roman" w:cstheme="minorHAnsi"/>
+                <w:sz w:val="20"/>
+                <w:szCs w:val="20"/>
+              </w:rPr>
+              <w:t>的</w:t>
+            </w:r>
+            <w:r>
+              <w:rPr>
+                <w:rFonts w:ascii="Times New Roman" w:eastAsia="宋体" w:hAnsi="Times New Roman" w:cstheme="minorHAnsi"/>
+                <w:sz w:val="20"/>
+                <w:szCs w:val="20"/>
+              </w:rPr>
+              <w:t xml:space="preserve"> PyTorch Extension Runtime </w:t>
+            </w:r>
+            <w:r>
+              <w:rPr>
+                <w:rFonts w:ascii="Times New Roman" w:eastAsia="宋体" w:hAnsi="Times New Roman" w:cstheme="minorHAnsi"/>
+                <w:sz w:val="20"/>
+                <w:szCs w:val="20"/>
+              </w:rPr>
+              <w:t>中，完成</w:t>
+            </w:r>
+            <w:r>
+              <w:rPr>
+                <w:rFonts w:ascii="Times New Roman" w:eastAsia="宋体" w:hAnsi="Times New Roman" w:cstheme="minorHAnsi"/>
+                <w:sz w:val="20"/>
+                <w:szCs w:val="20"/>
+              </w:rPr>
+              <w:t xml:space="preserve"> FlashAttention-2/4 </w:t>
+            </w:r>
+            <w:r>
+              <w:rPr>
+                <w:rFonts w:ascii="Times New Roman" w:eastAsia="宋体" w:hAnsi="Times New Roman" w:cstheme="minorHAnsi"/>
+                <w:sz w:val="20"/>
+                <w:szCs w:val="20"/>
+              </w:rPr>
+              <w:t>可配置接入，补齐</w:t>
+            </w:r>
+            <w:r>
+              <w:rPr>
+                <w:rFonts w:ascii="Times New Roman" w:eastAsia="宋体" w:hAnsi="Times New Roman" w:cstheme="minorHAnsi"/>
+                <w:sz w:val="20"/>
+                <w:szCs w:val="20"/>
+              </w:rPr>
+              <w:t xml:space="preserve"> GQA </w:t>
+            </w:r>
+            <w:r>
+              <w:rPr>
+                <w:rFonts w:ascii="Times New Roman" w:eastAsia="宋体" w:hAnsi="Times New Roman" w:cstheme="minorHAnsi"/>
+                <w:sz w:val="20"/>
+                <w:szCs w:val="20"/>
+              </w:rPr>
+              <w:t>的</w:t>
+            </w:r>
+            <w:r>
+              <w:rPr>
+                <w:rFonts w:ascii="Times New Roman" w:eastAsia="宋体" w:hAnsi="Times New Roman" w:cstheme="minorHAnsi"/>
+                <w:sz w:val="20"/>
+                <w:szCs w:val="20"/>
+              </w:rPr>
+              <w:t xml:space="preserve"> KV heads </w:t>
+            </w:r>
+            <w:r>
+              <w:rPr>
+                <w:rFonts w:ascii="Times New Roman" w:eastAsia="宋体" w:hAnsi="Times New Roman" w:cstheme="minorHAnsi"/>
+                <w:sz w:val="20"/>
+                <w:szCs w:val="20"/>
+              </w:rPr>
+              <w:t>展开、</w:t>
+            </w:r>
+            <w:r>
+              <w:rPr>
+                <w:rFonts w:ascii="Times New Roman" w:eastAsia="宋体" w:hAnsi="Times New Roman" w:cstheme="minorHAnsi"/>
+                <w:sz w:val="20"/>
+                <w:szCs w:val="20"/>
+              </w:rPr>
+              <w:t xml:space="preserve">softcap mask </w:t>
+            </w:r>
+            <w:r>
+              <w:rPr>
+                <w:rFonts w:ascii="Times New Roman" w:eastAsia="宋体" w:hAnsi="Times New Roman" w:cstheme="minorHAnsi"/>
+                <w:sz w:val="20"/>
+                <w:szCs w:val="20"/>
+              </w:rPr>
+              <w:t>及</w:t>
+            </w:r>
+            <w:r>
+              <w:rPr>
+                <w:rFonts w:ascii="Times New Roman" w:eastAsia="宋体" w:hAnsi="Times New Roman" w:cstheme="minorHAnsi"/>
+                <w:sz w:val="20"/>
+                <w:szCs w:val="20"/>
+              </w:rPr>
+              <w:t xml:space="preserve"> SDPA→Torch </w:t>
+            </w:r>
+            <w:r>
+              <w:rPr>
+                <w:rFonts w:ascii="Times New Roman" w:eastAsia="宋体" w:hAnsi="Times New Roman" w:cstheme="minorHAnsi"/>
+                <w:sz w:val="20"/>
+                <w:szCs w:val="20"/>
+              </w:rPr>
+              <w:t>回退；将</w:t>
+            </w:r>
+            <w:r>
+              <w:rPr>
+                <w:rFonts w:ascii="Times New Roman" w:eastAsia="宋体" w:hAnsi="Times New Roman" w:cstheme="minorHAnsi"/>
+                <w:sz w:val="20"/>
+                <w:szCs w:val="20"/>
+              </w:rPr>
+              <w:t xml:space="preserve"> CUDA arch</w:t>
+            </w:r>
+            <w:r>
+              <w:rPr>
+                <w:rFonts w:ascii="Times New Roman" w:eastAsia="宋体" w:hAnsi="Times New Roman" w:cstheme="minorHAnsi"/>
+                <w:sz w:val="20"/>
+                <w:szCs w:val="20"/>
+              </w:rPr>
+              <w:t>、</w:t>
+            </w:r>
+            <w:r>
+              <w:rPr>
+                <w:rFonts w:ascii="Times New Roman" w:eastAsia="宋体" w:hAnsi="Times New Roman" w:cstheme="minorHAnsi"/>
+                <w:sz w:val="20"/>
+                <w:szCs w:val="20"/>
+              </w:rPr>
+              <w:t xml:space="preserve">ccache </w:t>
+            </w:r>
+            <w:r>
+              <w:rPr>
+                <w:rFonts w:ascii="Times New Roman" w:eastAsia="宋体" w:hAnsi="Times New Roman" w:cstheme="minorHAnsi"/>
+                <w:sz w:val="20"/>
+                <w:szCs w:val="20"/>
+              </w:rPr>
+              <w:t>与模型路径改为动态</w:t>
+            </w:r>
+            <w:r>
+              <w:rPr>
+                <w:rFonts w:ascii="Times New Roman" w:eastAsia="宋体" w:hAnsi="Times New Roman" w:cstheme="minorHAnsi"/>
+                <w:sz w:val="20"/>
+                <w:szCs w:val="20"/>
+              </w:rPr>
+              <w:t>/</w:t>
+            </w:r>
+            <w:r>
+              <w:rPr>
+                <w:rFonts w:ascii="Times New Roman" w:eastAsia="宋体" w:hAnsi="Times New Roman" w:cstheme="minorHAnsi"/>
+                <w:sz w:val="20"/>
+                <w:szCs w:val="20"/>
+              </w:rPr>
+              <w:t>可选配置，使工程可在本地</w:t>
+            </w:r>
+            <w:r>
+              <w:rPr>
+                <w:rFonts w:ascii="Times New Roman" w:eastAsia="宋体" w:hAnsi="Times New Roman" w:cstheme="minorHAnsi"/>
+                <w:sz w:val="20"/>
+                <w:szCs w:val="20"/>
+              </w:rPr>
+              <w:t xml:space="preserve"> GPU</w:t>
+            </w:r>
+            <w:r>
+              <w:rPr>
+                <w:rFonts w:ascii="Times New Roman" w:eastAsia="宋体" w:hAnsi="Times New Roman" w:cstheme="minorHAnsi" w:hint="eastAsia"/>
+                <w:sz w:val="20"/>
+                <w:szCs w:val="20"/>
+              </w:rPr>
+              <w:t>(5060)</w:t>
+            </w:r>
+            <w:r>
+              <w:rPr>
+                <w:rFonts w:ascii="Times New Roman" w:eastAsia="宋体" w:hAnsi="Times New Roman" w:cstheme="minorHAnsi"/>
+                <w:sz w:val="20"/>
+                <w:szCs w:val="20"/>
+              </w:rPr>
+              <w:t>与</w:t>
+            </w:r>
+            <w:r>
+              <w:rPr>
+                <w:rFonts w:ascii="Times New Roman" w:eastAsia="宋体" w:hAnsi="Times New Roman" w:cstheme="minorHAnsi"/>
+                <w:sz w:val="20"/>
+                <w:szCs w:val="20"/>
+              </w:rPr>
+              <w:t xml:space="preserve"> H200 </w:t>
+            </w:r>
+            <w:r>
+              <w:rPr>
+                <w:rFonts w:ascii="Times New Roman" w:eastAsia="宋体" w:hAnsi="Times New Roman" w:cstheme="minorHAnsi"/>
+                <w:sz w:val="20"/>
+                <w:szCs w:val="20"/>
+              </w:rPr>
+              <w:t>环境构建部署。</w:t>
             </w:r>
           </w:p>
           <w:p>
@@ -3561,111 +3247,401 @@
             </w:pPr>
             <w:r>
               <w:rPr>
-                <w:rFonts w:ascii="Times New Roman" w:eastAsia="宋体" w:hAnsi="Times New Roman" w:cstheme="minorHAnsi" w:hint="eastAsia"/>
-                <w:sz w:val="20"/>
-                <w:szCs w:val="20"/>
-              </w:rPr>
-              <w:t>核心算子开发：</w:t>
-            </w:r>
-            <w:r>
-              <w:rPr>
-                <w:rFonts w:ascii="Times New Roman" w:eastAsia="宋体" w:hAnsi="Times New Roman" w:cstheme="minorHAnsi"/>
-                <w:sz w:val="20"/>
-                <w:szCs w:val="20"/>
-              </w:rPr>
-              <w:t>基于</w:t>
-            </w:r>
-            <w:r>
-              <w:rPr>
-                <w:rFonts w:ascii="Times New Roman" w:eastAsia="宋体" w:hAnsi="Times New Roman" w:cstheme="minorHAnsi"/>
-                <w:sz w:val="20"/>
-                <w:szCs w:val="20"/>
-              </w:rPr>
-              <w:t xml:space="preserve"> </w:t>
-            </w:r>
-            <w:r>
-              <w:rPr>
                 <w:rFonts w:ascii="Times New Roman" w:eastAsia="宋体" w:hAnsi="Times New Roman" w:cstheme="minorHAnsi"/>
                 <w:b/>
                 <w:bCs/>
                 <w:sz w:val="20"/>
                 <w:szCs w:val="20"/>
               </w:rPr>
-              <w:t xml:space="preserve">NVIDIA CUTLASS </w:t>
-            </w:r>
-            <w:r>
-              <w:rPr>
-                <w:rFonts w:ascii="Times New Roman" w:eastAsia="宋体" w:hAnsi="Times New Roman" w:cstheme="minorHAnsi"/>
-                <w:sz w:val="20"/>
-                <w:szCs w:val="20"/>
-              </w:rPr>
-              <w:t>开发并封装高性能</w:t>
-            </w:r>
-            <w:r>
-              <w:rPr>
-                <w:rFonts w:ascii="Times New Roman" w:eastAsia="宋体" w:hAnsi="Times New Roman" w:cstheme="minorHAnsi"/>
-                <w:sz w:val="20"/>
-                <w:szCs w:val="20"/>
-              </w:rPr>
-              <w:t xml:space="preserve"> W8A8 (INT8) GEMM </w:t>
-            </w:r>
-            <w:r>
-              <w:rPr>
-                <w:rFonts w:ascii="Times New Roman" w:eastAsia="宋体" w:hAnsi="Times New Roman" w:cstheme="minorHAnsi"/>
-                <w:sz w:val="20"/>
-                <w:szCs w:val="20"/>
-              </w:rPr>
-              <w:t>算子，重构</w:t>
-            </w:r>
-            <w:r>
-              <w:rPr>
-                <w:rFonts w:ascii="Times New Roman" w:eastAsia="宋体" w:hAnsi="Times New Roman" w:cstheme="minorHAnsi"/>
-                <w:sz w:val="20"/>
-                <w:szCs w:val="20"/>
-              </w:rPr>
-              <w:t xml:space="preserve"> Transformer </w:t>
-            </w:r>
-            <w:r>
-              <w:rPr>
-                <w:rFonts w:ascii="Times New Roman" w:eastAsia="宋体" w:hAnsi="Times New Roman" w:cstheme="minorHAnsi"/>
-                <w:sz w:val="20"/>
-                <w:szCs w:val="20"/>
-              </w:rPr>
-              <w:t>中</w:t>
-            </w:r>
-            <w:r>
-              <w:rPr>
-                <w:rFonts w:ascii="Times New Roman" w:eastAsia="宋体" w:hAnsi="Times New Roman" w:cstheme="minorHAnsi"/>
-                <w:sz w:val="20"/>
-                <w:szCs w:val="20"/>
-              </w:rPr>
-              <w:t xml:space="preserve"> Linear </w:t>
-            </w:r>
-            <w:r>
-              <w:rPr>
-                <w:rFonts w:ascii="Times New Roman" w:eastAsia="宋体" w:hAnsi="Times New Roman" w:cstheme="minorHAnsi"/>
-                <w:sz w:val="20"/>
-                <w:szCs w:val="20"/>
-              </w:rPr>
-              <w:t>层逻辑，完成量化数据结构设计、内存布局优化及前</w:t>
-            </w:r>
-            <w:proofErr w:type="gramStart"/>
-            <w:r>
-              <w:rPr>
-                <w:rFonts w:ascii="Times New Roman" w:eastAsia="宋体" w:hAnsi="Times New Roman" w:cstheme="minorHAnsi"/>
-                <w:sz w:val="20"/>
-                <w:szCs w:val="20"/>
-              </w:rPr>
-              <w:t>向计算</w:t>
-            </w:r>
-            <w:proofErr w:type="gramEnd"/>
-            <w:r>
-              <w:rPr>
-                <w:rFonts w:ascii="Times New Roman" w:eastAsia="宋体" w:hAnsi="Times New Roman" w:cstheme="minorHAnsi"/>
-                <w:sz w:val="20"/>
-                <w:szCs w:val="20"/>
-              </w:rPr>
-              <w:t>端到端正确性验证。</w:t>
+              <w:t xml:space="preserve">H200 Kernel </w:t>
+            </w:r>
+            <w:r>
+              <w:rPr>
+                <w:rFonts w:ascii="Times New Roman" w:eastAsia="宋体" w:hAnsi="Times New Roman" w:cstheme="minorHAnsi"/>
+                <w:b/>
+                <w:bCs/>
+                <w:sz w:val="20"/>
+                <w:szCs w:val="20"/>
+              </w:rPr>
+              <w:t>与</w:t>
+            </w:r>
+            <w:r>
+              <w:rPr>
+                <w:rFonts w:ascii="Times New Roman" w:eastAsia="宋体" w:hAnsi="Times New Roman" w:cstheme="minorHAnsi"/>
+                <w:b/>
+                <w:bCs/>
+                <w:sz w:val="20"/>
+                <w:szCs w:val="20"/>
+              </w:rPr>
+              <w:t xml:space="preserve"> Tensor Parallel</w:t>
+            </w:r>
+            <w:r>
+              <w:rPr>
+                <w:rFonts w:ascii="Times New Roman" w:eastAsia="宋体" w:hAnsi="Times New Roman" w:cstheme="minorHAnsi"/>
+                <w:sz w:val="20"/>
+                <w:szCs w:val="20"/>
+              </w:rPr>
+              <w:t>｜在公司</w:t>
+            </w:r>
+            <w:r>
+              <w:rPr>
+                <w:rFonts w:ascii="Times New Roman" w:eastAsia="宋体" w:hAnsi="Times New Roman" w:cstheme="minorHAnsi"/>
+                <w:sz w:val="20"/>
+                <w:szCs w:val="20"/>
+              </w:rPr>
+              <w:t xml:space="preserve"> 2×H200</w:t>
+            </w:r>
+            <w:r>
+              <w:rPr>
+                <w:rFonts w:ascii="Times New Roman" w:eastAsia="宋体" w:hAnsi="Times New Roman" w:cstheme="minorHAnsi"/>
+                <w:sz w:val="20"/>
+                <w:szCs w:val="20"/>
+              </w:rPr>
+              <w:t>（</w:t>
+            </w:r>
+            <w:r>
+              <w:rPr>
+                <w:rFonts w:ascii="Times New Roman" w:eastAsia="宋体" w:hAnsi="Times New Roman" w:cstheme="minorHAnsi"/>
+                <w:sz w:val="20"/>
+                <w:szCs w:val="20"/>
+              </w:rPr>
+              <w:t>SM90/CUDA 13.0</w:t>
+            </w:r>
+            <w:r>
+              <w:rPr>
+                <w:rFonts w:ascii="Times New Roman" w:eastAsia="宋体" w:hAnsi="Times New Roman" w:cstheme="minorHAnsi"/>
+                <w:sz w:val="20"/>
+                <w:szCs w:val="20"/>
+              </w:rPr>
+              <w:t>）环境完成</w:t>
+            </w:r>
+            <w:r>
+              <w:rPr>
+                <w:rFonts w:ascii="Times New Roman" w:eastAsia="宋体" w:hAnsi="Times New Roman" w:cstheme="minorHAnsi"/>
+                <w:sz w:val="20"/>
+                <w:szCs w:val="20"/>
+              </w:rPr>
+              <w:t xml:space="preserve"> AWQ Runtime </w:t>
+            </w:r>
+            <w:r>
+              <w:rPr>
+                <w:rFonts w:ascii="Times New Roman" w:eastAsia="宋体" w:hAnsi="Times New Roman" w:cstheme="minorHAnsi"/>
+                <w:sz w:val="20"/>
+                <w:szCs w:val="20"/>
+              </w:rPr>
+              <w:t>迁移；使用</w:t>
+            </w:r>
+            <w:r>
+              <w:rPr>
+                <w:rFonts w:ascii="Times New Roman" w:eastAsia="宋体" w:hAnsi="Times New Roman" w:cstheme="minorHAnsi"/>
+                <w:sz w:val="20"/>
+                <w:szCs w:val="20"/>
+              </w:rPr>
+              <w:t xml:space="preserve"> compute-sanitizer </w:t>
+            </w:r>
+            <w:r>
+              <w:rPr>
+                <w:rFonts w:ascii="Times New Roman" w:eastAsia="宋体" w:hAnsi="Times New Roman" w:cstheme="minorHAnsi"/>
+                <w:sz w:val="20"/>
+                <w:szCs w:val="20"/>
+              </w:rPr>
+              <w:t>将</w:t>
+            </w:r>
+            <w:r>
+              <w:rPr>
+                <w:rFonts w:ascii="Times New Roman" w:eastAsia="宋体" w:hAnsi="Times New Roman" w:cstheme="minorHAnsi"/>
+                <w:sz w:val="20"/>
+                <w:szCs w:val="20"/>
+              </w:rPr>
+              <w:t xml:space="preserve"> decode </w:t>
+            </w:r>
+            <w:r>
+              <w:rPr>
+                <w:rFonts w:ascii="Times New Roman" w:eastAsia="宋体" w:hAnsi="Times New Roman" w:cstheme="minorHAnsi"/>
+                <w:sz w:val="20"/>
+                <w:szCs w:val="20"/>
+              </w:rPr>
+              <w:t>非法访存定位到</w:t>
+            </w:r>
+            <w:r>
+              <w:rPr>
+                <w:rFonts w:ascii="Times New Roman" w:eastAsia="宋体" w:hAnsi="Times New Roman" w:cstheme="minorHAnsi"/>
+                <w:sz w:val="20"/>
+                <w:szCs w:val="20"/>
+              </w:rPr>
+              <w:t> </w:t>
+            </w:r>
+            <w:r>
+              <w:rPr>
+                <w:rFonts w:ascii="Times New Roman" w:hAnsi="Times New Roman" w:cstheme="minorHAnsi"/>
+                <w:sz w:val="20"/>
+                <w:szCs w:val="20"/>
+              </w:rPr>
+              <w:t>gemv_kernel_g128</w:t>
+            </w:r>
+            <w:r>
+              <w:rPr>
+                <w:rFonts w:ascii="Times New Roman" w:eastAsia="宋体" w:hAnsi="Times New Roman" w:cstheme="minorHAnsi"/>
+                <w:sz w:val="20"/>
+                <w:szCs w:val="20"/>
+              </w:rPr>
+              <w:t>：当</w:t>
+            </w:r>
+            <w:r>
+              <w:rPr>
+                <w:rFonts w:ascii="Times New Roman" w:eastAsia="宋体" w:hAnsi="Times New Roman" w:cstheme="minorHAnsi"/>
+                <w:sz w:val="20"/>
+                <w:szCs w:val="20"/>
+              </w:rPr>
+              <w:t> </w:t>
+            </w:r>
+            <w:r>
+              <w:rPr>
+                <w:rFonts w:ascii="Times New Roman" w:hAnsi="Times New Roman" w:cstheme="minorHAnsi"/>
+                <w:sz w:val="20"/>
+                <w:szCs w:val="20"/>
+              </w:rPr>
+              <w:t>K/group_size=7</w:t>
+            </w:r>
+            <w:r>
+              <w:rPr>
+                <w:rFonts w:ascii="Times New Roman" w:eastAsia="宋体" w:hAnsi="Times New Roman" w:cstheme="minorHAnsi"/>
+                <w:sz w:val="20"/>
+                <w:szCs w:val="20"/>
+              </w:rPr>
+              <w:t> </w:t>
+            </w:r>
+            <w:r>
+              <w:rPr>
+                <w:rFonts w:ascii="Times New Roman" w:eastAsia="宋体" w:hAnsi="Times New Roman" w:cstheme="minorHAnsi"/>
+                <w:sz w:val="20"/>
+                <w:szCs w:val="20"/>
+              </w:rPr>
+              <w:t>时</w:t>
+            </w:r>
+            <w:r>
+              <w:rPr>
+                <w:rFonts w:ascii="Times New Roman" w:eastAsia="宋体" w:hAnsi="Times New Roman" w:cstheme="minorHAnsi"/>
+                <w:sz w:val="20"/>
+                <w:szCs w:val="20"/>
+              </w:rPr>
+              <w:t xml:space="preserve"> warp </w:t>
+            </w:r>
+            <w:r>
+              <w:rPr>
+                <w:rFonts w:ascii="Times New Roman" w:eastAsia="宋体" w:hAnsi="Times New Roman" w:cstheme="minorHAnsi"/>
+                <w:sz w:val="20"/>
+                <w:szCs w:val="20"/>
+              </w:rPr>
+              <w:t>仍按</w:t>
+            </w:r>
+            <w:r>
+              <w:rPr>
+                <w:rFonts w:ascii="Times New Roman" w:eastAsia="宋体" w:hAnsi="Times New Roman" w:cstheme="minorHAnsi"/>
+                <w:sz w:val="20"/>
+                <w:szCs w:val="20"/>
+              </w:rPr>
+              <w:t xml:space="preserve"> 8 </w:t>
+            </w:r>
+            <w:r>
+              <w:rPr>
+                <w:rFonts w:ascii="Times New Roman" w:eastAsia="宋体" w:hAnsi="Times New Roman" w:cstheme="minorHAnsi"/>
+                <w:sz w:val="20"/>
+                <w:szCs w:val="20"/>
+              </w:rPr>
+              <w:t>组读取，导致末尾</w:t>
+            </w:r>
+            <w:r>
+              <w:rPr>
+                <w:rFonts w:ascii="Times New Roman" w:eastAsia="宋体" w:hAnsi="Times New Roman" w:cstheme="minorHAnsi"/>
+                <w:sz w:val="20"/>
+                <w:szCs w:val="20"/>
+              </w:rPr>
+              <w:t xml:space="preserve"> lane </w:t>
+            </w:r>
+            <w:r>
+              <w:rPr>
+                <w:rFonts w:ascii="Times New Roman" w:eastAsia="宋体" w:hAnsi="Times New Roman" w:cstheme="minorHAnsi"/>
+                <w:sz w:val="20"/>
+                <w:szCs w:val="20"/>
+              </w:rPr>
+              <w:t>越界访问</w:t>
+            </w:r>
+            <w:r>
+              <w:rPr>
+                <w:rFonts w:ascii="Times New Roman" w:eastAsia="宋体" w:hAnsi="Times New Roman" w:cstheme="minorHAnsi"/>
+                <w:sz w:val="20"/>
+                <w:szCs w:val="20"/>
+              </w:rPr>
+              <w:t xml:space="preserve"> scale/zero</w:t>
+            </w:r>
+            <w:r>
+              <w:rPr>
+                <w:rFonts w:ascii="Times New Roman" w:eastAsia="宋体" w:hAnsi="Times New Roman" w:cstheme="minorHAnsi"/>
+                <w:sz w:val="20"/>
+                <w:szCs w:val="20"/>
+              </w:rPr>
+              <w:t>；增加</w:t>
+            </w:r>
+            <w:r>
+              <w:rPr>
+                <w:rFonts w:ascii="Times New Roman" w:eastAsia="宋体" w:hAnsi="Times New Roman" w:cstheme="minorHAnsi"/>
+                <w:sz w:val="20"/>
+                <w:szCs w:val="20"/>
+              </w:rPr>
+              <w:t xml:space="preserve"> group </w:t>
+            </w:r>
+            <w:r>
+              <w:rPr>
+                <w:rFonts w:ascii="Times New Roman" w:eastAsia="宋体" w:hAnsi="Times New Roman" w:cstheme="minorHAnsi"/>
+                <w:sz w:val="20"/>
+                <w:szCs w:val="20"/>
+              </w:rPr>
+              <w:t>边界保护、</w:t>
+            </w:r>
+            <w:r>
+              <w:rPr>
+                <w:rFonts w:ascii="Times New Roman" w:eastAsia="宋体" w:hAnsi="Times New Roman" w:cstheme="minorHAnsi"/>
+                <w:sz w:val="20"/>
+                <w:szCs w:val="20"/>
+              </w:rPr>
+              <w:t xml:space="preserve">current-stream launch </w:t>
+            </w:r>
+            <w:r>
+              <w:rPr>
+                <w:rFonts w:ascii="Times New Roman" w:eastAsia="宋体" w:hAnsi="Times New Roman" w:cstheme="minorHAnsi"/>
+                <w:sz w:val="20"/>
+                <w:szCs w:val="20"/>
+              </w:rPr>
+              <w:t>与错误检查后，代表</w:t>
+            </w:r>
+            <w:r>
+              <w:rPr>
+                <w:rFonts w:ascii="Times New Roman" w:eastAsia="宋体" w:hAnsi="Times New Roman" w:cstheme="minorHAnsi"/>
+                <w:sz w:val="20"/>
+                <w:szCs w:val="20"/>
+              </w:rPr>
+              <w:t xml:space="preserve"> shape </w:t>
+            </w:r>
+            <w:r>
+              <w:rPr>
+                <w:rFonts w:ascii="Times New Roman" w:eastAsia="宋体" w:hAnsi="Times New Roman" w:cstheme="minorHAnsi"/>
+                <w:sz w:val="20"/>
+                <w:szCs w:val="20"/>
+              </w:rPr>
+              <w:t>的</w:t>
+            </w:r>
+            <w:r>
+              <w:rPr>
+                <w:rFonts w:ascii="Times New Roman" w:eastAsia="宋体" w:hAnsi="Times New Roman" w:cstheme="minorHAnsi"/>
+                <w:sz w:val="20"/>
+                <w:szCs w:val="20"/>
+              </w:rPr>
+              <w:t xml:space="preserve"> memcheck/initcheck/synccheck/racecheck </w:t>
+            </w:r>
+            <w:r>
+              <w:rPr>
+                <w:rFonts w:ascii="Times New Roman" w:eastAsia="宋体" w:hAnsi="Times New Roman" w:cstheme="minorHAnsi"/>
+                <w:sz w:val="20"/>
+                <w:szCs w:val="20"/>
+              </w:rPr>
+              <w:t>均为</w:t>
+            </w:r>
+            <w:r>
+              <w:rPr>
+                <w:rFonts w:ascii="Times New Roman" w:eastAsia="宋体" w:hAnsi="Times New Roman" w:cstheme="minorHAnsi"/>
+                <w:sz w:val="20"/>
+                <w:szCs w:val="20"/>
+              </w:rPr>
+              <w:t xml:space="preserve"> 0 error/0 hazard</w:t>
+            </w:r>
+            <w:r>
+              <w:rPr>
+                <w:rFonts w:ascii="Times New Roman" w:eastAsia="宋体" w:hAnsi="Times New Roman" w:cstheme="minorHAnsi"/>
+                <w:sz w:val="20"/>
+                <w:szCs w:val="20"/>
+              </w:rPr>
+              <w:t>；进一步实现</w:t>
+            </w:r>
+            <w:r>
+              <w:rPr>
+                <w:rFonts w:ascii="Times New Roman" w:eastAsia="宋体" w:hAnsi="Times New Roman" w:cstheme="minorHAnsi"/>
+                <w:sz w:val="20"/>
+                <w:szCs w:val="20"/>
+              </w:rPr>
+              <w:t xml:space="preserve"> Qwen2 packed-AWQ TP=2</w:t>
+            </w:r>
+            <w:r>
+              <w:rPr>
+                <w:rFonts w:ascii="Times New Roman" w:eastAsia="宋体" w:hAnsi="Times New Roman" w:cstheme="minorHAnsi"/>
+                <w:sz w:val="20"/>
+                <w:szCs w:val="20"/>
+              </w:rPr>
+              <w:t>，完成</w:t>
+            </w:r>
+            <w:r>
+              <w:rPr>
+                <w:rFonts w:ascii="Times New Roman" w:eastAsia="宋体" w:hAnsi="Times New Roman" w:cstheme="minorHAnsi"/>
+                <w:sz w:val="20"/>
+                <w:szCs w:val="20"/>
+              </w:rPr>
+              <w:t xml:space="preserve"> Q/K/V</w:t>
+            </w:r>
+            <w:r>
+              <w:rPr>
+                <w:rFonts w:ascii="Times New Roman" w:eastAsia="宋体" w:hAnsi="Times New Roman" w:cstheme="minorHAnsi"/>
+                <w:sz w:val="20"/>
+                <w:szCs w:val="20"/>
+              </w:rPr>
+              <w:t>、</w:t>
+            </w:r>
+            <w:r>
+              <w:rPr>
+                <w:rFonts w:ascii="Times New Roman" w:eastAsia="宋体" w:hAnsi="Times New Roman" w:cstheme="minorHAnsi"/>
+                <w:sz w:val="20"/>
+                <w:szCs w:val="20"/>
+              </w:rPr>
+              <w:t xml:space="preserve">gate/up </w:t>
+            </w:r>
+            <w:r>
+              <w:rPr>
+                <w:rFonts w:ascii="Times New Roman" w:eastAsia="宋体" w:hAnsi="Times New Roman" w:cstheme="minorHAnsi"/>
+                <w:sz w:val="20"/>
+                <w:szCs w:val="20"/>
+              </w:rPr>
+              <w:t>列切分及</w:t>
+            </w:r>
+            <w:r>
+              <w:rPr>
+                <w:rFonts w:ascii="Times New Roman" w:eastAsia="宋体" w:hAnsi="Times New Roman" w:cstheme="minorHAnsi"/>
+                <w:sz w:val="20"/>
+                <w:szCs w:val="20"/>
+              </w:rPr>
+              <w:t xml:space="preserve"> O/down </w:t>
+            </w:r>
+            <w:r>
+              <w:rPr>
+                <w:rFonts w:ascii="Times New Roman" w:eastAsia="宋体" w:hAnsi="Times New Roman" w:cstheme="minorHAnsi"/>
+                <w:sz w:val="20"/>
+                <w:szCs w:val="20"/>
+              </w:rPr>
+              <w:t>行切分与</w:t>
+            </w:r>
+            <w:r>
+              <w:rPr>
+                <w:rFonts w:ascii="Times New Roman" w:eastAsia="宋体" w:hAnsi="Times New Roman" w:cstheme="minorHAnsi"/>
+                <w:sz w:val="20"/>
+                <w:szCs w:val="20"/>
+              </w:rPr>
+              <w:t xml:space="preserve"> NCCL all-reduce</w:t>
+            </w:r>
+            <w:r>
+              <w:rPr>
+                <w:rFonts w:ascii="Times New Roman" w:eastAsia="宋体" w:hAnsi="Times New Roman" w:cstheme="minorHAnsi"/>
+                <w:sz w:val="20"/>
+                <w:szCs w:val="20"/>
+              </w:rPr>
+              <w:t>。</w:t>
             </w:r>
           </w:p>
           <w:p>
@@ -3677,167 +3653,374 @@
               </w:numPr>
               <w:spacing w:line="276" w:lineRule="auto"/>
               <w:rPr>
+                <w:rFonts w:ascii="Times New Roman" w:eastAsia="宋体" w:hAnsi="Times New Roman" w:cstheme="minorHAnsi"/>
+                <w:sz w:val="20"/>
+                <w:szCs w:val="20"/>
+              </w:rPr>
+            </w:pPr>
+            <w:r>
+              <w:rPr>
+                <w:rFonts w:ascii="Times New Roman" w:eastAsia="宋体" w:hAnsi="Times New Roman" w:cstheme="minorHAnsi"/>
+                <w:b/>
+                <w:bCs/>
+                <w:sz w:val="20"/>
+                <w:szCs w:val="20"/>
+              </w:rPr>
+              <w:t xml:space="preserve">32B </w:t>
+            </w:r>
+            <w:r>
+              <w:rPr>
+                <w:rFonts w:ascii="Times New Roman" w:eastAsia="宋体" w:hAnsi="Times New Roman" w:cstheme="minorHAnsi"/>
+                <w:b/>
+                <w:bCs/>
+                <w:sz w:val="20"/>
+                <w:szCs w:val="20"/>
+              </w:rPr>
+              <w:t>量化部署与验证</w:t>
+            </w:r>
+            <w:r>
+              <w:rPr>
+                <w:rFonts w:ascii="Times New Roman" w:eastAsia="宋体" w:hAnsi="Times New Roman" w:cstheme="minorHAnsi"/>
+                <w:sz w:val="20"/>
+                <w:szCs w:val="20"/>
+              </w:rPr>
+              <w:t>｜基于</w:t>
+            </w:r>
+            <w:r>
+              <w:rPr>
+                <w:rFonts w:ascii="Times New Roman" w:eastAsia="宋体" w:hAnsi="Times New Roman" w:cstheme="minorHAnsi"/>
+                <w:sz w:val="20"/>
+                <w:szCs w:val="20"/>
+              </w:rPr>
+              <w:t xml:space="preserve"> 128×512 </w:t>
+            </w:r>
+            <w:r>
+              <w:rPr>
+                <w:rFonts w:ascii="Times New Roman" w:eastAsia="宋体" w:hAnsi="Times New Roman" w:cstheme="minorHAnsi"/>
+                <w:sz w:val="20"/>
+                <w:szCs w:val="20"/>
+              </w:rPr>
+              <w:t>本地代码校准完成</w:t>
+            </w:r>
+            <w:r>
+              <w:rPr>
+                <w:rFonts w:ascii="Times New Roman" w:eastAsia="宋体" w:hAnsi="Times New Roman" w:cstheme="minorHAnsi"/>
+                <w:sz w:val="20"/>
+                <w:szCs w:val="20"/>
+              </w:rPr>
+              <w:t xml:space="preserve"> Qwen2.5-Coder-32B W4A16 </w:t>
+            </w:r>
+            <w:r>
+              <w:rPr>
+                <w:rFonts w:ascii="Times New Roman" w:eastAsia="宋体" w:hAnsi="Times New Roman" w:cstheme="minorHAnsi"/>
+                <w:sz w:val="20"/>
+                <w:szCs w:val="20"/>
+              </w:rPr>
+              <w:t>量化与双卡交付；在同模型、</w:t>
+            </w:r>
+            <w:r>
+              <w:rPr>
+                <w:rFonts w:ascii="Times New Roman" w:eastAsia="宋体" w:hAnsi="Times New Roman" w:cstheme="minorHAnsi"/>
+                <w:sz w:val="20"/>
+                <w:szCs w:val="20"/>
+              </w:rPr>
+              <w:t>prompt</w:t>
+            </w:r>
+            <w:r>
+              <w:rPr>
+                <w:rFonts w:ascii="Times New Roman" w:eastAsia="宋体" w:hAnsi="Times New Roman" w:cstheme="minorHAnsi"/>
+                <w:sz w:val="20"/>
+                <w:szCs w:val="20"/>
+              </w:rPr>
+              <w:t>、</w:t>
+            </w:r>
+            <w:r>
+              <w:rPr>
+                <w:rFonts w:ascii="Times New Roman" w:eastAsia="宋体" w:hAnsi="Times New Roman" w:cstheme="minorHAnsi"/>
+                <w:sz w:val="20"/>
+                <w:szCs w:val="20"/>
+              </w:rPr>
+              <w:t>64-token</w:t>
+            </w:r>
+            <w:r>
+              <w:rPr>
+                <w:rFonts w:ascii="Times New Roman" w:eastAsia="宋体" w:hAnsi="Times New Roman" w:cstheme="minorHAnsi"/>
+                <w:sz w:val="20"/>
+                <w:szCs w:val="20"/>
+              </w:rPr>
+              <w:t>、</w:t>
+            </w:r>
+            <w:r>
+              <w:rPr>
+                <w:rFonts w:ascii="Times New Roman" w:eastAsia="宋体" w:hAnsi="Times New Roman" w:cstheme="minorHAnsi"/>
+                <w:sz w:val="20"/>
+                <w:szCs w:val="20"/>
+              </w:rPr>
+              <w:t xml:space="preserve">3 </w:t>
+            </w:r>
+            <w:r>
+              <w:rPr>
+                <w:rFonts w:ascii="Times New Roman" w:eastAsia="宋体" w:hAnsi="Times New Roman" w:cstheme="minorHAnsi"/>
+                <w:sz w:val="20"/>
+                <w:szCs w:val="20"/>
+              </w:rPr>
+              <w:t>次重复的公平对照下，</w:t>
+            </w:r>
+            <w:r>
+              <w:rPr>
+                <w:rFonts w:ascii="Times New Roman" w:eastAsia="宋体" w:hAnsi="Times New Roman" w:cstheme="minorHAnsi"/>
+                <w:sz w:val="20"/>
+                <w:szCs w:val="20"/>
+              </w:rPr>
+              <w:t xml:space="preserve">checkpoint </w:t>
+            </w:r>
+            <w:r>
+              <w:rPr>
+                <w:rFonts w:ascii="Times New Roman" w:eastAsia="宋体" w:hAnsi="Times New Roman" w:cstheme="minorHAnsi"/>
+                <w:sz w:val="20"/>
+                <w:szCs w:val="20"/>
+              </w:rPr>
+              <w:t>由</w:t>
+            </w:r>
+            <w:r>
+              <w:rPr>
+                <w:rFonts w:ascii="Times New Roman" w:eastAsia="宋体" w:hAnsi="Times New Roman" w:cstheme="minorHAnsi"/>
+                <w:sz w:val="20"/>
+                <w:szCs w:val="20"/>
+              </w:rPr>
+              <w:t xml:space="preserve"> 61.04 </w:t>
+            </w:r>
+            <w:r>
+              <w:rPr>
+                <w:rFonts w:ascii="Times New Roman" w:eastAsia="宋体" w:hAnsi="Times New Roman" w:cstheme="minorHAnsi"/>
+                <w:sz w:val="20"/>
+                <w:szCs w:val="20"/>
+              </w:rPr>
+              <w:t>降至</w:t>
+            </w:r>
+            <w:r>
+              <w:rPr>
+                <w:rFonts w:ascii="Times New Roman" w:eastAsia="宋体" w:hAnsi="Times New Roman" w:cstheme="minorHAnsi"/>
+                <w:sz w:val="20"/>
+                <w:szCs w:val="20"/>
+              </w:rPr>
+              <w:t xml:space="preserve"> 18.02 GiB</w:t>
+            </w:r>
+            <w:r>
+              <w:rPr>
+                <w:rFonts w:ascii="Times New Roman" w:eastAsia="宋体" w:hAnsi="Times New Roman" w:cstheme="minorHAnsi"/>
+                <w:sz w:val="20"/>
+                <w:szCs w:val="20"/>
+              </w:rPr>
+              <w:t>（</w:t>
+            </w:r>
+            <w:r>
+              <w:rPr>
+                <w:rFonts w:ascii="Times New Roman" w:eastAsia="宋体" w:hAnsi="Times New Roman" w:cstheme="minorHAnsi"/>
+                <w:sz w:val="20"/>
+                <w:szCs w:val="20"/>
+              </w:rPr>
+              <w:t>-70.5%</w:t>
+            </w:r>
+            <w:r>
+              <w:rPr>
+                <w:rFonts w:ascii="Times New Roman" w:eastAsia="宋体" w:hAnsi="Times New Roman" w:cstheme="minorHAnsi"/>
+                <w:sz w:val="20"/>
+                <w:szCs w:val="20"/>
+              </w:rPr>
+              <w:t>），</w:t>
+            </w:r>
+            <w:r>
+              <w:rPr>
+                <w:rFonts w:ascii="Times New Roman" w:eastAsia="宋体" w:hAnsi="Times New Roman" w:cstheme="minorHAnsi"/>
+                <w:sz w:val="20"/>
+                <w:szCs w:val="20"/>
+              </w:rPr>
+              <w:t xml:space="preserve">E2E output </w:t>
+            </w:r>
+            <w:r>
+              <w:rPr>
+                <w:rFonts w:ascii="Times New Roman" w:eastAsia="宋体" w:hAnsi="Times New Roman" w:cstheme="minorHAnsi"/>
+                <w:sz w:val="20"/>
+                <w:szCs w:val="20"/>
+              </w:rPr>
+              <w:t>吞吐由</w:t>
+            </w:r>
+            <w:r>
+              <w:rPr>
+                <w:rFonts w:ascii="Times New Roman" w:eastAsia="宋体" w:hAnsi="Times New Roman" w:cstheme="minorHAnsi"/>
+                <w:sz w:val="20"/>
+                <w:szCs w:val="20"/>
+              </w:rPr>
+              <w:t xml:space="preserve"> 2.53 </w:t>
+            </w:r>
+            <w:r>
+              <w:rPr>
+                <w:rFonts w:ascii="Times New Roman" w:eastAsia="宋体" w:hAnsi="Times New Roman" w:cstheme="minorHAnsi"/>
+                <w:sz w:val="20"/>
+                <w:szCs w:val="20"/>
+              </w:rPr>
+              <w:t>提升至</w:t>
+            </w:r>
+            <w:r>
+              <w:rPr>
+                <w:rFonts w:ascii="Times New Roman" w:eastAsia="宋体" w:hAnsi="Times New Roman" w:cstheme="minorHAnsi"/>
+                <w:sz w:val="20"/>
+                <w:szCs w:val="20"/>
+              </w:rPr>
+              <w:t xml:space="preserve"> 4.47 tok/s</w:t>
+            </w:r>
+            <w:r>
+              <w:rPr>
+                <w:rFonts w:ascii="Times New Roman" w:eastAsia="宋体" w:hAnsi="Times New Roman" w:cstheme="minorHAnsi"/>
+                <w:sz w:val="20"/>
+                <w:szCs w:val="20"/>
+              </w:rPr>
+              <w:t>（</w:t>
+            </w:r>
+            <w:r>
+              <w:rPr>
+                <w:rFonts w:ascii="Times New Roman" w:eastAsia="宋体" w:hAnsi="Times New Roman" w:cstheme="minorHAnsi"/>
+                <w:sz w:val="20"/>
+                <w:szCs w:val="20"/>
+              </w:rPr>
+              <w:t>+76.8%</w:t>
+            </w:r>
+            <w:r>
+              <w:rPr>
+                <w:rFonts w:ascii="Times New Roman" w:eastAsia="宋体" w:hAnsi="Times New Roman" w:cstheme="minorHAnsi"/>
+                <w:sz w:val="20"/>
+                <w:szCs w:val="20"/>
+              </w:rPr>
+              <w:t>），运行期峰值显存由</w:t>
+            </w:r>
+            <w:r>
+              <w:rPr>
+                <w:rFonts w:ascii="Times New Roman" w:eastAsia="宋体" w:hAnsi="Times New Roman" w:cstheme="minorHAnsi"/>
+                <w:sz w:val="20"/>
+                <w:szCs w:val="20"/>
+              </w:rPr>
+              <w:t xml:space="preserve"> 32.02 </w:t>
+            </w:r>
+            <w:r>
+              <w:rPr>
+                <w:rFonts w:ascii="Times New Roman" w:eastAsia="宋体" w:hAnsi="Times New Roman" w:cstheme="minorHAnsi"/>
+                <w:sz w:val="20"/>
+                <w:szCs w:val="20"/>
+              </w:rPr>
+              <w:t>降至</w:t>
+            </w:r>
+            <w:r>
+              <w:rPr>
+                <w:rFonts w:ascii="Times New Roman" w:eastAsia="宋体" w:hAnsi="Times New Roman" w:cstheme="minorHAnsi"/>
+                <w:sz w:val="20"/>
+                <w:szCs w:val="20"/>
+              </w:rPr>
+              <w:t xml:space="preserve"> 10.63 GiB/rank</w:t>
+            </w:r>
+            <w:r>
+              <w:rPr>
+                <w:rFonts w:ascii="Times New Roman" w:eastAsia="宋体" w:hAnsi="Times New Roman" w:cstheme="minorHAnsi"/>
+                <w:sz w:val="20"/>
+                <w:szCs w:val="20"/>
+              </w:rPr>
+              <w:t>（</w:t>
+            </w:r>
+            <w:r>
+              <w:rPr>
+                <w:rFonts w:ascii="Times New Roman" w:eastAsia="宋体" w:hAnsi="Times New Roman" w:cstheme="minorHAnsi"/>
+                <w:sz w:val="20"/>
+                <w:szCs w:val="20"/>
+              </w:rPr>
+              <w:t>-66.8%</w:t>
+            </w:r>
+            <w:r>
+              <w:rPr>
+                <w:rFonts w:ascii="Times New Roman" w:eastAsia="宋体" w:hAnsi="Times New Roman" w:cstheme="minorHAnsi"/>
+                <w:sz w:val="20"/>
+                <w:szCs w:val="20"/>
+              </w:rPr>
+              <w:t>）；通过</w:t>
+            </w:r>
+            <w:r>
+              <w:rPr>
+                <w:rFonts w:ascii="Times New Roman" w:eastAsia="宋体" w:hAnsi="Times New Roman" w:cstheme="minorHAnsi"/>
+                <w:sz w:val="20"/>
+                <w:szCs w:val="20"/>
+              </w:rPr>
+              <w:t xml:space="preserve"> 10 </w:t>
+            </w:r>
+            <w:r>
+              <w:rPr>
+                <w:rFonts w:ascii="Times New Roman" w:eastAsia="宋体" w:hAnsi="Times New Roman" w:cstheme="minorHAnsi"/>
+                <w:sz w:val="20"/>
+                <w:szCs w:val="20"/>
+              </w:rPr>
+              <w:t>组</w:t>
+            </w:r>
+            <w:r>
+              <w:rPr>
+                <w:rFonts w:ascii="Times New Roman" w:eastAsia="宋体" w:hAnsi="Times New Roman" w:cstheme="minorHAnsi"/>
+                <w:sz w:val="20"/>
+                <w:szCs w:val="20"/>
+              </w:rPr>
+              <w:t xml:space="preserve"> CUDA/PyTorch </w:t>
+            </w:r>
+            <w:r>
+              <w:rPr>
+                <w:rFonts w:ascii="Times New Roman" w:eastAsia="宋体" w:hAnsi="Times New Roman" w:cstheme="minorHAnsi"/>
+                <w:sz w:val="20"/>
+                <w:szCs w:val="20"/>
+              </w:rPr>
+              <w:t>数值对照（最大绝对误差</w:t>
+            </w:r>
+            <w:r>
+              <w:rPr>
+                <w:rFonts w:ascii="Times New Roman" w:eastAsia="宋体" w:hAnsi="Times New Roman" w:cstheme="minorHAnsi"/>
+                <w:sz w:val="20"/>
+                <w:szCs w:val="20"/>
+              </w:rPr>
+              <w:t xml:space="preserve"> 0.007812</w:t>
+            </w:r>
+            <w:r>
+              <w:rPr>
+                <w:rFonts w:ascii="Times New Roman" w:eastAsia="宋体" w:hAnsi="Times New Roman" w:cstheme="minorHAnsi"/>
+                <w:sz w:val="20"/>
+                <w:szCs w:val="20"/>
+              </w:rPr>
+              <w:t>）、跨</w:t>
+            </w:r>
+            <w:r>
+              <w:rPr>
+                <w:rFonts w:ascii="Times New Roman" w:eastAsia="宋体" w:hAnsi="Times New Roman" w:cstheme="minorHAnsi"/>
+                <w:sz w:val="20"/>
+                <w:szCs w:val="20"/>
+              </w:rPr>
+              <w:t xml:space="preserve"> rank token </w:t>
+            </w:r>
+            <w:r>
+              <w:rPr>
+                <w:rFonts w:ascii="Times New Roman" w:eastAsia="宋体" w:hAnsi="Times New Roman" w:cstheme="minorHAnsi"/>
+                <w:sz w:val="20"/>
+                <w:szCs w:val="20"/>
+              </w:rPr>
+              <w:t>一致性及中文交互验收。</w:t>
+            </w:r>
+          </w:p>
+          <w:p>
+            <w:pPr>
+              <w:pStyle w:val="a5"/>
+              <w:numPr>
+                <w:ilvl w:val="0"/>
+                <w:numId w:val="4"/>
+              </w:numPr>
+              <w:spacing w:line="276" w:lineRule="auto"/>
+              <w:rPr>
                 <w:rFonts w:cstheme="minorHAnsi"/>
                 <w:sz w:val="20"/>
                 <w:szCs w:val="20"/>
               </w:rPr>
             </w:pPr>
-            <w:r>
-              <w:rPr>
-                <w:rFonts w:ascii="Times New Roman" w:eastAsia="宋体" w:hAnsi="Times New Roman" w:cstheme="minorHAnsi" w:hint="eastAsia"/>
-                <w:sz w:val="20"/>
-                <w:szCs w:val="20"/>
-              </w:rPr>
-              <w:t>性能优化演进：</w:t>
-            </w:r>
-            <w:r>
-              <w:rPr>
-                <w:rFonts w:ascii="Times New Roman" w:eastAsia="宋体" w:hAnsi="Times New Roman" w:cstheme="minorHAnsi"/>
-                <w:sz w:val="20"/>
-                <w:szCs w:val="20"/>
-              </w:rPr>
-              <w:t>使用</w:t>
-            </w:r>
-            <w:r>
-              <w:rPr>
-                <w:rFonts w:ascii="Times New Roman" w:eastAsia="宋体" w:hAnsi="Times New Roman" w:cstheme="minorHAnsi"/>
-                <w:sz w:val="20"/>
-                <w:szCs w:val="20"/>
-              </w:rPr>
-              <w:t xml:space="preserve"> </w:t>
-            </w:r>
-            <w:r>
-              <w:rPr>
-                <w:rFonts w:ascii="Times New Roman" w:eastAsia="宋体" w:hAnsi="Times New Roman" w:cstheme="minorHAnsi"/>
-                <w:b/>
-                <w:bCs/>
-                <w:sz w:val="20"/>
-                <w:szCs w:val="20"/>
-              </w:rPr>
-              <w:t>Nsight Compute (NCU)</w:t>
-            </w:r>
-            <w:r>
-              <w:rPr>
-                <w:rFonts w:ascii="Times New Roman" w:eastAsia="宋体" w:hAnsi="Times New Roman" w:cstheme="minorHAnsi"/>
-                <w:sz w:val="20"/>
-                <w:szCs w:val="20"/>
-              </w:rPr>
-              <w:t xml:space="preserve"> </w:t>
-            </w:r>
-            <w:r>
-              <w:rPr>
-                <w:rFonts w:ascii="Times New Roman" w:eastAsia="宋体" w:hAnsi="Times New Roman" w:cstheme="minorHAnsi"/>
-                <w:sz w:val="20"/>
-                <w:szCs w:val="20"/>
-              </w:rPr>
-              <w:t>等</w:t>
-            </w:r>
-            <w:r>
-              <w:rPr>
-                <w:rFonts w:ascii="Times New Roman" w:eastAsia="宋体" w:hAnsi="Times New Roman" w:cstheme="minorHAnsi"/>
-                <w:sz w:val="20"/>
-                <w:szCs w:val="20"/>
-              </w:rPr>
-              <w:t xml:space="preserve"> profiling </w:t>
-            </w:r>
-            <w:r>
-              <w:rPr>
-                <w:rFonts w:ascii="Times New Roman" w:eastAsia="宋体" w:hAnsi="Times New Roman" w:cstheme="minorHAnsi"/>
-                <w:sz w:val="20"/>
-                <w:szCs w:val="20"/>
-              </w:rPr>
-              <w:t>工具分析</w:t>
-            </w:r>
-            <w:r>
-              <w:rPr>
-                <w:rFonts w:ascii="Times New Roman" w:eastAsia="宋体" w:hAnsi="Times New Roman" w:cstheme="minorHAnsi"/>
-                <w:sz w:val="20"/>
-                <w:szCs w:val="20"/>
-              </w:rPr>
-              <w:t xml:space="preserve"> kernel </w:t>
-            </w:r>
-            <w:r>
-              <w:rPr>
-                <w:rFonts w:ascii="Times New Roman" w:eastAsia="宋体" w:hAnsi="Times New Roman" w:cstheme="minorHAnsi"/>
-                <w:sz w:val="20"/>
-                <w:szCs w:val="20"/>
-              </w:rPr>
-              <w:t>性能瓶颈，持续推进基于</w:t>
-            </w:r>
-            <w:r>
-              <w:rPr>
-                <w:rFonts w:ascii="Times New Roman" w:eastAsia="宋体" w:hAnsi="Times New Roman" w:cstheme="minorHAnsi"/>
-                <w:sz w:val="20"/>
-                <w:szCs w:val="20"/>
-              </w:rPr>
-              <w:t xml:space="preserve"> Cutlass EVT </w:t>
-            </w:r>
-            <w:r>
-              <w:rPr>
-                <w:rFonts w:ascii="Times New Roman" w:eastAsia="宋体" w:hAnsi="Times New Roman" w:cstheme="minorHAnsi"/>
-                <w:sz w:val="20"/>
-                <w:szCs w:val="20"/>
-              </w:rPr>
-              <w:t>的算子融合以降低</w:t>
-            </w:r>
-            <w:r>
-              <w:rPr>
-                <w:rFonts w:ascii="Times New Roman" w:eastAsia="宋体" w:hAnsi="Times New Roman" w:cstheme="minorHAnsi"/>
-                <w:sz w:val="20"/>
-                <w:szCs w:val="20"/>
-              </w:rPr>
-              <w:t xml:space="preserve"> Kernel Launch </w:t>
-            </w:r>
-            <w:r>
-              <w:rPr>
-                <w:rFonts w:ascii="Times New Roman" w:eastAsia="宋体" w:hAnsi="Times New Roman" w:cstheme="minorHAnsi"/>
-                <w:sz w:val="20"/>
-                <w:szCs w:val="20"/>
-              </w:rPr>
-              <w:t>开销，并针对</w:t>
-            </w:r>
-            <w:r>
-              <w:rPr>
-                <w:rFonts w:ascii="Times New Roman" w:eastAsia="宋体" w:hAnsi="Times New Roman" w:cstheme="minorHAnsi"/>
-                <w:sz w:val="20"/>
-                <w:szCs w:val="20"/>
-              </w:rPr>
-              <w:t xml:space="preserve"> Decode </w:t>
-            </w:r>
-            <w:r>
-              <w:rPr>
-                <w:rFonts w:ascii="Times New Roman" w:eastAsia="宋体" w:hAnsi="Times New Roman" w:cstheme="minorHAnsi"/>
-                <w:sz w:val="20"/>
-                <w:szCs w:val="20"/>
-              </w:rPr>
-              <w:t>阶段设计手写</w:t>
-            </w:r>
-            <w:r>
-              <w:rPr>
-                <w:rFonts w:ascii="Times New Roman" w:eastAsia="宋体" w:hAnsi="Times New Roman" w:cstheme="minorHAnsi"/>
-                <w:sz w:val="20"/>
-                <w:szCs w:val="20"/>
-              </w:rPr>
-              <w:t xml:space="preserve"> </w:t>
-            </w:r>
-            <w:r>
-              <w:rPr>
-                <w:rFonts w:ascii="Times New Roman" w:eastAsia="宋体" w:hAnsi="Times New Roman" w:cstheme="minorHAnsi"/>
-                <w:b/>
-                <w:bCs/>
-                <w:sz w:val="20"/>
-                <w:szCs w:val="20"/>
-              </w:rPr>
-              <w:t xml:space="preserve">GEMV </w:t>
-            </w:r>
-            <w:r>
-              <w:rPr>
-                <w:rFonts w:ascii="Times New Roman" w:eastAsia="宋体" w:hAnsi="Times New Roman" w:cstheme="minorHAnsi"/>
-                <w:sz w:val="20"/>
-                <w:szCs w:val="20"/>
-              </w:rPr>
-              <w:t>算子以优化带宽受限场景下的推理性能。</w:t>
-            </w:r>
           </w:p>
         </w:tc>
       </w:tr>
@@ -3909,88 +4092,16 @@
         <w:tc>
           <w:tcPr>
             <w:tcW w:w="10080" w:type="dxa"/>
-            <w:tcBorders>
-              <w:top w:val="single" w:sz="4" w:space="0" w:color="auto"/>
-            </w:tcBorders>
           </w:tcPr>
           <w:p>
             <w:pPr>
-              <w:pStyle w:val="a5"/>
-              <w:numPr>
-                <w:ilvl w:val="0"/>
-                <w:numId w:val="4"/>
-              </w:numPr>
               <w:spacing w:line="276" w:lineRule="auto"/>
               <w:rPr>
-                <w:rFonts w:ascii="Times New Roman" w:eastAsia="宋体" w:hAnsi="Times New Roman" w:cstheme="minorHAnsi"/>
+                <w:rFonts w:ascii="Times New Roman" w:eastAsia="宋体" w:hAnsi="Times New Roman" w:cstheme="minorHAnsi" w:hint="eastAsia"/>
                 <w:sz w:val="20"/>
                 <w:szCs w:val="20"/>
               </w:rPr>
             </w:pPr>
-            <w:r>
-              <w:rPr>
-                <w:rFonts w:ascii="Times New Roman" w:eastAsia="宋体" w:hAnsi="Times New Roman" w:cstheme="minorHAnsi" w:hint="eastAsia"/>
-                <w:sz w:val="20"/>
-                <w:szCs w:val="20"/>
-              </w:rPr>
-              <w:t>技术方向</w:t>
-            </w:r>
-            <w:r>
-              <w:rPr>
-                <w:rFonts w:ascii="Times New Roman" w:eastAsia="宋体" w:hAnsi="Times New Roman" w:cstheme="minorHAnsi" w:hint="eastAsia"/>
-                <w:sz w:val="20"/>
-                <w:szCs w:val="20"/>
-              </w:rPr>
-              <w:t>：</w:t>
-            </w:r>
-            <w:r>
-              <w:rPr>
-                <w:rFonts w:ascii="Times New Roman" w:eastAsia="宋体" w:hAnsi="Times New Roman" w:cstheme="minorHAnsi"/>
-                <w:sz w:val="20"/>
-                <w:szCs w:val="20"/>
-              </w:rPr>
-              <w:t>具备深度学习、异构计算与底层性能优化背景，获得华为</w:t>
-            </w:r>
-            <w:r>
-              <w:rPr>
-                <w:rFonts w:ascii="Times New Roman" w:eastAsia="宋体" w:hAnsi="Times New Roman" w:cstheme="minorHAnsi"/>
-                <w:sz w:val="20"/>
-                <w:szCs w:val="20"/>
-              </w:rPr>
-              <w:t xml:space="preserve"> HCIA-AI </w:t>
-            </w:r>
-            <w:r>
-              <w:rPr>
-                <w:rFonts w:ascii="Times New Roman" w:eastAsia="宋体" w:hAnsi="Times New Roman" w:cstheme="minorHAnsi"/>
-                <w:sz w:val="20"/>
-                <w:szCs w:val="20"/>
-              </w:rPr>
-              <w:t>认证，关注</w:t>
-            </w:r>
-            <w:r>
-              <w:rPr>
-                <w:rFonts w:ascii="Times New Roman" w:eastAsia="宋体" w:hAnsi="Times New Roman" w:cstheme="minorHAnsi"/>
-                <w:sz w:val="20"/>
-                <w:szCs w:val="20"/>
-              </w:rPr>
-              <w:t xml:space="preserve"> AI </w:t>
-            </w:r>
-            <w:r>
-              <w:rPr>
-                <w:rFonts w:ascii="Times New Roman" w:eastAsia="宋体" w:hAnsi="Times New Roman" w:cstheme="minorHAnsi"/>
-                <w:sz w:val="20"/>
-                <w:szCs w:val="20"/>
-              </w:rPr>
-              <w:t>系统中的软硬件协同设计与数据吞吐优化。</w:t>
-            </w:r>
-            <w:r>
-              <w:rPr>
-                <w:rFonts w:ascii="Times New Roman" w:eastAsia="宋体" w:hAnsi="Times New Roman" w:cstheme="minorHAnsi" w:hint="eastAsia"/>
-                <w:sz w:val="20"/>
-                <w:szCs w:val="20"/>
-              </w:rPr>
-              <w:t xml:space="preserve">  </w:t>
-            </w:r>
           </w:p>
           <w:p>
             <w:pPr>
@@ -4009,18 +4120,108 @@
             <w:r>
               <w:rPr>
                 <w:rFonts w:ascii="Times New Roman" w:eastAsia="宋体" w:hAnsi="Times New Roman" w:cstheme="minorHAnsi"/>
-                <w:sz w:val="20"/>
-                <w:szCs w:val="20"/>
-              </w:rPr>
-              <w:t>计算机技能：</w:t>
-            </w:r>
-            <w:r>
-              <w:rPr>
-                <w:rFonts w:ascii="Times New Roman" w:eastAsia="宋体" w:hAnsi="Times New Roman" w:cstheme="minorHAnsi"/>
-                <w:sz w:val="20"/>
-                <w:szCs w:val="20"/>
-              </w:rPr>
-              <w:t xml:space="preserve"> C/C++</w:t>
+                <w:b/>
+                <w:bCs/>
+                <w:sz w:val="20"/>
+                <w:szCs w:val="20"/>
+              </w:rPr>
+              <w:t>技术方向：</w:t>
+            </w:r>
+            <w:r>
+              <w:rPr>
+                <w:rFonts w:ascii="Times New Roman" w:eastAsia="宋体" w:hAnsi="Times New Roman" w:cstheme="minorHAnsi"/>
+                <w:sz w:val="20"/>
+                <w:szCs w:val="20"/>
+              </w:rPr>
+              <w:t>聚焦大模型训练</w:t>
+            </w:r>
+            <w:r>
+              <w:rPr>
+                <w:rFonts w:ascii="Times New Roman" w:eastAsia="宋体" w:hAnsi="Times New Roman" w:cstheme="minorHAnsi"/>
+                <w:sz w:val="20"/>
+                <w:szCs w:val="20"/>
+              </w:rPr>
+              <w:t>/</w:t>
+            </w:r>
+            <w:r>
+              <w:rPr>
+                <w:rFonts w:ascii="Times New Roman" w:eastAsia="宋体" w:hAnsi="Times New Roman" w:cstheme="minorHAnsi"/>
+                <w:sz w:val="20"/>
+                <w:szCs w:val="20"/>
+              </w:rPr>
+              <w:t>推理系统、</w:t>
+            </w:r>
+            <w:r>
+              <w:rPr>
+                <w:rFonts w:ascii="Times New Roman" w:eastAsia="宋体" w:hAnsi="Times New Roman" w:cstheme="minorHAnsi"/>
+                <w:sz w:val="20"/>
+                <w:szCs w:val="20"/>
+              </w:rPr>
+              <w:t xml:space="preserve">RL Infra </w:t>
+            </w:r>
+            <w:r>
+              <w:rPr>
+                <w:rFonts w:ascii="Times New Roman" w:eastAsia="宋体" w:hAnsi="Times New Roman" w:cstheme="minorHAnsi"/>
+                <w:sz w:val="20"/>
+                <w:szCs w:val="20"/>
+              </w:rPr>
+              <w:t>与</w:t>
+            </w:r>
+            <w:r>
+              <w:rPr>
+                <w:rFonts w:ascii="Times New Roman" w:eastAsia="宋体" w:hAnsi="Times New Roman" w:cstheme="minorHAnsi"/>
+                <w:sz w:val="20"/>
+                <w:szCs w:val="20"/>
+              </w:rPr>
+              <w:t xml:space="preserve"> GPU </w:t>
+            </w:r>
+            <w:r>
+              <w:rPr>
+                <w:rFonts w:ascii="Times New Roman" w:eastAsia="宋体" w:hAnsi="Times New Roman" w:cstheme="minorHAnsi"/>
+                <w:sz w:val="20"/>
+                <w:szCs w:val="20"/>
+              </w:rPr>
+              <w:t>算子优化，具备</w:t>
+            </w:r>
+            <w:r>
+              <w:rPr>
+                <w:rFonts w:ascii="Times New Roman" w:eastAsia="宋体" w:hAnsi="Times New Roman" w:cstheme="minorHAnsi"/>
+                <w:sz w:val="20"/>
+                <w:szCs w:val="20"/>
+              </w:rPr>
+              <w:t xml:space="preserve"> MoE </w:t>
+            </w:r>
+            <w:r>
+              <w:rPr>
+                <w:rFonts w:ascii="Times New Roman" w:eastAsia="宋体" w:hAnsi="Times New Roman" w:cstheme="minorHAnsi"/>
+                <w:sz w:val="20"/>
+                <w:szCs w:val="20"/>
+              </w:rPr>
+              <w:t>训推一致性、</w:t>
+            </w:r>
+            <w:r>
+              <w:rPr>
+                <w:rFonts w:ascii="Times New Roman" w:eastAsia="宋体" w:hAnsi="Times New Roman" w:cstheme="minorHAnsi"/>
+                <w:sz w:val="20"/>
+                <w:szCs w:val="20"/>
+              </w:rPr>
+              <w:t xml:space="preserve">rollout </w:t>
+            </w:r>
+            <w:r>
+              <w:rPr>
+                <w:rFonts w:ascii="Times New Roman" w:eastAsia="宋体" w:hAnsi="Times New Roman" w:cstheme="minorHAnsi"/>
+                <w:sz w:val="20"/>
+                <w:szCs w:val="20"/>
+              </w:rPr>
+              <w:t>异步解码、</w:t>
+            </w:r>
+            <w:r>
+              <w:rPr>
+                <w:rFonts w:ascii="Times New Roman" w:eastAsia="宋体" w:hAnsi="Times New Roman" w:cstheme="minorHAnsi"/>
+                <w:sz w:val="20"/>
+                <w:szCs w:val="20"/>
+              </w:rPr>
+              <w:t>Tensor Parallel</w:t>
             </w:r>
             <w:r>
               <w:rPr>
@@ -4036,74 +4237,17 @@
                 <w:sz w:val="20"/>
                 <w:szCs w:val="20"/>
               </w:rPr>
-              <w:t>Python</w:t>
-            </w:r>
-            <w:r>
-              <w:rPr>
-                <w:rFonts w:ascii="Times New Roman" w:eastAsia="宋体" w:hAnsi="Times New Roman" w:cstheme="minorHAnsi"/>
-                <w:sz w:val="20"/>
-                <w:szCs w:val="20"/>
-              </w:rPr>
-              <w:t>、</w:t>
-            </w:r>
-            <w:r>
-              <w:rPr>
-                <w:rFonts w:ascii="Times New Roman" w:eastAsia="宋体" w:hAnsi="Times New Roman" w:cstheme="minorHAnsi"/>
-                <w:sz w:val="20"/>
-                <w:szCs w:val="20"/>
-              </w:rPr>
-              <w:t>CUDA</w:t>
-            </w:r>
-            <w:r>
-              <w:rPr>
-                <w:rFonts w:ascii="Times New Roman" w:eastAsia="宋体" w:hAnsi="Times New Roman" w:cstheme="minorHAnsi"/>
-                <w:sz w:val="20"/>
-                <w:szCs w:val="20"/>
-              </w:rPr>
-              <w:t>、熟练使用</w:t>
-            </w:r>
-            <w:r>
-              <w:rPr>
-                <w:rFonts w:ascii="Times New Roman" w:eastAsia="宋体" w:hAnsi="Times New Roman" w:cstheme="minorHAnsi"/>
-                <w:b/>
-                <w:bCs/>
-                <w:sz w:val="20"/>
-                <w:szCs w:val="20"/>
-              </w:rPr>
-              <w:t xml:space="preserve"> Codex </w:t>
-            </w:r>
-            <w:r>
-              <w:rPr>
-                <w:rFonts w:ascii="Times New Roman" w:eastAsia="宋体" w:hAnsi="Times New Roman" w:cstheme="minorHAnsi"/>
-                <w:sz w:val="20"/>
-                <w:szCs w:val="20"/>
-              </w:rPr>
-              <w:t>等</w:t>
-            </w:r>
-            <w:r>
-              <w:rPr>
-                <w:rFonts w:ascii="Times New Roman" w:eastAsia="宋体" w:hAnsi="Times New Roman" w:cstheme="minorHAnsi"/>
-                <w:sz w:val="20"/>
-                <w:szCs w:val="20"/>
-              </w:rPr>
-              <w:t xml:space="preserve"> AI </w:t>
-            </w:r>
-            <w:r>
-              <w:rPr>
-                <w:rFonts w:ascii="Times New Roman" w:eastAsia="宋体" w:hAnsi="Times New Roman" w:cstheme="minorHAnsi"/>
-                <w:sz w:val="20"/>
-                <w:szCs w:val="20"/>
-              </w:rPr>
-              <w:t>辅助开发工具进行代码生成、调试与验证。</w:t>
+              <w:t xml:space="preserve">CUDA Graph </w:t>
+            </w:r>
+            <w:r>
+              <w:rPr>
+                <w:rFonts w:ascii="Times New Roman" w:eastAsia="宋体" w:hAnsi="Times New Roman" w:cstheme="minorHAnsi"/>
+                <w:sz w:val="20"/>
+                <w:szCs w:val="20"/>
+              </w:rPr>
+              <w:t>及量化推理开发经验。</w:t>
             </w:r>
           </w:p>
-        </w:tc>
-      </w:tr>
-      <w:tr>
-        <w:tc>
-          <w:tcPr>
-            <w:tcW w:w="10080" w:type="dxa"/>
-          </w:tcPr>
           <w:p>
             <w:pPr>
               <w:pStyle w:val="a5"/>
@@ -4121,27 +4265,356 @@
             <w:r>
               <w:rPr>
                 <w:rFonts w:ascii="Times New Roman" w:eastAsia="宋体" w:hAnsi="Times New Roman" w:cstheme="minorHAnsi"/>
-                <w:sz w:val="20"/>
-                <w:szCs w:val="20"/>
-              </w:rPr>
-              <w:t>英语</w:t>
-            </w:r>
-            <w:r>
-              <w:rPr>
-                <w:rFonts w:ascii="Times New Roman" w:eastAsia="宋体" w:hAnsi="Times New Roman" w:cstheme="minorHAnsi"/>
-                <w:sz w:val="20"/>
-                <w:szCs w:val="20"/>
-              </w:rPr>
-              <w:t>：</w:t>
-            </w:r>
-            <w:r>
-              <w:rPr>
-                <w:rFonts w:ascii="Times New Roman" w:eastAsia="宋体" w:hAnsi="Times New Roman" w:cstheme="minorHAnsi"/>
                 <w:b/>
                 <w:bCs/>
                 <w:sz w:val="20"/>
                 <w:szCs w:val="20"/>
               </w:rPr>
+              <w:t>编程与性能工程：</w:t>
+            </w:r>
+            <w:r>
+              <w:rPr>
+                <w:rFonts w:ascii="Times New Roman" w:eastAsia="宋体" w:hAnsi="Times New Roman" w:cstheme="minorHAnsi" w:hint="eastAsia"/>
+                <w:sz w:val="20"/>
+                <w:szCs w:val="20"/>
+              </w:rPr>
+              <w:t>熟练使用</w:t>
+            </w:r>
+            <w:r>
+              <w:rPr>
+                <w:rFonts w:ascii="Times New Roman" w:eastAsia="宋体" w:hAnsi="Times New Roman" w:cstheme="minorHAnsi" w:hint="eastAsia"/>
+                <w:sz w:val="20"/>
+                <w:szCs w:val="20"/>
+              </w:rPr>
+              <w:t xml:space="preserve"> </w:t>
+            </w:r>
+            <w:r>
+              <w:rPr>
+                <w:rFonts w:ascii="Times New Roman" w:eastAsia="宋体" w:hAnsi="Times New Roman" w:cstheme="minorHAnsi"/>
+                <w:sz w:val="20"/>
+                <w:szCs w:val="20"/>
+              </w:rPr>
+              <w:t>C/C++</w:t>
+            </w:r>
+            <w:r>
+              <w:rPr>
+                <w:rFonts w:ascii="Times New Roman" w:eastAsia="宋体" w:hAnsi="Times New Roman" w:cstheme="minorHAnsi"/>
+                <w:sz w:val="20"/>
+                <w:szCs w:val="20"/>
+              </w:rPr>
+              <w:t>、</w:t>
+            </w:r>
+            <w:r>
+              <w:rPr>
+                <w:rFonts w:ascii="Times New Roman" w:eastAsia="宋体" w:hAnsi="Times New Roman" w:cstheme="minorHAnsi"/>
+                <w:sz w:val="20"/>
+                <w:szCs w:val="20"/>
+              </w:rPr>
+              <w:t>Python</w:t>
+            </w:r>
+            <w:r>
+              <w:rPr>
+                <w:rFonts w:ascii="Times New Roman" w:eastAsia="宋体" w:hAnsi="Times New Roman" w:cstheme="minorHAnsi"/>
+                <w:sz w:val="20"/>
+                <w:szCs w:val="20"/>
+              </w:rPr>
+              <w:t>、</w:t>
+            </w:r>
+            <w:r>
+              <w:rPr>
+                <w:rFonts w:ascii="Times New Roman" w:eastAsia="宋体" w:hAnsi="Times New Roman" w:cstheme="minorHAnsi"/>
+                <w:sz w:val="20"/>
+                <w:szCs w:val="20"/>
+              </w:rPr>
+              <w:t>CUDA</w:t>
+            </w:r>
+            <w:r>
+              <w:rPr>
+                <w:rFonts w:ascii="Times New Roman" w:eastAsia="宋体" w:hAnsi="Times New Roman" w:cstheme="minorHAnsi"/>
+                <w:sz w:val="20"/>
+                <w:szCs w:val="20"/>
+              </w:rPr>
+              <w:t>、</w:t>
+            </w:r>
+            <w:r>
+              <w:rPr>
+                <w:rFonts w:ascii="Times New Roman" w:eastAsia="宋体" w:hAnsi="Times New Roman" w:cstheme="minorHAnsi"/>
+                <w:sz w:val="20"/>
+                <w:szCs w:val="20"/>
+              </w:rPr>
+              <w:t>Triton</w:t>
+            </w:r>
+            <w:r>
+              <w:rPr>
+                <w:rFonts w:ascii="Times New Roman" w:eastAsia="宋体" w:hAnsi="Times New Roman" w:cstheme="minorHAnsi"/>
+                <w:sz w:val="20"/>
+                <w:szCs w:val="20"/>
+              </w:rPr>
+              <w:t>及</w:t>
+            </w:r>
+            <w:r>
+              <w:rPr>
+                <w:rFonts w:ascii="Times New Roman" w:eastAsia="宋体" w:hAnsi="Times New Roman" w:cstheme="minorHAnsi"/>
+                <w:sz w:val="20"/>
+                <w:szCs w:val="20"/>
+              </w:rPr>
+              <w:t xml:space="preserve"> PyTorch</w:t>
+            </w:r>
+            <w:r>
+              <w:rPr>
+                <w:rFonts w:ascii="Times New Roman" w:eastAsia="宋体" w:hAnsi="Times New Roman" w:cstheme="minorHAnsi"/>
+                <w:sz w:val="20"/>
+                <w:szCs w:val="20"/>
+              </w:rPr>
+              <w:t>、</w:t>
+            </w:r>
+            <w:r>
+              <w:rPr>
+                <w:rFonts w:ascii="Times New Roman" w:eastAsia="宋体" w:hAnsi="Times New Roman" w:cstheme="minorHAnsi"/>
+                <w:sz w:val="20"/>
+                <w:szCs w:val="20"/>
+              </w:rPr>
+              <w:t>veRL</w:t>
+            </w:r>
+            <w:r>
+              <w:rPr>
+                <w:rFonts w:ascii="Times New Roman" w:eastAsia="宋体" w:hAnsi="Times New Roman" w:cstheme="minorHAnsi"/>
+                <w:sz w:val="20"/>
+                <w:szCs w:val="20"/>
+              </w:rPr>
+              <w:t>、</w:t>
+            </w:r>
+            <w:r>
+              <w:rPr>
+                <w:rFonts w:ascii="Times New Roman" w:eastAsia="宋体" w:hAnsi="Times New Roman" w:cstheme="minorHAnsi"/>
+                <w:sz w:val="20"/>
+                <w:szCs w:val="20"/>
+              </w:rPr>
+              <w:t>Megatron-LM</w:t>
+            </w:r>
+            <w:r>
+              <w:rPr>
+                <w:rFonts w:ascii="Times New Roman" w:eastAsia="宋体" w:hAnsi="Times New Roman" w:cstheme="minorHAnsi"/>
+                <w:sz w:val="20"/>
+                <w:szCs w:val="20"/>
+              </w:rPr>
+              <w:t>、</w:t>
+            </w:r>
+            <w:r>
+              <w:rPr>
+                <w:rFonts w:ascii="Times New Roman" w:eastAsia="宋体" w:hAnsi="Times New Roman" w:cstheme="minorHAnsi"/>
+                <w:sz w:val="20"/>
+                <w:szCs w:val="20"/>
+              </w:rPr>
+              <w:t>vLLM</w:t>
+            </w:r>
+            <w:r>
+              <w:rPr>
+                <w:rFonts w:ascii="Times New Roman" w:eastAsia="宋体" w:hAnsi="Times New Roman" w:cstheme="minorHAnsi"/>
+                <w:sz w:val="20"/>
+                <w:szCs w:val="20"/>
+              </w:rPr>
+              <w:t>、</w:t>
+            </w:r>
+            <w:r>
+              <w:rPr>
+                <w:rFonts w:ascii="Times New Roman" w:eastAsia="宋体" w:hAnsi="Times New Roman" w:cstheme="minorHAnsi"/>
+                <w:sz w:val="20"/>
+                <w:szCs w:val="20"/>
+              </w:rPr>
+              <w:t xml:space="preserve">FlashInfer </w:t>
+            </w:r>
+            <w:r>
+              <w:rPr>
+                <w:rFonts w:ascii="Times New Roman" w:eastAsia="宋体" w:hAnsi="Times New Roman" w:cstheme="minorHAnsi"/>
+                <w:sz w:val="20"/>
+                <w:szCs w:val="20"/>
+              </w:rPr>
+              <w:t>等框架；能够使用</w:t>
+            </w:r>
+            <w:r>
+              <w:rPr>
+                <w:rFonts w:ascii="Times New Roman" w:eastAsia="宋体" w:hAnsi="Times New Roman" w:cstheme="minorHAnsi"/>
+                <w:sz w:val="20"/>
+                <w:szCs w:val="20"/>
+              </w:rPr>
+              <w:t xml:space="preserve"> Nsys</w:t>
+            </w:r>
+            <w:r>
+              <w:rPr>
+                <w:rFonts w:ascii="Times New Roman" w:eastAsia="宋体" w:hAnsi="Times New Roman" w:cstheme="minorHAnsi"/>
+                <w:sz w:val="20"/>
+                <w:szCs w:val="20"/>
+              </w:rPr>
+              <w:t>、</w:t>
+            </w:r>
+            <w:r>
+              <w:rPr>
+                <w:rFonts w:ascii="Times New Roman" w:eastAsia="宋体" w:hAnsi="Times New Roman" w:cstheme="minorHAnsi"/>
+                <w:sz w:val="20"/>
+                <w:szCs w:val="20"/>
+              </w:rPr>
+              <w:t>NCU</w:t>
+            </w:r>
+            <w:r>
+              <w:rPr>
+                <w:rFonts w:ascii="Times New Roman" w:eastAsia="宋体" w:hAnsi="Times New Roman" w:cstheme="minorHAnsi"/>
+                <w:sz w:val="20"/>
+                <w:szCs w:val="20"/>
+              </w:rPr>
+              <w:t>、</w:t>
+            </w:r>
+            <w:r>
+              <w:rPr>
+                <w:rFonts w:ascii="Times New Roman" w:eastAsia="宋体" w:hAnsi="Times New Roman" w:cstheme="minorHAnsi"/>
+                <w:sz w:val="20"/>
+                <w:szCs w:val="20"/>
+              </w:rPr>
+              <w:t xml:space="preserve">compute-sanitizer </w:t>
+            </w:r>
+            <w:r>
+              <w:rPr>
+                <w:rFonts w:ascii="Times New Roman" w:eastAsia="宋体" w:hAnsi="Times New Roman" w:cstheme="minorHAnsi"/>
+                <w:sz w:val="20"/>
+                <w:szCs w:val="20"/>
+              </w:rPr>
+              <w:t>完成</w:t>
+            </w:r>
+            <w:r>
+              <w:rPr>
+                <w:rFonts w:ascii="Times New Roman" w:eastAsia="宋体" w:hAnsi="Times New Roman" w:cstheme="minorHAnsi"/>
+                <w:sz w:val="20"/>
+                <w:szCs w:val="20"/>
+              </w:rPr>
+              <w:t xml:space="preserve"> GPU Kernel </w:t>
+            </w:r>
+            <w:r>
+              <w:rPr>
+                <w:rFonts w:ascii="Times New Roman" w:eastAsia="宋体" w:hAnsi="Times New Roman" w:cstheme="minorHAnsi"/>
+                <w:sz w:val="20"/>
+                <w:szCs w:val="20"/>
+              </w:rPr>
+              <w:t>分析、故障定位、多卡验证与端到端性能回归。</w:t>
+            </w:r>
+          </w:p>
+          <w:p>
+            <w:pPr>
+              <w:pStyle w:val="a5"/>
+              <w:numPr>
+                <w:ilvl w:val="0"/>
+                <w:numId w:val="4"/>
+              </w:numPr>
+              <w:spacing w:line="276" w:lineRule="auto"/>
+              <w:rPr>
+                <w:rFonts w:ascii="Times New Roman" w:eastAsia="宋体" w:hAnsi="Times New Roman" w:cstheme="minorHAnsi"/>
+                <w:sz w:val="20"/>
+                <w:szCs w:val="20"/>
+              </w:rPr>
+            </w:pPr>
+            <w:r>
+              <w:rPr>
+                <w:rFonts w:ascii="Times New Roman" w:eastAsia="宋体" w:hAnsi="Times New Roman" w:cstheme="minorHAnsi"/>
+                <w:b/>
+                <w:bCs/>
+                <w:sz w:val="20"/>
+                <w:szCs w:val="20"/>
+              </w:rPr>
+              <w:t>工程实践：</w:t>
+            </w:r>
+            <w:r>
+              <w:rPr>
+                <w:rFonts w:ascii="Times New Roman" w:eastAsia="宋体" w:hAnsi="Times New Roman" w:cstheme="minorHAnsi"/>
+                <w:sz w:val="20"/>
+                <w:szCs w:val="20"/>
+              </w:rPr>
+              <w:t>具备跨仓代码分析、实验复现、自动化测试及技术文档沉淀能力，</w:t>
+            </w:r>
+            <w:r>
+              <w:rPr>
+                <w:rFonts w:ascii="Times New Roman" w:eastAsia="宋体" w:hAnsi="Times New Roman" w:cstheme="minorHAnsi" w:hint="eastAsia"/>
+                <w:sz w:val="20"/>
+                <w:szCs w:val="20"/>
+              </w:rPr>
+              <w:t>熟练使用</w:t>
+            </w:r>
+            <w:r>
+              <w:rPr>
+                <w:rFonts w:ascii="Times New Roman" w:eastAsia="宋体" w:hAnsi="Times New Roman" w:cstheme="minorHAnsi"/>
+                <w:sz w:val="20"/>
+                <w:szCs w:val="20"/>
+              </w:rPr>
+              <w:t xml:space="preserve"> Claude Code</w:t>
+            </w:r>
+            <w:r>
+              <w:rPr>
+                <w:rFonts w:ascii="Times New Roman" w:eastAsia="宋体" w:hAnsi="Times New Roman" w:cstheme="minorHAnsi"/>
+                <w:sz w:val="20"/>
+                <w:szCs w:val="20"/>
+              </w:rPr>
+              <w:t>、</w:t>
+            </w:r>
+            <w:r>
+              <w:rPr>
+                <w:rFonts w:ascii="Times New Roman" w:eastAsia="宋体" w:hAnsi="Times New Roman" w:cstheme="minorHAnsi"/>
+                <w:sz w:val="20"/>
+                <w:szCs w:val="20"/>
+              </w:rPr>
+              <w:t xml:space="preserve">Codex </w:t>
+            </w:r>
+            <w:r>
+              <w:rPr>
+                <w:rFonts w:ascii="Times New Roman" w:eastAsia="宋体" w:hAnsi="Times New Roman" w:cstheme="minorHAnsi" w:hint="eastAsia"/>
+                <w:sz w:val="20"/>
+                <w:szCs w:val="20"/>
+              </w:rPr>
+              <w:t>加速开发</w:t>
+            </w:r>
+            <w:r>
+              <w:rPr>
+                <w:rFonts w:ascii="Times New Roman" w:eastAsia="宋体" w:hAnsi="Times New Roman" w:cstheme="minorHAnsi"/>
+                <w:sz w:val="20"/>
+                <w:szCs w:val="20"/>
+              </w:rPr>
+              <w:t>；</w:t>
+            </w:r>
+            <w:r>
+              <w:rPr>
+                <w:rFonts w:ascii="Times New Roman" w:eastAsia="宋体" w:hAnsi="Times New Roman" w:cstheme="minorHAnsi" w:hint="eastAsia"/>
+                <w:sz w:val="20"/>
+                <w:szCs w:val="20"/>
+              </w:rPr>
+              <w:t>拥有阅读</w:t>
+            </w:r>
+            <w:r>
+              <w:rPr>
+                <w:rFonts w:ascii="Times New Roman" w:eastAsia="宋体" w:hAnsi="Times New Roman" w:cstheme="minorHAnsi"/>
+                <w:sz w:val="20"/>
+                <w:szCs w:val="20"/>
+              </w:rPr>
+              <w:t>英文技术文档</w:t>
+            </w:r>
+            <w:r>
+              <w:rPr>
+                <w:rFonts w:ascii="Times New Roman" w:eastAsia="宋体" w:hAnsi="Times New Roman" w:cstheme="minorHAnsi" w:hint="eastAsia"/>
+                <w:sz w:val="20"/>
+                <w:szCs w:val="20"/>
+              </w:rPr>
+              <w:t>能力</w:t>
+            </w:r>
+            <w:r>
+              <w:rPr>
+                <w:rFonts w:ascii="Times New Roman" w:eastAsia="宋体" w:hAnsi="Times New Roman" w:cstheme="minorHAnsi"/>
+                <w:sz w:val="20"/>
+                <w:szCs w:val="20"/>
+              </w:rPr>
+              <w:t>（</w:t>
+            </w:r>
+            <w:r>
+              <w:rPr>
+                <w:rFonts w:ascii="Times New Roman" w:eastAsia="宋体" w:hAnsi="Times New Roman" w:cstheme="minorHAnsi"/>
+                <w:sz w:val="20"/>
+                <w:szCs w:val="20"/>
+              </w:rPr>
               <w:t>IELTS 6.5</w:t>
             </w:r>
             <w:r>
@@ -4150,7 +4623,7 @@
                 <w:sz w:val="20"/>
                 <w:szCs w:val="20"/>
               </w:rPr>
-              <w:t>，</w:t>
+              <w:t>、</w:t>
             </w:r>
             <w:r>
               <w:rPr>
@@ -4166,8 +4639,60 @@
                 <w:sz w:val="20"/>
                 <w:szCs w:val="20"/>
               </w:rPr>
-              <w:t>，具备良好的英文技术文档阅读、检索与工程协作能力。</w:t>
-            </w:r>
+              <w:t>）</w:t>
+            </w:r>
+            <w:r>
+              <w:rPr>
+                <w:rFonts w:ascii="Times New Roman" w:eastAsia="宋体" w:hAnsi="Times New Roman" w:cstheme="minorHAnsi" w:hint="eastAsia"/>
+                <w:sz w:val="20"/>
+                <w:szCs w:val="20"/>
+              </w:rPr>
+              <w:t>；</w:t>
+            </w:r>
+            <w:r>
+              <w:rPr>
+                <w:rFonts w:ascii="Times New Roman" w:eastAsia="宋体" w:hAnsi="Times New Roman" w:cstheme="minorHAnsi"/>
+                <w:sz w:val="20"/>
+                <w:szCs w:val="20"/>
+              </w:rPr>
+              <w:t>持有华为</w:t>
+            </w:r>
+            <w:r>
+              <w:rPr>
+                <w:rFonts w:ascii="Times New Roman" w:eastAsia="宋体" w:hAnsi="Times New Roman" w:cstheme="minorHAnsi"/>
+                <w:sz w:val="20"/>
+                <w:szCs w:val="20"/>
+              </w:rPr>
+              <w:t xml:space="preserve"> HCIA-AI </w:t>
+            </w:r>
+            <w:r>
+              <w:rPr>
+                <w:rFonts w:ascii="Times New Roman" w:eastAsia="宋体" w:hAnsi="Times New Roman" w:cstheme="minorHAnsi" w:hint="eastAsia"/>
+                <w:sz w:val="20"/>
+                <w:szCs w:val="20"/>
+              </w:rPr>
+              <w:t>人才</w:t>
+            </w:r>
+            <w:r>
+              <w:rPr>
+                <w:rFonts w:ascii="Times New Roman" w:eastAsia="宋体" w:hAnsi="Times New Roman" w:cstheme="minorHAnsi"/>
+                <w:sz w:val="20"/>
+                <w:szCs w:val="20"/>
+              </w:rPr>
+              <w:t>认证。</w:t>
+            </w:r>
+          </w:p>
+          <w:p>
+            <w:pPr>
+              <w:pStyle w:val="a5"/>
+              <w:spacing w:line="276" w:lineRule="auto"/>
+              <w:ind w:left="360"/>
+              <w:rPr>
+                <w:rFonts w:ascii="Times New Roman" w:eastAsia="宋体" w:hAnsi="Times New Roman" w:cstheme="minorHAnsi" w:hint="eastAsia"/>
+                <w:sz w:val="20"/>
+                <w:szCs w:val="20"/>
+              </w:rPr>
+            </w:pPr>
           </w:p>
         </w:tc>
       </w:tr>
@@ -4177,6 +4702,823 @@
         <w:spacing w:after="0" w:line="240" w:lineRule="auto"/>
         <w:rPr>
           <w:rFonts w:cstheme="minorHAnsi"/>
+        </w:rPr>
+      </w:pPr>
+    </w:p>
+    <w:p>
+      <w:pPr>
+        <w:spacing w:after="0" w:line="240" w:lineRule="auto"/>
+        <w:rPr>
+          <w:rFonts w:cstheme="minorHAnsi"/>
+        </w:rPr>
+      </w:pPr>
+    </w:p>
+    <w:p>
+      <w:pPr>
+        <w:spacing w:after="0" w:line="240" w:lineRule="auto"/>
+        <w:rPr>
+          <w:rFonts w:cstheme="minorHAnsi"/>
+        </w:rPr>
+      </w:pPr>
+    </w:p>
+    <w:p>
+      <w:pPr>
+        <w:rPr>
+          <w:rFonts w:cstheme="minorHAnsi"/>
+        </w:rPr>
+      </w:pPr>
+      <w:r>
+        <w:rPr>
+          <w:rFonts w:cstheme="minorHAnsi"/>
+        </w:rPr>
+        <w:br w:type="page"/>
+      </w:r>
+    </w:p>
+    <w:p>
+      <w:pPr>
+        <w:spacing w:after="0" w:line="276" w:lineRule="auto"/>
+        <w:rPr>
+          <w:rFonts w:ascii="Times New Roman" w:eastAsia="宋体" w:hAnsi="Times New Roman" w:cstheme="minorHAnsi"/>
+          <w:b/>
+          <w:bCs/>
+          <w:sz w:val="20"/>
+          <w:szCs w:val="20"/>
+        </w:rPr>
+      </w:pPr>
+    </w:p>
+    <w:p>
+      <w:pPr>
+        <w:spacing w:line="276" w:lineRule="auto"/>
+        <w:rPr>
+          <w:rFonts w:ascii="Times New Roman" w:eastAsia="宋体" w:hAnsi="Times New Roman" w:cstheme="minorHAnsi" w:hint="eastAsia"/>
+          <w:b/>
+          <w:bCs/>
+          <w:sz w:val="20"/>
+          <w:szCs w:val="20"/>
+        </w:rPr>
+      </w:pPr>
+      <w:r>
+        <w:rPr>
+          <w:rFonts w:ascii="Times New Roman" w:eastAsia="宋体" w:hAnsi="Times New Roman" w:cstheme="minorHAnsi" w:hint="eastAsia"/>
+          <w:b/>
+          <w:bCs/>
+          <w:sz w:val="20"/>
+          <w:szCs w:val="20"/>
+        </w:rPr>
+        <w:t>要问的问题：</w:t>
+      </w:r>
+    </w:p>
+    <w:p>
+      <w:pPr>
+        <w:spacing w:line="276" w:lineRule="auto"/>
+        <w:rPr>
+          <w:rFonts w:ascii="Times New Roman" w:eastAsia="宋体" w:hAnsi="Times New Roman" w:cstheme="minorHAnsi" w:hint="eastAsia"/>
+          <w:sz w:val="20"/>
+          <w:szCs w:val="20"/>
+        </w:rPr>
+      </w:pPr>
+      <w:r>
+        <w:rPr>
+          <w:rFonts w:ascii="Times New Roman" w:eastAsia="宋体" w:hAnsi="Times New Roman" w:cstheme="minorHAnsi" w:hint="eastAsia"/>
+          <w:sz w:val="20"/>
+          <w:szCs w:val="20"/>
+        </w:rPr>
+        <w:t xml:space="preserve">1 </w:t>
+      </w:r>
+      <w:r>
+        <w:rPr>
+          <w:rFonts w:ascii="Times New Roman" w:eastAsia="宋体" w:hAnsi="Times New Roman" w:cstheme="minorHAnsi" w:hint="eastAsia"/>
+          <w:sz w:val="20"/>
+          <w:szCs w:val="20"/>
+        </w:rPr>
+        <w:t>当前我是应该继续沉淀，准备</w:t>
+      </w:r>
+      <w:r>
+        <w:rPr>
+          <w:rFonts w:ascii="Times New Roman" w:eastAsia="宋体" w:hAnsi="Times New Roman" w:cstheme="minorHAnsi" w:hint="eastAsia"/>
+          <w:sz w:val="20"/>
+          <w:szCs w:val="20"/>
+        </w:rPr>
+        <w:t>9/10</w:t>
+      </w:r>
+      <w:r>
+        <w:rPr>
+          <w:rFonts w:ascii="Times New Roman" w:eastAsia="宋体" w:hAnsi="Times New Roman" w:cstheme="minorHAnsi" w:hint="eastAsia"/>
+          <w:sz w:val="20"/>
+          <w:szCs w:val="20"/>
+        </w:rPr>
+        <w:t>月的秋招，还是去抱佛脚投秋招提前批？</w:t>
+      </w:r>
+    </w:p>
+    <w:p>
+      <w:pPr>
+        <w:spacing w:line="276" w:lineRule="auto"/>
+        <w:rPr>
+          <w:rFonts w:ascii="Times New Roman" w:eastAsia="宋体" w:hAnsi="Times New Roman" w:cstheme="minorHAnsi" w:hint="eastAsia"/>
+          <w:sz w:val="20"/>
+          <w:szCs w:val="20"/>
+        </w:rPr>
+      </w:pPr>
+      <w:r>
+        <w:rPr>
+          <w:rFonts w:ascii="Times New Roman" w:eastAsia="宋体" w:hAnsi="Times New Roman" w:cstheme="minorHAnsi" w:hint="eastAsia"/>
+          <w:sz w:val="20"/>
+          <w:szCs w:val="20"/>
+        </w:rPr>
+        <w:t>2</w:t>
+      </w:r>
+      <w:r>
+        <w:rPr>
+          <w:rFonts w:ascii="Times New Roman" w:eastAsia="宋体" w:hAnsi="Times New Roman" w:cstheme="minorHAnsi" w:hint="eastAsia"/>
+          <w:sz w:val="20"/>
+          <w:szCs w:val="20"/>
+        </w:rPr>
+        <w:t xml:space="preserve"> </w:t>
+      </w:r>
+      <w:r>
+        <w:rPr>
+          <w:rFonts w:ascii="Times New Roman" w:eastAsia="宋体" w:hAnsi="Times New Roman" w:cstheme="minorHAnsi" w:hint="eastAsia"/>
+          <w:sz w:val="20"/>
+          <w:szCs w:val="20"/>
+        </w:rPr>
+        <w:t>我的经历有哪些还可以做的更好？</w:t>
+      </w:r>
+      <w:r>
+        <w:rPr>
+          <w:rFonts w:ascii="Times New Roman" w:eastAsia="宋体" w:hAnsi="Times New Roman" w:cstheme="minorHAnsi" w:hint="eastAsia"/>
+          <w:sz w:val="20"/>
+          <w:szCs w:val="20"/>
+        </w:rPr>
+        <w:t xml:space="preserve"> </w:t>
+      </w:r>
+      <w:r>
+        <w:rPr>
+          <w:rFonts w:ascii="Times New Roman" w:eastAsia="宋体" w:hAnsi="Times New Roman" w:cstheme="minorHAnsi" w:hint="eastAsia"/>
+          <w:sz w:val="20"/>
+          <w:szCs w:val="20"/>
+        </w:rPr>
+        <w:t>简历还有哪些值得优化的地方？</w:t>
+      </w:r>
+      <w:r>
+        <w:rPr>
+          <w:rFonts w:ascii="Times New Roman" w:eastAsia="宋体" w:hAnsi="Times New Roman" w:cstheme="minorHAnsi" w:hint="eastAsia"/>
+          <w:sz w:val="20"/>
+          <w:szCs w:val="20"/>
+        </w:rPr>
+        <w:t xml:space="preserve"> </w:t>
+      </w:r>
+      <w:r>
+        <w:rPr>
+          <w:rFonts w:ascii="Times New Roman" w:eastAsia="宋体" w:hAnsi="Times New Roman" w:cstheme="minorHAnsi" w:hint="eastAsia"/>
+          <w:sz w:val="20"/>
+          <w:szCs w:val="20"/>
+        </w:rPr>
+        <w:t>（版本</w:t>
+      </w:r>
+      <w:r>
+        <w:rPr>
+          <w:rFonts w:ascii="Times New Roman" w:eastAsia="宋体" w:hAnsi="Times New Roman" w:cstheme="minorHAnsi" w:hint="eastAsia"/>
+          <w:sz w:val="20"/>
+          <w:szCs w:val="20"/>
+        </w:rPr>
+        <w:t>1</w:t>
+      </w:r>
+      <w:r>
+        <w:rPr>
+          <w:rFonts w:ascii="Times New Roman" w:eastAsia="宋体" w:hAnsi="Times New Roman" w:cstheme="minorHAnsi" w:hint="eastAsia"/>
+          <w:sz w:val="20"/>
+          <w:szCs w:val="20"/>
+        </w:rPr>
+        <w:t>和版本</w:t>
+      </w:r>
+      <w:r>
+        <w:rPr>
+          <w:rFonts w:ascii="Times New Roman" w:eastAsia="宋体" w:hAnsi="Times New Roman" w:cstheme="minorHAnsi" w:hint="eastAsia"/>
+          <w:sz w:val="20"/>
+          <w:szCs w:val="20"/>
+        </w:rPr>
+        <w:t xml:space="preserve">2 </w:t>
+      </w:r>
+      <w:r>
+        <w:rPr>
+          <w:rFonts w:ascii="Times New Roman" w:eastAsia="宋体" w:hAnsi="Times New Roman" w:cstheme="minorHAnsi" w:hint="eastAsia"/>
+          <w:sz w:val="20"/>
+          <w:szCs w:val="20"/>
+        </w:rPr>
+        <w:t>选哪个？）</w:t>
+      </w:r>
+    </w:p>
+    <w:p>
+      <w:pPr>
+        <w:spacing w:line="276" w:lineRule="auto"/>
+        <w:rPr>
+          <w:rFonts w:ascii="Times New Roman" w:eastAsia="宋体" w:hAnsi="Times New Roman" w:cstheme="minorHAnsi"/>
+          <w:sz w:val="20"/>
+          <w:szCs w:val="20"/>
+        </w:rPr>
+      </w:pPr>
+      <w:r>
+        <w:rPr>
+          <w:rFonts w:ascii="Times New Roman" w:eastAsia="宋体" w:hAnsi="Times New Roman" w:cstheme="minorHAnsi" w:hint="eastAsia"/>
+          <w:sz w:val="20"/>
+          <w:szCs w:val="20"/>
+        </w:rPr>
+        <w:t xml:space="preserve">3 </w:t>
+      </w:r>
+      <w:r>
+        <w:rPr>
+          <w:rFonts w:ascii="Times New Roman" w:eastAsia="宋体" w:hAnsi="Times New Roman" w:cstheme="minorHAnsi" w:hint="eastAsia"/>
+          <w:sz w:val="20"/>
+          <w:szCs w:val="20"/>
+        </w:rPr>
+        <w:t>我该继续往算子方向发展（加深深度），还是在实习期间，充分利用资源，多去参与一下大模型训练中不同的部分，往全栈方向走？</w:t>
+      </w:r>
+    </w:p>
+    <w:p>
+      <w:pPr>
+        <w:spacing w:after="0" w:line="240" w:lineRule="auto"/>
+        <w:rPr>
+          <w:rFonts w:cstheme="minorHAnsi" w:hint="eastAsia"/>
+        </w:rPr>
+      </w:pPr>
+    </w:p>
+    <w:p>
+      <w:pPr>
+        <w:spacing w:after="0" w:line="240" w:lineRule="auto"/>
+        <w:rPr>
+          <w:rFonts w:cstheme="minorHAnsi"/>
+        </w:rPr>
+      </w:pPr>
+    </w:p>
+    <w:p>
+      <w:pPr>
+        <w:spacing w:after="0" w:line="240" w:lineRule="auto"/>
+        <w:rPr>
+          <w:rFonts w:cstheme="minorHAnsi"/>
+        </w:rPr>
+      </w:pPr>
+    </w:p>
+    <w:p>
+      <w:pPr>
+        <w:spacing w:after="0" w:line="240" w:lineRule="auto"/>
+        <w:rPr>
+          <w:rFonts w:cstheme="minorHAnsi"/>
+        </w:rPr>
+      </w:pPr>
+      <w:r>
+        <w:rPr>
+          <w:rFonts w:cstheme="minorHAnsi" w:hint="eastAsia"/>
+        </w:rPr>
+        <w:t>实习经历版本</w:t>
+      </w:r>
+      <w:r>
+        <w:rPr>
+          <w:rFonts w:cstheme="minorHAnsi" w:hint="eastAsia"/>
+        </w:rPr>
+        <w:t>2</w:t>
+      </w:r>
+      <w:r>
+        <w:rPr>
+          <w:rFonts w:cstheme="minorHAnsi" w:hint="eastAsia"/>
+        </w:rPr>
+        <w:t>：‘</w:t>
+      </w:r>
+    </w:p>
+    <w:p>
+      <w:pPr>
+        <w:pStyle w:val="a"/>
+        <w:numPr>
+          <w:ilvl w:val="0"/>
+          <w:numId w:val="9"/>
+        </w:numPr>
+        <w:tabs>
+          <w:tab w:val="num" w:pos="360"/>
+        </w:tabs>
+        <w:spacing w:after="40" w:line="264" w:lineRule="auto"/>
+      </w:pPr>
+      <w:r>
+        <w:t>面向</w:t>
+      </w:r>
+      <w:r>
+        <w:t xml:space="preserve"> 8xH200 </w:t>
+      </w:r>
+      <w:r>
+        <w:t>上的大模型</w:t>
+      </w:r>
+      <w:r>
+        <w:t xml:space="preserve"> MoE-RL </w:t>
+      </w:r>
+      <w:r>
+        <w:t>训练链路，打通</w:t>
+      </w:r>
+      <w:r>
+        <w:t> verl + Megatron + vLLM + DeepEP/flex </w:t>
+      </w:r>
+      <w:r>
+        <w:t>的</w:t>
+      </w:r>
+      <w:r>
+        <w:t xml:space="preserve"> R3 router replay </w:t>
+      </w:r>
+      <w:r>
+        <w:t>预验证；定位</w:t>
+      </w:r>
+      <w:r>
+        <w:t xml:space="preserve"> vLLM CUDA graph/compiled sampler </w:t>
+      </w:r>
+      <w:r>
+        <w:t>路径导致的</w:t>
+      </w:r>
+      <w:r>
+        <w:t> sample_tokens timeout</w:t>
+      </w:r>
+      <w:r>
+        <w:t>，固定</w:t>
+      </w:r>
+      <w:r>
+        <w:t xml:space="preserve"> eager </w:t>
+      </w:r>
+      <w:r>
+        <w:t>规避后完成</w:t>
+      </w:r>
+      <w:r>
+        <w:t xml:space="preserve"> baseline/R2/R3 </w:t>
+      </w:r>
+      <w:r>
+        <w:t>的</w:t>
+      </w:r>
+      <w:r>
+        <w:t xml:space="preserve"> 5/25/50-step </w:t>
+      </w:r>
+      <w:r>
+        <w:t>对照，全部</w:t>
+      </w:r>
+      <w:r>
+        <w:t xml:space="preserve"> 0 hang</w:t>
+      </w:r>
+      <w:r>
+        <w:t>、</w:t>
+      </w:r>
+      <w:r>
+        <w:t>metric_error=0</w:t>
+      </w:r>
+      <w:r>
+        <w:t>。</w:t>
+      </w:r>
+    </w:p>
+    <w:p>
+      <w:pPr>
+        <w:pStyle w:val="a"/>
+        <w:numPr>
+          <w:ilvl w:val="0"/>
+          <w:numId w:val="9"/>
+        </w:numPr>
+        <w:tabs>
+          <w:tab w:val="num" w:pos="360"/>
+        </w:tabs>
+        <w:spacing w:after="40" w:line="264" w:lineRule="auto"/>
+      </w:pPr>
+      <w:r>
+        <w:t>设计并实现训推路由一致性诊断闭环：从</w:t>
+      </w:r>
+      <w:r>
+        <w:t xml:space="preserve"> rollout </w:t>
+      </w:r>
+      <w:r>
+        <w:t>侧采集</w:t>
+      </w:r>
+      <w:r>
+        <w:t xml:space="preserve"> token-layer-topk </w:t>
+      </w:r>
+      <w:r>
+        <w:t>维度</w:t>
+      </w:r>
+      <w:r>
+        <w:t> routed_experts</w:t>
+      </w:r>
+      <w:r>
+        <w:t>，在</w:t>
+      </w:r>
+      <w:r>
+        <w:t xml:space="preserve"> Megatron </w:t>
+      </w:r>
+      <w:r>
+        <w:t>训练侧按</w:t>
+      </w:r>
+      <w:r>
+        <w:t xml:space="preserve"> response mask </w:t>
+      </w:r>
+      <w:r>
+        <w:t>做</w:t>
+      </w:r>
+      <w:r>
+        <w:t xml:space="preserve"> router replay</w:t>
+      </w:r>
+      <w:r>
+        <w:t>，并上报</w:t>
+      </w:r>
+      <w:r>
+        <w:t> topk_overlap</w:t>
+      </w:r>
+      <w:r>
+        <w:t>、</w:t>
+      </w:r>
+      <w:r>
+        <w:t>route_mismatch_rate</w:t>
+      </w:r>
+      <w:r>
+        <w:t>、</w:t>
+      </w:r>
+      <w:r>
+        <w:t>valid_token_layer_count </w:t>
+      </w:r>
+      <w:r>
+        <w:t>等指标；多组实验达到</w:t>
+      </w:r>
+      <w:r>
+        <w:t> topk_overlap=1.0</w:t>
+      </w:r>
+      <w:r>
+        <w:t>、</w:t>
+      </w:r>
+      <w:r>
+        <w:t>mismatch=0.0</w:t>
+      </w:r>
+      <w:r>
+        <w:t>，单步有效</w:t>
+      </w:r>
+      <w:r>
+        <w:t xml:space="preserve"> token-layer </w:t>
+      </w:r>
+      <w:r>
+        <w:t>统计约</w:t>
+      </w:r>
+      <w:r>
+        <w:t xml:space="preserve"> 2.4M-2.7M</w:t>
+      </w:r>
+      <w:r>
+        <w:t>。</w:t>
+      </w:r>
+    </w:p>
+    <w:p>
+      <w:pPr>
+        <w:pStyle w:val="a"/>
+        <w:numPr>
+          <w:ilvl w:val="0"/>
+          <w:numId w:val="9"/>
+        </w:numPr>
+        <w:tabs>
+          <w:tab w:val="num" w:pos="360"/>
+        </w:tabs>
+        <w:spacing w:after="40" w:line="264" w:lineRule="auto"/>
+      </w:pPr>
+      <w:r>
+        <w:t>扩展</w:t>
+      </w:r>
+      <w:r>
+        <w:t xml:space="preserve"> logprob drift </w:t>
+      </w:r>
+      <w:r>
+        <w:t>对照指标，统一</w:t>
+      </w:r>
+      <w:r>
+        <w:t xml:space="preserve"> baseline/R2/R3 </w:t>
+      </w:r>
+      <w:r>
+        <w:t>的</w:t>
+      </w:r>
+      <w:r>
+        <w:t> f_tau_2</w:t>
+      </w:r>
+      <w:r>
+        <w:t>、</w:t>
+      </w:r>
+      <w:r>
+        <w:t>KL</w:t>
+      </w:r>
+      <w:r>
+        <w:t>、</w:t>
+      </w:r>
+      <w:r>
+        <w:t>k3_kl</w:t>
+      </w:r>
+      <w:r>
+        <w:t>、</w:t>
+      </w:r>
+      <w:r>
+        <w:t>abs_diff </w:t>
+      </w:r>
+      <w:r>
+        <w:t>口径；在脱敏实验中</w:t>
+      </w:r>
+      <w:r>
+        <w:t xml:space="preserve"> R3 </w:t>
+      </w:r>
+      <w:r>
+        <w:t>相比</w:t>
+      </w:r>
+      <w:r>
+        <w:t xml:space="preserve"> baseline </w:t>
+      </w:r>
+      <w:r>
+        <w:t>将</w:t>
+      </w:r>
+      <w:r>
+        <w:t> f_tau_2 </w:t>
+      </w:r>
+      <w:r>
+        <w:t>降低约</w:t>
+      </w:r>
+      <w:r>
+        <w:t xml:space="preserve"> 30x-46x</w:t>
+      </w:r>
+      <w:r>
+        <w:t>，</w:t>
+      </w:r>
+      <w:r>
+        <w:t xml:space="preserve">15-step </w:t>
+      </w:r>
+      <w:r>
+        <w:t>独立对照达到</w:t>
+      </w:r>
+      <w:r>
+        <w:t xml:space="preserve"> 77x </w:t>
+      </w:r>
+      <w:r>
+        <w:t>低漂移，并验证</w:t>
+      </w:r>
+      <w:r>
+        <w:t xml:space="preserve"> R2 “</w:t>
+      </w:r>
+      <w:r>
+        <w:t>只记录不回放</w:t>
+      </w:r>
+      <w:r>
+        <w:t>”</w:t>
+      </w:r>
+      <w:r>
+        <w:t>基本不改善</w:t>
+      </w:r>
+      <w:r>
+        <w:t xml:space="preserve"> drift</w:t>
+      </w:r>
+      <w:r>
+        <w:t>。</w:t>
+      </w:r>
+    </w:p>
+    <w:p>
+      <w:pPr>
+        <w:pStyle w:val="a"/>
+        <w:numPr>
+          <w:ilvl w:val="0"/>
+          <w:numId w:val="9"/>
+        </w:numPr>
+        <w:tabs>
+          <w:tab w:val="num" w:pos="360"/>
+        </w:tabs>
+        <w:spacing w:after="40" w:line="264" w:lineRule="auto"/>
+      </w:pPr>
+      <w:r>
+        <w:t>面向</w:t>
+      </w:r>
+      <w:r>
+        <w:t xml:space="preserve"> H200 MoE/GEMM </w:t>
+      </w:r>
+      <w:r>
+        <w:t>热路径开展</w:t>
+      </w:r>
+      <w:r>
+        <w:t xml:space="preserve"> Nsight/Nsys profiling </w:t>
+      </w:r>
+      <w:r>
+        <w:t>与算子级口径对齐，修正</w:t>
+      </w:r>
+      <w:r>
+        <w:t> T*topk </w:t>
+      </w:r>
+      <w:r>
+        <w:t>全展开</w:t>
+      </w:r>
+      <w:r>
+        <w:t xml:space="preserve"> rows </w:t>
+      </w:r>
+      <w:r>
+        <w:t>与</w:t>
+      </w:r>
+      <w:r>
+        <w:t xml:space="preserve"> DeepEP compact rows (TK_valid) </w:t>
+      </w:r>
+      <w:r>
+        <w:t>混用导致的</w:t>
+      </w:r>
+      <w:r>
+        <w:t xml:space="preserve"> 4x-6x </w:t>
+      </w:r>
+      <w:r>
+        <w:t>误判；基于</w:t>
+      </w:r>
+      <w:r>
+        <w:t xml:space="preserve"> 1024 </w:t>
+      </w:r>
+      <w:r>
+        <w:t>条</w:t>
+      </w:r>
+      <w:r>
+        <w:t xml:space="preserve"> forward range </w:t>
+      </w:r>
+      <w:r>
+        <w:t>构造本地回放，三个代表</w:t>
+      </w:r>
+      <w:r>
+        <w:t xml:space="preserve"> shape </w:t>
+      </w:r>
+      <w:r>
+        <w:t>与内部</w:t>
+      </w:r>
+      <w:r>
+        <w:t xml:space="preserve"> profile </w:t>
+      </w:r>
+      <w:r>
+        <w:t>差异约</w:t>
+      </w:r>
+      <w:r>
+        <w:t> +0.46%/-1.11%/-5.40%</w:t>
+      </w:r>
+      <w:r>
+        <w:t>。</w:t>
+      </w:r>
+    </w:p>
+    <w:p>
+      <w:pPr>
+        <w:pStyle w:val="a"/>
+        <w:numPr>
+          <w:ilvl w:val="0"/>
+          <w:numId w:val="9"/>
+        </w:numPr>
+        <w:tabs>
+          <w:tab w:val="num" w:pos="360"/>
+        </w:tabs>
+        <w:spacing w:after="40" w:line="264" w:lineRule="auto"/>
+      </w:pPr>
+      <w:r>
+        <w:t>参与</w:t>
+      </w:r>
+      <w:r>
+        <w:t xml:space="preserve"> Quack/CUTLASS grouped GEMM config-level tuning</w:t>
+      </w:r>
+      <w:r>
+        <w:t>，围绕</w:t>
+      </w:r>
+      <w:r>
+        <w:t> gemm_gated</w:t>
+      </w:r>
+      <w:r>
+        <w:t>、</w:t>
+      </w:r>
+      <w:r>
+        <w:t>gemm_out </w:t>
+      </w:r>
+      <w:r>
+        <w:t>分析</w:t>
+      </w:r>
+      <w:r>
+        <w:t xml:space="preserve"> MFU</w:t>
+      </w:r>
+      <w:r>
+        <w:t>、</w:t>
+      </w:r>
+      <w:r>
+        <w:t xml:space="preserve">latency </w:t>
+      </w:r>
+      <w:r>
+        <w:t>与</w:t>
+      </w:r>
+      <w:r>
+        <w:t xml:space="preserve"> expert </w:t>
+      </w:r>
+      <w:r>
+        <w:t>分布；通过补充</w:t>
+      </w:r>
+      <w:r>
+        <w:t xml:space="preserve"> SM90 autotune </w:t>
+      </w:r>
+      <w:r>
+        <w:t>候选使目标线上</w:t>
+      </w:r>
+      <w:r>
+        <w:t xml:space="preserve"> shape </w:t>
+      </w:r>
+      <w:r>
+        <w:t>获得约</w:t>
+      </w:r>
+      <w:r>
+        <w:t> +5.3% </w:t>
+      </w:r>
+      <w:r>
+        <w:t>加速，</w:t>
+      </w:r>
+      <w:r>
+        <w:t xml:space="preserve">14 shape x 3 </w:t>
+      </w:r>
+      <w:r>
+        <w:t>分布整体提升约</w:t>
+      </w:r>
+      <w:r>
+        <w:t> +1.84%</w:t>
+      </w:r>
+      <w:r>
+        <w:t>，并确认</w:t>
+      </w:r>
+      <w:r>
+        <w:t xml:space="preserve"> pure GEMM </w:t>
+      </w:r>
+      <w:r>
+        <w:t>平均</w:t>
+      </w:r>
+      <w:r>
+        <w:t xml:space="preserve"> MFU </w:t>
+      </w:r>
+      <w:r>
+        <w:t>约</w:t>
+      </w:r>
+      <w:r>
+        <w:t xml:space="preserve"> 66.5%</w:t>
+      </w:r>
+      <w:r>
+        <w:t>。</w:t>
+      </w:r>
+    </w:p>
+    <w:p>
+      <w:pPr>
+        <w:spacing w:after="0" w:line="240" w:lineRule="auto"/>
+        <w:rPr>
+          <w:rFonts w:cstheme="minorHAnsi" w:hint="eastAsia"/>
+        </w:rPr>
+      </w:pPr>
+    </w:p>
+    <w:p>
+      <w:pPr>
+        <w:spacing w:after="0" w:line="240" w:lineRule="auto"/>
+        <w:rPr>
+          <w:rFonts w:cstheme="minorHAnsi"/>
+        </w:rPr>
+      </w:pPr>
+    </w:p>
+    <w:p>
+      <w:pPr>
+        <w:spacing w:after="0" w:line="240" w:lineRule="auto"/>
+        <w:rPr>
+          <w:rFonts w:cstheme="minorHAnsi"/>
+        </w:rPr>
+      </w:pPr>
+    </w:p>
+    <w:p>
+      <w:pPr>
+        <w:spacing w:after="0" w:line="240" w:lineRule="auto"/>
+        <w:rPr>
+          <w:rFonts w:cstheme="minorHAnsi"/>
+        </w:rPr>
+      </w:pPr>
+    </w:p>
+    <w:p>
+      <w:pPr>
+        <w:spacing w:after="0" w:line="240" w:lineRule="auto"/>
+        <w:rPr>
+          <w:rFonts w:cstheme="minorHAnsi"/>
+        </w:rPr>
+      </w:pPr>
+    </w:p>
+    <w:p>
+      <w:pPr>
+        <w:spacing w:after="0" w:line="240" w:lineRule="auto"/>
+        <w:rPr>
+          <w:rFonts w:cstheme="minorHAnsi"/>
+        </w:rPr>
+      </w:pPr>
+    </w:p>
+    <w:p>
+      <w:pPr>
+        <w:spacing w:after="0" w:line="240" w:lineRule="auto"/>
+        <w:rPr>
+          <w:rFonts w:cstheme="minorHAnsi"/>
+        </w:rPr>
+      </w:pPr>
+    </w:p>
+    <w:p>
+      <w:pPr>
+        <w:spacing w:after="0" w:line="276" w:lineRule="auto"/>
+        <w:rPr>
+          <w:rFonts w:ascii="Times New Roman" w:eastAsia="宋体" w:hAnsi="Times New Roman" w:cstheme="minorHAnsi" w:hint="eastAsia"/>
+          <w:sz w:val="20"/>
+          <w:szCs w:val="20"/>
+        </w:rPr>
+      </w:pPr>
+    </w:p>
+    <w:p>
+      <w:pPr>
+        <w:spacing w:after="0" w:line="240" w:lineRule="auto"/>
+        <w:rPr>
+          <w:rFonts w:cstheme="minorHAnsi" w:hint="eastAsia"/>
         </w:rPr>
       </w:pPr>
     </w:p>
@@ -4264,6 +5606,155 @@
     </w:lvl>
   </w:abstractNum>
   <w:abstractNum w:abstractNumId="1" w15:restartNumberingAfterBreak="0">
+    <w:nsid w:val="195E5874"/>
+    <w:multiLevelType w:val="multilevel"/>
+    <w:tmpl w:val="49A0D78E"/>
+    <w:lvl w:ilvl="0">
+      <w:start w:val="1"/>
+      <w:numFmt w:val="bullet"/>
+      <w:lvlText w:val=""/>
+      <w:lvlJc w:val="left"/>
+      <w:pPr>
+        <w:tabs>
+          <w:tab w:val="num" w:pos="720"/>
+        </w:tabs>
+        <w:ind w:left="720" w:hanging="360"/>
+      </w:pPr>
+      <w:rPr>
+        <w:rFonts w:ascii="Symbol" w:hAnsi="Symbol" w:hint="default"/>
+        <w:sz w:val="20"/>
+      </w:rPr>
+    </w:lvl>
+    <w:lvl w:ilvl="1" w:tentative="1">
+      <w:start w:val="1"/>
+      <w:numFmt w:val="bullet"/>
+      <w:lvlText w:val="o"/>
+      <w:lvlJc w:val="left"/>
+      <w:pPr>
+        <w:tabs>
+          <w:tab w:val="num" w:pos="1440"/>
+        </w:tabs>
+        <w:ind w:left="1440" w:hanging="360"/>
+      </w:pPr>
+      <w:rPr>
+        <w:rFonts w:ascii="Courier New" w:hAnsi="Courier New" w:hint="default"/>
+        <w:sz w:val="20"/>
+      </w:rPr>
+    </w:lvl>
+    <w:lvl w:ilvl="2" w:tentative="1">
+      <w:start w:val="1"/>
+      <w:numFmt w:val="bullet"/>
+      <w:lvlText w:val=""/>
+      <w:lvlJc w:val="left"/>
+      <w:pPr>
+        <w:tabs>
+          <w:tab w:val="num" w:pos="2160"/>
+        </w:tabs>
+        <w:ind w:left="2160" w:hanging="360"/>
+      </w:pPr>
+      <w:rPr>
+        <w:rFonts w:ascii="Wingdings" w:hAnsi="Wingdings" w:hint="default"/>
+        <w:sz w:val="20"/>
+      </w:rPr>
+    </w:lvl>
+    <w:lvl w:ilvl="3" w:tentative="1">
+      <w:start w:val="1"/>
+      <w:numFmt w:val="bullet"/>
+      <w:lvlText w:val=""/>
+      <w:lvlJc w:val="left"/>
+      <w:pPr>
+        <w:tabs>
+          <w:tab w:val="num" w:pos="2880"/>
+        </w:tabs>
+        <w:ind w:left="2880" w:hanging="360"/>
+      </w:pPr>
+      <w:rPr>
+        <w:rFonts w:ascii="Wingdings" w:hAnsi="Wingdings" w:hint="default"/>
+        <w:sz w:val="20"/>
+      </w:rPr>
+    </w:lvl>
+    <w:lvl w:ilvl="4" w:tentative="1">
+      <w:start w:val="1"/>
+      <w:numFmt w:val="bullet"/>
+      <w:lvlText w:val=""/>
+      <w:lvlJc w:val="left"/>
+      <w:pPr>
+        <w:tabs>
+          <w:tab w:val="num" w:pos="3600"/>
+        </w:tabs>
+        <w:ind w:left="3600" w:hanging="360"/>
+      </w:pPr>
+      <w:rPr>
+        <w:rFonts w:ascii="Wingdings" w:hAnsi="Wingdings" w:hint="default"/>
+        <w:sz w:val="20"/>
+      </w:rPr>
+    </w:lvl>
+    <w:lvl w:ilvl="5" w:tentative="1">
+      <w:start w:val="1"/>
+      <w:numFmt w:val="bullet"/>
+      <w:lvlText w:val=""/>
+      <w:lvlJc w:val="left"/>
+      <w:pPr>
+        <w:tabs>
+          <w:tab w:val="num" w:pos="4320"/>
+        </w:tabs>
+        <w:ind w:left="4320" w:hanging="360"/>
+      </w:pPr>
+      <w:rPr>
+        <w:rFonts w:ascii="Wingdings" w:hAnsi="Wingdings" w:hint="default"/>
+        <w:sz w:val="20"/>
+      </w:rPr>
+    </w:lvl>
+    <w:lvl w:ilvl="6" w:tentative="1">
+      <w:start w:val="1"/>
+      <w:numFmt w:val="bullet"/>
+      <w:lvlText w:val=""/>
+      <w:lvlJc w:val="left"/>
+      <w:pPr>
+        <w:tabs>
+          <w:tab w:val="num" w:pos="5040"/>
+        </w:tabs>
+        <w:ind w:left="5040" w:hanging="360"/>
+      </w:pPr>
+      <w:rPr>
+        <w:rFonts w:ascii="Wingdings" w:hAnsi="Wingdings" w:hint="default"/>
+        <w:sz w:val="20"/>
+      </w:rPr>
+    </w:lvl>
+    <w:lvl w:ilvl="7" w:tentative="1">
+      <w:start w:val="1"/>
+      <w:numFmt w:val="bullet"/>
+      <w:lvlText w:val=""/>
+      <w:lvlJc w:val="left"/>
+      <w:pPr>
+        <w:tabs>
+          <w:tab w:val="num" w:pos="5760"/>
+        </w:tabs>
+        <w:ind w:left="5760" w:hanging="360"/>
+      </w:pPr>
+      <w:rPr>
+        <w:rFonts w:ascii="Wingdings" w:hAnsi="Wingdings" w:hint="default"/>
+        <w:sz w:val="20"/>
+      </w:rPr>
+    </w:lvl>
+    <w:lvl w:ilvl="8" w:tentative="1">
+      <w:start w:val="1"/>
+      <w:numFmt w:val="bullet"/>
+      <w:lvlText w:val=""/>
+      <w:lvlJc w:val="left"/>
+      <w:pPr>
+        <w:tabs>
+          <w:tab w:val="num" w:pos="6480"/>
+        </w:tabs>
+        <w:ind w:left="6480" w:hanging="360"/>
+      </w:pPr>
+      <w:rPr>
+        <w:rFonts w:ascii="Wingdings" w:hAnsi="Wingdings" w:hint="default"/>
+        <w:sz w:val="20"/>
+      </w:rPr>
+    </w:lvl>
+  </w:abstractNum>
+  <w:abstractNum w:abstractNumId="2" w15:restartNumberingAfterBreak="0">
     <w:nsid w:val="37BF5EDF"/>
     <w:multiLevelType w:val="hybridMultilevel"/>
     <w:tmpl w:val="C720A460"/>
@@ -4376,7 +5867,156 @@
       </w:rPr>
     </w:lvl>
   </w:abstractNum>
-  <w:abstractNum w:abstractNumId="2" w15:restartNumberingAfterBreak="0">
+  <w:abstractNum w:abstractNumId="3" w15:restartNumberingAfterBreak="0">
+    <w:nsid w:val="3DCE3F53"/>
+    <w:multiLevelType w:val="multilevel"/>
+    <w:tmpl w:val="295868B2"/>
+    <w:lvl w:ilvl="0">
+      <w:start w:val="1"/>
+      <w:numFmt w:val="bullet"/>
+      <w:lvlText w:val=""/>
+      <w:lvlJc w:val="left"/>
+      <w:pPr>
+        <w:tabs>
+          <w:tab w:val="num" w:pos="720"/>
+        </w:tabs>
+        <w:ind w:left="720" w:hanging="360"/>
+      </w:pPr>
+      <w:rPr>
+        <w:rFonts w:ascii="Symbol" w:hAnsi="Symbol" w:hint="default"/>
+        <w:sz w:val="20"/>
+      </w:rPr>
+    </w:lvl>
+    <w:lvl w:ilvl="1" w:tentative="1">
+      <w:start w:val="1"/>
+      <w:numFmt w:val="bullet"/>
+      <w:lvlText w:val="o"/>
+      <w:lvlJc w:val="left"/>
+      <w:pPr>
+        <w:tabs>
+          <w:tab w:val="num" w:pos="1440"/>
+        </w:tabs>
+        <w:ind w:left="1440" w:hanging="360"/>
+      </w:pPr>
+      <w:rPr>
+        <w:rFonts w:ascii="Courier New" w:hAnsi="Courier New" w:hint="default"/>
+        <w:sz w:val="20"/>
+      </w:rPr>
+    </w:lvl>
+    <w:lvl w:ilvl="2" w:tentative="1">
+      <w:start w:val="1"/>
+      <w:numFmt w:val="bullet"/>
+      <w:lvlText w:val=""/>
+      <w:lvlJc w:val="left"/>
+      <w:pPr>
+        <w:tabs>
+          <w:tab w:val="num" w:pos="2160"/>
+        </w:tabs>
+        <w:ind w:left="2160" w:hanging="360"/>
+      </w:pPr>
+      <w:rPr>
+        <w:rFonts w:ascii="Wingdings" w:hAnsi="Wingdings" w:hint="default"/>
+        <w:sz w:val="20"/>
+      </w:rPr>
+    </w:lvl>
+    <w:lvl w:ilvl="3" w:tentative="1">
+      <w:start w:val="1"/>
+      <w:numFmt w:val="bullet"/>
+      <w:lvlText w:val=""/>
+      <w:lvlJc w:val="left"/>
+      <w:pPr>
+        <w:tabs>
+          <w:tab w:val="num" w:pos="2880"/>
+        </w:tabs>
+        <w:ind w:left="2880" w:hanging="360"/>
+      </w:pPr>
+      <w:rPr>
+        <w:rFonts w:ascii="Wingdings" w:hAnsi="Wingdings" w:hint="default"/>
+        <w:sz w:val="20"/>
+      </w:rPr>
+    </w:lvl>
+    <w:lvl w:ilvl="4" w:tentative="1">
+      <w:start w:val="1"/>
+      <w:numFmt w:val="bullet"/>
+      <w:lvlText w:val=""/>
+      <w:lvlJc w:val="left"/>
+      <w:pPr>
+        <w:tabs>
+          <w:tab w:val="num" w:pos="3600"/>
+        </w:tabs>
+        <w:ind w:left="3600" w:hanging="360"/>
+      </w:pPr>
+      <w:rPr>
+        <w:rFonts w:ascii="Wingdings" w:hAnsi="Wingdings" w:hint="default"/>
+        <w:sz w:val="20"/>
+      </w:rPr>
+    </w:lvl>
+    <w:lvl w:ilvl="5" w:tentative="1">
+      <w:start w:val="1"/>
+      <w:numFmt w:val="bullet"/>
+      <w:lvlText w:val=""/>
+      <w:lvlJc w:val="left"/>
+      <w:pPr>
+        <w:tabs>
+          <w:tab w:val="num" w:pos="4320"/>
+        </w:tabs>
+        <w:ind w:left="4320" w:hanging="360"/>
+      </w:pPr>
+      <w:rPr>
+        <w:rFonts w:ascii="Wingdings" w:hAnsi="Wingdings" w:hint="default"/>
+        <w:sz w:val="20"/>
+      </w:rPr>
+    </w:lvl>
+    <w:lvl w:ilvl="6" w:tentative="1">
+      <w:start w:val="1"/>
+      <w:numFmt w:val="bullet"/>
+      <w:lvlText w:val=""/>
+      <w:lvlJc w:val="left"/>
+      <w:pPr>
+        <w:tabs>
+          <w:tab w:val="num" w:pos="5040"/>
+        </w:tabs>
+        <w:ind w:left="5040" w:hanging="360"/>
+      </w:pPr>
+      <w:rPr>
+        <w:rFonts w:ascii="Wingdings" w:hAnsi="Wingdings" w:hint="default"/>
+        <w:sz w:val="20"/>
+      </w:rPr>
+    </w:lvl>
+    <w:lvl w:ilvl="7" w:tentative="1">
+      <w:start w:val="1"/>
+      <w:numFmt w:val="bullet"/>
+      <w:lvlText w:val=""/>
+      <w:lvlJc w:val="left"/>
+      <w:pPr>
+        <w:tabs>
+          <w:tab w:val="num" w:pos="5760"/>
+        </w:tabs>
+        <w:ind w:left="5760" w:hanging="360"/>
+      </w:pPr>
+      <w:rPr>
+        <w:rFonts w:ascii="Wingdings" w:hAnsi="Wingdings" w:hint="default"/>
+        <w:sz w:val="20"/>
+      </w:rPr>
+    </w:lvl>
+    <w:lvl w:ilvl="8" w:tentative="1">
+      <w:start w:val="1"/>
+      <w:numFmt w:val="bullet"/>
+      <w:lvlText w:val=""/>
+      <w:lvlJc w:val="left"/>
+      <w:pPr>
+        <w:tabs>
+          <w:tab w:val="num" w:pos="6480"/>
+        </w:tabs>
+        <w:ind w:left="6480" w:hanging="360"/>
+      </w:pPr>
+      <w:rPr>
+        <w:rFonts w:ascii="Wingdings" w:hAnsi="Wingdings" w:hint="default"/>
+        <w:sz w:val="20"/>
+      </w:rPr>
+    </w:lvl>
+  </w:abstractNum>
+  <w:abstractNum w:abstractNumId="4" w15:restartNumberingAfterBreak="0">
     <w:nsid w:val="456D37B5"/>
     <w:multiLevelType w:val="hybridMultilevel"/>
     <w:tmpl w:val="9C68F1EC"/>
@@ -4489,7 +6129,7 @@
       </w:rPr>
     </w:lvl>
   </w:abstractNum>
-  <w:abstractNum w:abstractNumId="3" w15:restartNumberingAfterBreak="0">
+  <w:abstractNum w:abstractNumId="5" w15:restartNumberingAfterBreak="0">
     <w:nsid w:val="48966142"/>
     <w:multiLevelType w:val="hybridMultilevel"/>
     <w:tmpl w:val="CAFA86E0"/>
@@ -4602,7 +6242,7 @@
       </w:rPr>
     </w:lvl>
   </w:abstractNum>
-  <w:abstractNum w:abstractNumId="4" w15:restartNumberingAfterBreak="0">
+  <w:abstractNum w:abstractNumId="6" w15:restartNumberingAfterBreak="0">
     <w:nsid w:val="5DC51CC9"/>
     <w:multiLevelType w:val="hybridMultilevel"/>
     <w:tmpl w:val="EB2EF4B2"/>
@@ -4715,7 +6355,7 @@
       </w:rPr>
     </w:lvl>
   </w:abstractNum>
-  <w:abstractNum w:abstractNumId="5" w15:restartNumberingAfterBreak="0">
+  <w:abstractNum w:abstractNumId="7" w15:restartNumberingAfterBreak="0">
     <w:nsid w:val="5FF34B41"/>
     <w:multiLevelType w:val="hybridMultilevel"/>
     <w:tmpl w:val="68D08222"/>
@@ -4828,7 +6468,7 @@
       </w:rPr>
     </w:lvl>
   </w:abstractNum>
-  <w:abstractNum w:abstractNumId="6" w15:restartNumberingAfterBreak="0">
+  <w:abstractNum w:abstractNumId="8" w15:restartNumberingAfterBreak="0">
     <w:nsid w:val="7F744897"/>
     <w:multiLevelType w:val="hybridMultilevel"/>
     <w:tmpl w:val="007A8AF0"/>
@@ -4942,25 +6582,31 @@
     </w:lvl>
   </w:abstractNum>
   <w:num w:numId="1" w16cid:durableId="1589923970">
+    <w:abstractNumId w:val="6"/>
+  </w:num>
+  <w:num w:numId="2" w16cid:durableId="771971177">
+    <w:abstractNumId w:val="7"/>
+  </w:num>
+  <w:num w:numId="3" w16cid:durableId="1245143598">
+    <w:abstractNumId w:val="8"/>
+  </w:num>
+  <w:num w:numId="4" w16cid:durableId="1049845946">
+    <w:abstractNumId w:val="5"/>
+  </w:num>
+  <w:num w:numId="5" w16cid:durableId="1634554761">
     <w:abstractNumId w:val="4"/>
   </w:num>
-  <w:num w:numId="2" w16cid:durableId="771971177">
-    <w:abstractNumId w:val="5"/>
-  </w:num>
-  <w:num w:numId="3" w16cid:durableId="1245143598">
-    <w:abstractNumId w:val="6"/>
-  </w:num>
-  <w:num w:numId="4" w16cid:durableId="1049845946">
-    <w:abstractNumId w:val="3"/>
-  </w:num>
-  <w:num w:numId="5" w16cid:durableId="1634554761">
+  <w:num w:numId="6" w16cid:durableId="355159301">
     <w:abstractNumId w:val="2"/>
-  </w:num>
-  <w:num w:numId="6" w16cid:durableId="355159301">
-    <w:abstractNumId w:val="1"/>
   </w:num>
   <w:num w:numId="7" w16cid:durableId="1568570495">
     <w:abstractNumId w:val="0"/>
+  </w:num>
+  <w:num w:numId="8" w16cid:durableId="2133673556">
+    <w:abstractNumId w:val="1"/>
+  </w:num>
+  <w:num w:numId="9" w16cid:durableId="1895500451">
+    <w:abstractNumId w:val="3"/>
   </w:num>
 </w:numbering>
 </file>
@@ -5617,6 +7263,43 @@
       <w:lang w:eastAsia="en-US"/>
     </w:rPr>
   </w:style>
+  <w:style w:type="paragraph" w:customStyle="1" w:styleId="code-line">
+    <w:name w:val="code-line"/>
+    <w:basedOn w:val="a0"/>
+    <w:rsid w:val="009A5B6E"/>
+    <w:pPr>
+      <w:spacing w:before="100" w:beforeAutospacing="1" w:after="100" w:afterAutospacing="1" w:line="240" w:lineRule="auto"/>
+    </w:pPr>
+    <w:rPr>
+      <w:rFonts w:ascii="宋体" w:eastAsia="宋体" w:hAnsi="宋体" w:cs="宋体"/>
+      <w:sz w:val="24"/>
+      <w:szCs w:val="24"/>
+    </w:rPr>
+  </w:style>
+  <w:style w:type="character" w:styleId="af1">
+    <w:name w:val="Strong"/>
+    <w:basedOn w:val="a1"/>
+    <w:uiPriority w:val="22"/>
+    <w:qFormat/>
+    <w:rsid w:val="009A5B6E"/>
+    <w:rPr>
+      <w:b/>
+      <w:bCs/>
+    </w:rPr>
+  </w:style>
+  <w:style w:type="character" w:styleId="HTML">
+    <w:name w:val="HTML Code"/>
+    <w:basedOn w:val="a1"/>
+    <w:uiPriority w:val="99"/>
+    <w:semiHidden/>
+    <w:unhideWhenUsed/>
+    <w:rsid w:val="009A5B6E"/>
+    <w:rPr>
+      <w:rFonts w:ascii="宋体" w:eastAsia="宋体" w:hAnsi="宋体" w:cs="宋体"/>
+      <w:sz w:val="24"/>
+      <w:szCs w:val="24"/>
+    </w:rPr>
+  </w:style>
 </w:styles>
 </file>
 
